--- a/outputs/documentos_tfg/metodologia_desarrollada_tfg.docx
+++ b/outputs/documentos_tfg/metodologia_desarrollada_tfg.docx
@@ -167,7 +167,7 @@
           <w:rFonts w:ascii="Times New Roman" w:hAnsi="Times New Roman"/>
           <w:sz w:val="24"/>
         </w:rPr>
-        <w:t>El Escenario B representa una alternativa en la que los purines se almacenan y se aplican directamente en campo. Sus etapas son B1: Almacenamiento de purines y B2: Aplicación en campo.</w:t>
+        <w:t>El Escenario B representa una alternativa en la que los purines se almacenan y se aplican directamente en campo de pastoreo. Sus etapas son B1: Almacenamiento de purines y B2: Aplicación de purines en campo de pastoreo.</w:t>
       </w:r>
     </w:p>
     <w:p>
@@ -263,7 +263,7 @@
           <w:rFonts w:ascii="Times New Roman" w:hAnsi="Times New Roman"/>
           <w:sz w:val="24"/>
         </w:rPr>
-        <w:t>B1: Almacenamiento de purines corresponde al almacenamiento de la mezcla líquida de estiércol, orina, agua de lavado y residuos arrastrados antes de su aplicación. B2: Aplicación en campo corresponde a la aplicación directa de purines sobre el terreno.</w:t>
+        <w:t>B1: Almacenamiento de purines corresponde al almacenamiento de la mezcla líquida de estiércol, orina, agua de lavado y residuos arrastrados antes de su aplicación. B2: Aplicación de purines en campo de pastoreo corresponde a la aplicación directa de purines sobre el terreno.</w:t>
       </w:r>
     </w:p>
     <w:p>
@@ -1578,7 +1578,7 @@
           </w:tcPr>
           <w:p>
             <w:r>
-              <w:t>B2: Aplicación en campo</w:t>
+              <w:t>B2: Aplicación de purines en campo de pastoreo</w:t>
             </w:r>
           </w:p>
         </w:tc>
@@ -1635,7 +1635,7 @@
           </w:tcPr>
           <w:p>
             <w:r>
-              <w:t>B2: Aplicación en campo</w:t>
+              <w:t>B2: Aplicación de purines en campo de pastoreo</w:t>
             </w:r>
           </w:p>
         </w:tc>
@@ -1692,7 +1692,7 @@
           </w:tcPr>
           <w:p>
             <w:r>
-              <w:t>B2: Aplicación en campo</w:t>
+              <w:t>B2: Aplicación de purines en campo de pastoreo</w:t>
             </w:r>
           </w:p>
         </w:tc>
@@ -4052,7 +4052,7 @@
           </w:tcPr>
           <w:p>
             <w:r>
-              <w:t>B2: Aplicación en campo</w:t>
+              <w:t>B2: Aplicación de purines en campo de pastoreo</w:t>
             </w:r>
           </w:p>
         </w:tc>
@@ -4120,7 +4120,7 @@
           </w:tcPr>
           <w:p>
             <w:r>
-              <w:t>B2: Aplicación en campo</w:t>
+              <w:t>B2: Aplicación de purines en campo de pastoreo</w:t>
             </w:r>
           </w:p>
         </w:tc>
@@ -4188,7 +4188,7 @@
           </w:tcPr>
           <w:p>
             <w:r>
-              <w:t>B2: Aplicación en campo</w:t>
+              <w:t>B2: Aplicación de purines en campo de pastoreo</w:t>
             </w:r>
           </w:p>
         </w:tc>
@@ -4254,7 +4254,7 @@
           </w:tcPr>
           <w:p>
             <w:r>
-              <w:t>B2: Aplicación en campo</w:t>
+              <w:t>B2: Aplicación de purines en campo de pastoreo</w:t>
             </w:r>
           </w:p>
         </w:tc>
@@ -4322,7 +4322,7 @@
           </w:tcPr>
           <w:p>
             <w:r>
-              <w:t>B2: Aplicación en campo</w:t>
+              <w:t>B2: Aplicación de purines en campo de pastoreo</w:t>
             </w:r>
           </w:p>
         </w:tc>
@@ -4390,7 +4390,7 @@
           </w:tcPr>
           <w:p>
             <w:r>
-              <w:t>B2: Aplicación en campo</w:t>
+              <w:t>B2: Aplicación de purines en campo de pastoreo</w:t>
             </w:r>
           </w:p>
         </w:tc>
@@ -9141,7 +9141,7 @@
           </w:tcPr>
           <w:p>
             <w:r>
-              <w:t>B2: Aplicación en campo</w:t>
+              <w:t>B2: Aplicación de purines en campo de pastoreo</w:t>
             </w:r>
           </w:p>
         </w:tc>
@@ -9231,7 +9231,7 @@
           </w:tcPr>
           <w:p>
             <w:r>
-              <w:t>B2: Aplicación en campo</w:t>
+              <w:t>B2: Aplicación de purines en campo de pastoreo</w:t>
             </w:r>
           </w:p>
         </w:tc>
@@ -9321,7 +9321,7 @@
           </w:tcPr>
           <w:p>
             <w:r>
-              <w:t>B2: Aplicación en campo</w:t>
+              <w:t>B2: Aplicación de purines en campo de pastoreo</w:t>
             </w:r>
           </w:p>
         </w:tc>
@@ -9409,7 +9409,7 @@
           </w:tcPr>
           <w:p>
             <w:r>
-              <w:t>B2: Aplicación en campo</w:t>
+              <w:t>B2: Aplicación de purines en campo de pastoreo</w:t>
             </w:r>
           </w:p>
         </w:tc>
@@ -9499,7 +9499,7 @@
           </w:tcPr>
           <w:p>
             <w:r>
-              <w:t>B2: Aplicación en campo</w:t>
+              <w:t>B2: Aplicación de purines en campo de pastoreo</w:t>
             </w:r>
           </w:p>
         </w:tc>
@@ -9589,7 +9589,7 @@
           </w:tcPr>
           <w:p>
             <w:r>
-              <w:t>B2: Aplicación en campo</w:t>
+              <w:t>B2: Aplicación de purines en campo de pastoreo</w:t>
             </w:r>
           </w:p>
         </w:tc>
@@ -9679,7 +9679,7 @@
           </w:tcPr>
           <w:p>
             <w:r>
-              <w:t>B2: Aplicación en campo</w:t>
+              <w:t>B2: Aplicación de purines en campo de pastoreo</w:t>
             </w:r>
           </w:p>
         </w:tc>
@@ -9769,7 +9769,7 @@
           </w:tcPr>
           <w:p>
             <w:r>
-              <w:t>B2: Aplicación en campo</w:t>
+              <w:t>B2: Aplicación de purines en campo de pastoreo</w:t>
             </w:r>
           </w:p>
         </w:tc>

--- a/outputs/documentos_tfg/metodologia_desarrollada_tfg.docx
+++ b/outputs/documentos_tfg/metodologia_desarrollada_tfg.docx
@@ -9,6 +9,7 @@
       <w:r>
         <w:rPr>
           <w:rFonts w:ascii="Times New Roman" w:hAnsi="Times New Roman"/>
+          <w:color w:val="000000"/>
         </w:rPr>
         <w:t>Metodología desarrollada del Análisis de Ciclo de Vida</w:t>
       </w:r>
@@ -20,6 +21,7 @@
       <w:r>
         <w:rPr>
           <w:rFonts w:ascii="Times New Roman" w:hAnsi="Times New Roman"/>
+          <w:color w:val="000000"/>
         </w:rPr>
         <w:t>1. Enfoque metodológico general del ACV</w:t>
       </w:r>
@@ -59,6 +61,7 @@
       <w:r>
         <w:rPr>
           <w:rFonts w:ascii="Times New Roman" w:hAnsi="Times New Roman"/>
+          <w:color w:val="000000"/>
         </w:rPr>
         <w:t>2. Sitio de estudio</w:t>
       </w:r>
@@ -98,6 +101,7 @@
       <w:r>
         <w:rPr>
           <w:rFonts w:ascii="Times New Roman" w:hAnsi="Times New Roman"/>
+          <w:color w:val="000000"/>
         </w:rPr>
         <w:t>3. Meta, alcance y unidad funcional</w:t>
       </w:r>
@@ -151,6 +155,7 @@
       <w:r>
         <w:rPr>
           <w:rFonts w:ascii="Times New Roman" w:hAnsi="Times New Roman"/>
+          <w:color w:val="000000"/>
         </w:rPr>
         <w:t>4. Escenarios evaluados</w:t>
       </w:r>
@@ -190,6 +195,7 @@
       <w:r>
         <w:rPr>
           <w:rFonts w:ascii="Times New Roman" w:hAnsi="Times New Roman"/>
+          <w:color w:val="000000"/>
         </w:rPr>
         <w:t>5. Fronteras del sistema</w:t>
       </w:r>
@@ -229,6 +235,7 @@
       <w:r>
         <w:rPr>
           <w:rFonts w:ascii="Times New Roman" w:hAnsi="Times New Roman"/>
+          <w:color w:val="000000"/>
         </w:rPr>
         <w:t>6. Etapas del Escenario A</w:t>
       </w:r>
@@ -268,6 +275,7 @@
       <w:r>
         <w:rPr>
           <w:rFonts w:ascii="Times New Roman" w:hAnsi="Times New Roman"/>
+          <w:color w:val="000000"/>
         </w:rPr>
         <w:t>7. Etapas del Escenario B</w:t>
       </w:r>
@@ -307,6 +315,7 @@
       <w:r>
         <w:rPr>
           <w:rFonts w:ascii="Times New Roman" w:hAnsi="Times New Roman"/>
+          <w:color w:val="000000"/>
         </w:rPr>
         <w:t>8. Datos de entrada usados para el ICV</w:t>
       </w:r>
@@ -375,6 +384,7 @@
         <w:rPr>
           <w:rFonts w:ascii="Times New Roman" w:hAnsi="Times New Roman"/>
           <w:b/>
+          <w:color w:val="000000"/>
         </w:rPr>
         <w:t>Tabla 1</w:t>
       </w:r>
@@ -387,6 +397,7 @@
         <w:rPr>
           <w:rFonts w:ascii="Times New Roman" w:hAnsi="Times New Roman"/>
           <w:i/>
+          <w:color w:val="000000"/>
         </w:rPr>
         <w:t>Caracterización fisicoquímica de los materiales analizados.</w:t>
       </w:r>
@@ -915,6 +926,7 @@
         <w:rPr>
           <w:rFonts w:ascii="Times New Roman" w:hAnsi="Times New Roman"/>
           <w:b/>
+          <w:color w:val="000000"/>
         </w:rPr>
         <w:t>Tabla 2</w:t>
       </w:r>
@@ -927,6 +939,7 @@
         <w:rPr>
           <w:rFonts w:ascii="Times New Roman" w:hAnsi="Times New Roman"/>
           <w:i/>
+          <w:color w:val="000000"/>
         </w:rPr>
         <w:t>Flujos considerados para el inventario de ciclo de vida.</w:t>
       </w:r>
@@ -1222,7 +1235,7 @@
                 <w:b w:val="0"/>
                 <w:sz w:val="24"/>
               </w:rPr>
-              <w:t>kg/ano</w:t>
+              <w:t>kg/año</w:t>
             </w:r>
           </w:p>
         </w:tc>
@@ -1359,7 +1372,7 @@
                 <w:b w:val="0"/>
                 <w:sz w:val="24"/>
               </w:rPr>
-              <w:t>L/ano</w:t>
+              <w:t>L/año</w:t>
             </w:r>
           </w:p>
         </w:tc>
@@ -1496,7 +1509,7 @@
                 <w:b w:val="0"/>
                 <w:sz w:val="24"/>
               </w:rPr>
-              <w:t>kg eq/ano</w:t>
+              <w:t>kg eq/año</w:t>
             </w:r>
           </w:p>
         </w:tc>
@@ -1633,7 +1646,7 @@
                 <w:b w:val="0"/>
                 <w:sz w:val="24"/>
               </w:rPr>
-              <w:t>kg/ano</w:t>
+              <w:t>kg/año</w:t>
             </w:r>
           </w:p>
         </w:tc>
@@ -1770,7 +1783,7 @@
                 <w:b w:val="0"/>
                 <w:sz w:val="24"/>
               </w:rPr>
-              <w:t>L/ano</w:t>
+              <w:t>L/año</w:t>
             </w:r>
           </w:p>
         </w:tc>
@@ -1907,7 +1920,7 @@
                 <w:b w:val="0"/>
                 <w:sz w:val="24"/>
               </w:rPr>
-              <w:t>kg eq/ano</w:t>
+              <w:t>kg eq/año</w:t>
             </w:r>
           </w:p>
         </w:tc>
@@ -2044,7 +2057,7 @@
                 <w:b w:val="0"/>
                 <w:sz w:val="24"/>
               </w:rPr>
-              <w:t>kg/ano</w:t>
+              <w:t>kg/año</w:t>
             </w:r>
           </w:p>
         </w:tc>
@@ -2181,7 +2194,7 @@
                 <w:b w:val="0"/>
                 <w:sz w:val="24"/>
               </w:rPr>
-              <w:t>L/ano</w:t>
+              <w:t>L/año</w:t>
             </w:r>
           </w:p>
         </w:tc>
@@ -2318,7 +2331,7 @@
                 <w:b w:val="0"/>
                 <w:sz w:val="24"/>
               </w:rPr>
-              <w:t>kg eq/ano</w:t>
+              <w:t>kg eq/año</w:t>
             </w:r>
           </w:p>
         </w:tc>
@@ -2455,7 +2468,7 @@
                 <w:b w:val="0"/>
                 <w:sz w:val="24"/>
               </w:rPr>
-              <w:t>kg/ano</w:t>
+              <w:t>kg/año</w:t>
             </w:r>
           </w:p>
         </w:tc>
@@ -2592,7 +2605,7 @@
                 <w:b w:val="0"/>
                 <w:sz w:val="24"/>
               </w:rPr>
-              <w:t>L/ano</w:t>
+              <w:t>L/año</w:t>
             </w:r>
           </w:p>
         </w:tc>
@@ -2729,7 +2742,7 @@
                 <w:b w:val="0"/>
                 <w:sz w:val="24"/>
               </w:rPr>
-              <w:t>kg eq/ano</w:t>
+              <w:t>kg eq/año</w:t>
             </w:r>
           </w:p>
         </w:tc>
@@ -2866,7 +2879,7 @@
                 <w:b w:val="0"/>
                 <w:sz w:val="24"/>
               </w:rPr>
-              <w:t>kg/ano</w:t>
+              <w:t>kg/año</w:t>
             </w:r>
           </w:p>
         </w:tc>
@@ -3003,7 +3016,7 @@
                 <w:b w:val="0"/>
                 <w:sz w:val="24"/>
               </w:rPr>
-              <w:t>L/ano</w:t>
+              <w:t>L/año</w:t>
             </w:r>
           </w:p>
         </w:tc>
@@ -3140,7 +3153,7 @@
                 <w:b w:val="0"/>
                 <w:sz w:val="24"/>
               </w:rPr>
-              <w:t>kg eq/ano</w:t>
+              <w:t>kg eq/año</w:t>
             </w:r>
           </w:p>
         </w:tc>
@@ -3277,7 +3290,7 @@
                 <w:b w:val="0"/>
                 <w:sz w:val="24"/>
               </w:rPr>
-              <w:t>kg/ano</w:t>
+              <w:t>kg/año</w:t>
             </w:r>
           </w:p>
         </w:tc>
@@ -3414,7 +3427,7 @@
                 <w:b w:val="0"/>
                 <w:sz w:val="24"/>
               </w:rPr>
-              <w:t>L/ano</w:t>
+              <w:t>L/año</w:t>
             </w:r>
           </w:p>
         </w:tc>
@@ -3551,7 +3564,7 @@
                 <w:b w:val="0"/>
                 <w:sz w:val="24"/>
               </w:rPr>
-              <w:t>kg eq/ano</w:t>
+              <w:t>kg eq/año</w:t>
             </w:r>
           </w:p>
         </w:tc>
@@ -3605,6 +3618,7 @@
         <w:rPr>
           <w:rFonts w:ascii="Times New Roman" w:hAnsi="Times New Roman"/>
           <w:b/>
+          <w:color w:val="000000"/>
         </w:rPr>
         <w:t>Figura M1</w:t>
       </w:r>
@@ -3617,6 +3631,7 @@
         <w:rPr>
           <w:rFonts w:ascii="Times New Roman" w:hAnsi="Times New Roman"/>
           <w:i/>
+          <w:color w:val="000000"/>
         </w:rPr>
         <w:t>Masa equivalente total por etapa y escenario.</w:t>
       </w:r>
@@ -3628,6 +3643,7 @@
       <w:r>
         <w:rPr>
           <w:rFonts w:ascii="Times New Roman" w:hAnsi="Times New Roman"/>
+          <w:color w:val="000000"/>
         </w:rPr>
         <w:t>9. Muestreo y análisis de laboratorio</w:t>
       </w:r>
@@ -3681,6 +3697,7 @@
       <w:r>
         <w:rPr>
           <w:rFonts w:ascii="Times New Roman" w:hAnsi="Times New Roman"/>
+          <w:color w:val="000000"/>
         </w:rPr>
         <w:t>10. Organización y procesamiento de datos</w:t>
       </w:r>
@@ -3721,6 +3738,7 @@
         <w:rPr>
           <w:rFonts w:ascii="Times New Roman" w:hAnsi="Times New Roman"/>
           <w:b/>
+          <w:color w:val="000000"/>
         </w:rPr>
         <w:t>Tabla 3</w:t>
       </w:r>
@@ -3733,6 +3751,7 @@
         <w:rPr>
           <w:rFonts w:ascii="Times New Roman" w:hAnsi="Times New Roman"/>
           <w:i/>
+          <w:color w:val="000000"/>
         </w:rPr>
         <w:t>Parámetros principales del modelo de estimación de emisiones.</w:t>
       </w:r>
@@ -4575,7 +4594,7 @@
                 <w:b w:val="0"/>
                 <w:sz w:val="24"/>
               </w:rPr>
-              <w:t>kg eq/ano</w:t>
+              <w:t>kg eq/año</w:t>
             </w:r>
           </w:p>
         </w:tc>
@@ -5559,7 +5578,7 @@
                 <w:b w:val="0"/>
                 <w:sz w:val="24"/>
               </w:rPr>
-              <w:t>kg eq/ano</w:t>
+              <w:t>kg eq/año</w:t>
             </w:r>
           </w:p>
         </w:tc>
@@ -6543,7 +6562,7 @@
                 <w:b w:val="0"/>
                 <w:sz w:val="24"/>
               </w:rPr>
-              <w:t>kg eq/ano</w:t>
+              <w:t>kg eq/año</w:t>
             </w:r>
           </w:p>
         </w:tc>
@@ -7526,7 +7545,7 @@
                 <w:b w:val="0"/>
                 <w:sz w:val="24"/>
               </w:rPr>
-              <w:t>kg eq/ano</w:t>
+              <w:t>kg eq/año</w:t>
             </w:r>
           </w:p>
         </w:tc>
@@ -8510,7 +8529,7 @@
                 <w:b w:val="0"/>
                 <w:sz w:val="24"/>
               </w:rPr>
-              <w:t>kg eq/ano</w:t>
+              <w:t>kg eq/año</w:t>
             </w:r>
           </w:p>
         </w:tc>
@@ -9493,7 +9512,7 @@
                 <w:b w:val="0"/>
                 <w:sz w:val="24"/>
               </w:rPr>
-              <w:t>kg eq/ano</w:t>
+              <w:t>kg eq/año</w:t>
             </w:r>
           </w:p>
         </w:tc>
@@ -9834,6 +9853,7 @@
       <w:r>
         <w:rPr>
           <w:rFonts w:ascii="Times New Roman" w:hAnsi="Times New Roman"/>
+          <w:color w:val="000000"/>
         </w:rPr>
         <w:t>11. Cálculo de humedad y materia seca</w:t>
       </w:r>
@@ -9899,6 +9919,7 @@
       <w:r>
         <w:rPr>
           <w:rFonts w:ascii="Times New Roman" w:hAnsi="Times New Roman"/>
+          <w:color w:val="000000"/>
         </w:rPr>
         <w:t>12. Cálculo de cenizas y sólidos volátiles</w:t>
       </w:r>
@@ -9978,6 +9999,7 @@
       <w:r>
         <w:rPr>
           <w:rFonts w:ascii="Times New Roman" w:hAnsi="Times New Roman"/>
+          <w:color w:val="000000"/>
         </w:rPr>
         <w:t>13. Procesamiento de nitrógeno total</w:t>
       </w:r>
@@ -10071,6 +10093,7 @@
       <w:r>
         <w:rPr>
           <w:rFonts w:ascii="Times New Roman" w:hAnsi="Times New Roman"/>
+          <w:color w:val="000000"/>
         </w:rPr>
         <w:t>14. Trazabilidad de masa seca mediante conservación de cenizas</w:t>
       </w:r>
@@ -10163,6 +10186,7 @@
       <w:r>
         <w:rPr>
           <w:rFonts w:ascii="Times New Roman" w:hAnsi="Times New Roman"/>
+          <w:color w:val="000000"/>
         </w:rPr>
         <w:t>15. Construcción de flujos del inventario</w:t>
       </w:r>
@@ -10216,6 +10240,7 @@
       <w:r>
         <w:rPr>
           <w:rFonts w:ascii="Times New Roman" w:hAnsi="Times New Roman"/>
+          <w:color w:val="000000"/>
         </w:rPr>
         <w:t>16. Normalización respecto a la unidad funcional</w:t>
       </w:r>
@@ -10255,6 +10280,7 @@
       <w:r>
         <w:rPr>
           <w:rFonts w:ascii="Times New Roman" w:hAnsi="Times New Roman"/>
+          <w:color w:val="000000"/>
         </w:rPr>
         <w:t>17. Aplicación de ecuaciones IPCC</w:t>
       </w:r>
@@ -10294,6 +10320,7 @@
       <w:r>
         <w:rPr>
           <w:rFonts w:ascii="Times New Roman" w:hAnsi="Times New Roman"/>
+          <w:color w:val="000000"/>
         </w:rPr>
         <w:t>18. Estimación de emisiones</w:t>
       </w:r>
@@ -10333,6 +10360,7 @@
       <w:r>
         <w:rPr>
           <w:rFonts w:ascii="Times New Roman" w:hAnsi="Times New Roman"/>
+          <w:color w:val="000000"/>
         </w:rPr>
         <w:t>19. Evaluación de impacto de ciclo de vida</w:t>
       </w:r>
@@ -10373,6 +10401,7 @@
         <w:rPr>
           <w:rFonts w:ascii="Times New Roman" w:hAnsi="Times New Roman"/>
           <w:b/>
+          <w:color w:val="000000"/>
         </w:rPr>
         <w:t>Tabla 4</w:t>
       </w:r>
@@ -10385,6 +10414,7 @@
         <w:rPr>
           <w:rFonts w:ascii="Times New Roman" w:hAnsi="Times New Roman"/>
           <w:i/>
+          <w:color w:val="000000"/>
         </w:rPr>
         <w:t>Factores de caracterización para las categorías de impacto.</w:t>
       </w:r>
@@ -11078,6 +11108,7 @@
       <w:r>
         <w:rPr>
           <w:rFonts w:ascii="Times New Roman" w:hAnsi="Times New Roman"/>
+          <w:color w:val="000000"/>
         </w:rPr>
         <w:t>20. Supuestos metodológicos</w:t>
       </w:r>
@@ -11117,6 +11148,7 @@
       <w:r>
         <w:rPr>
           <w:rFonts w:ascii="Times New Roman" w:hAnsi="Times New Roman"/>
+          <w:color w:val="000000"/>
         </w:rPr>
         <w:t>21. Limitaciones metodológicas</w:t>
       </w:r>
@@ -11156,6 +11188,7 @@
       <w:r>
         <w:rPr>
           <w:rFonts w:ascii="Times New Roman" w:hAnsi="Times New Roman"/>
+          <w:color w:val="000000"/>
         </w:rPr>
         <w:t>Apéndices internos de metodología</w:t>
       </w:r>
@@ -11181,6 +11214,7 @@
       <w:r>
         <w:rPr>
           <w:rFonts w:ascii="Times New Roman" w:hAnsi="Times New Roman"/>
+          <w:color w:val="000000"/>
         </w:rPr>
         <w:t>Apéndice interno A. Parámetros completos del modelo ACV</w:t>
       </w:r>
@@ -11193,6 +11227,7 @@
         <w:rPr>
           <w:rFonts w:ascii="Times New Roman" w:hAnsi="Times New Roman"/>
           <w:b/>
+          <w:color w:val="000000"/>
         </w:rPr>
         <w:t>Tabla M1</w:t>
       </w:r>
@@ -11205,6 +11240,7 @@
         <w:rPr>
           <w:rFonts w:ascii="Times New Roman" w:hAnsi="Times New Roman"/>
           <w:i/>
+          <w:color w:val="000000"/>
         </w:rPr>
         <w:t>Parámetros completos usados por escenario y etapa.</w:t>
       </w:r>
@@ -12319,7 +12355,7 @@
                 <w:b w:val="0"/>
                 <w:sz w:val="24"/>
               </w:rPr>
-              <w:t>kg eq/ano</w:t>
+              <w:t>kg eq/año</w:t>
             </w:r>
           </w:p>
         </w:tc>
@@ -14063,7 +14099,7 @@
                 <w:b w:val="0"/>
                 <w:sz w:val="24"/>
               </w:rPr>
-              <w:t>kg eq/ano</w:t>
+              <w:t>kg eq/año</w:t>
             </w:r>
           </w:p>
         </w:tc>
@@ -15807,7 +15843,7 @@
                 <w:b w:val="0"/>
                 <w:sz w:val="24"/>
               </w:rPr>
-              <w:t>kg eq/ano</w:t>
+              <w:t>kg eq/año</w:t>
             </w:r>
           </w:p>
         </w:tc>
@@ -17550,7 +17586,7 @@
                 <w:b w:val="0"/>
                 <w:sz w:val="24"/>
               </w:rPr>
-              <w:t>kg eq/ano</w:t>
+              <w:t>kg eq/año</w:t>
             </w:r>
           </w:p>
         </w:tc>
@@ -19294,7 +19330,7 @@
                 <w:b w:val="0"/>
                 <w:sz w:val="24"/>
               </w:rPr>
-              <w:t>kg eq/ano</w:t>
+              <w:t>kg eq/año</w:t>
             </w:r>
           </w:p>
         </w:tc>
@@ -21037,7 +21073,7 @@
                 <w:b w:val="0"/>
                 <w:sz w:val="24"/>
               </w:rPr>
-              <w:t>kg eq/ano</w:t>
+              <w:t>kg eq/año</w:t>
             </w:r>
           </w:p>
         </w:tc>
@@ -21922,6 +21958,7 @@
       <w:r>
         <w:rPr>
           <w:rFonts w:ascii="Times New Roman" w:hAnsi="Times New Roman"/>
+          <w:color w:val="000000"/>
         </w:rPr>
         <w:t>Apéndice interno B. Factores de emisión y caracterización</w:t>
       </w:r>
@@ -21934,6 +21971,7 @@
         <w:rPr>
           <w:rFonts w:ascii="Times New Roman" w:hAnsi="Times New Roman"/>
           <w:b/>
+          <w:color w:val="000000"/>
         </w:rPr>
         <w:t>Tabla M2</w:t>
       </w:r>
@@ -21946,6 +21984,7 @@
         <w:rPr>
           <w:rFonts w:ascii="Times New Roman" w:hAnsi="Times New Roman"/>
           <w:i/>
+          <w:color w:val="000000"/>
         </w:rPr>
         <w:t>Factores técnicos usados en el modelo.</w:t>
       </w:r>
@@ -28128,7 +28167,7 @@
                 <w:b w:val="0"/>
                 <w:sz w:val="24"/>
               </w:rPr>
-              <w:t>kg N/ano</w:t>
+              <w:t>kg N/año</w:t>
             </w:r>
           </w:p>
         </w:tc>
@@ -30317,6 +30356,7 @@
       <w:r>
         <w:rPr>
           <w:rFonts w:ascii="Times New Roman" w:hAnsi="Times New Roman"/>
+          <w:color w:val="000000"/>
         </w:rPr>
         <w:t>Apéndice interno C. Diccionario de variables metodológicas</w:t>
       </w:r>
@@ -30329,6 +30369,7 @@
         <w:rPr>
           <w:rFonts w:ascii="Times New Roman" w:hAnsi="Times New Roman"/>
           <w:b/>
+          <w:color w:val="000000"/>
         </w:rPr>
         <w:t>Tabla M3</w:t>
       </w:r>
@@ -30341,6 +30382,7 @@
         <w:rPr>
           <w:rFonts w:ascii="Times New Roman" w:hAnsi="Times New Roman"/>
           <w:i/>
+          <w:color w:val="000000"/>
         </w:rPr>
         <w:t>Diccionario de variables metodológicas.</w:t>
       </w:r>
@@ -31024,7 +31066,7 @@
                 <w:b w:val="0"/>
                 <w:sz w:val="24"/>
               </w:rPr>
-              <w:t>kg eq/ano</w:t>
+              <w:t>kg eq/año</w:t>
             </w:r>
           </w:p>
         </w:tc>
@@ -31522,7 +31564,7 @@
                 <w:b w:val="0"/>
                 <w:sz w:val="24"/>
               </w:rPr>
-              <w:t>kg CO₂-eq/ano o kg PO₄-eq/ano</w:t>
+              <w:t>kg CO₂-eq/año o kg PO₄-eq/año</w:t>
             </w:r>
           </w:p>
         </w:tc>
@@ -31908,6 +31950,7 @@
     </w:pPr>
     <w:rPr>
       <w:rFonts w:ascii="Times New Roman" w:hAnsi="Times New Roman" w:eastAsia="Times New Roman"/>
+      <w:color w:val="000000"/>
       <w:sz w:val="24"/>
     </w:rPr>
   </w:style>
@@ -31976,7 +32019,7 @@
       <w:b/>
       <w:bCs/>
       <w:i w:val="0"/>
-      <w:color w:val="365F91" w:themeColor="accent1" w:themeShade="BF"/>
+      <w:color w:val="000000"/>
       <w:sz w:val="24"/>
       <w:szCs w:val="28"/>
     </w:rPr>
@@ -32003,7 +32046,7 @@
       <w:b/>
       <w:bCs/>
       <w:i w:val="0"/>
-      <w:color w:val="4F81BD" w:themeColor="accent1"/>
+      <w:color w:val="000000"/>
       <w:sz w:val="24"/>
       <w:szCs w:val="26"/>
     </w:rPr>
@@ -32030,7 +32073,7 @@
       <w:b/>
       <w:bCs/>
       <w:i w:val="0"/>
-      <w:color w:val="4F81BD" w:themeColor="accent1"/>
+      <w:color w:val="000000"/>
       <w:sz w:val="24"/>
     </w:rPr>
   </w:style>
@@ -32274,7 +32317,7 @@
       <w:rFonts w:asciiTheme="majorHAnsi" w:eastAsiaTheme="majorEastAsia" w:hAnsiTheme="majorHAnsi" w:cstheme="majorBidi" w:ascii="Times New Roman" w:hAnsi="Times New Roman" w:eastAsia="Times New Roman"/>
       <w:b w:val="0"/>
       <w:i/>
-      <w:color w:val="17365D" w:themeColor="text2" w:themeShade="BF"/>
+      <w:color w:val="000000"/>
       <w:spacing w:val="5"/>
       <w:kern w:val="28"/>
       <w:sz w:val="32"/>
@@ -32313,7 +32356,7 @@
       <w:rFonts w:asciiTheme="majorHAnsi" w:eastAsiaTheme="majorEastAsia" w:hAnsiTheme="majorHAnsi" w:cstheme="majorBidi"/>
       <w:i/>
       <w:iCs/>
-      <w:color w:val="4F81BD" w:themeColor="accent1"/>
+      <w:color w:val="000000"/>
       <w:spacing w:val="15"/>
       <w:sz w:val="24"/>
       <w:szCs w:val="24"/>
@@ -32717,7 +32760,7 @@
     <w:rPr>
       <w:b/>
       <w:bCs/>
-      <w:color w:val="4F81BD" w:themeColor="accent1"/>
+      <w:color w:val="000000"/>
       <w:sz w:val="18"/>
       <w:szCs w:val="18"/>
     </w:rPr>
@@ -43618,6 +43661,7 @@
       <w:rFonts w:ascii="Times New Roman" w:hAnsi="Times New Roman" w:eastAsia="Times New Roman"/>
       <w:b/>
       <w:i w:val="0"/>
+      <w:color w:val="000000"/>
       <w:sz w:val="24"/>
     </w:rPr>
   </w:style>
@@ -43632,6 +43676,7 @@
       <w:rFonts w:ascii="Times New Roman" w:hAnsi="Times New Roman" w:eastAsia="Times New Roman"/>
       <w:b w:val="0"/>
       <w:i/>
+      <w:color w:val="000000"/>
       <w:sz w:val="24"/>
     </w:rPr>
   </w:style>

--- a/outputs/documentos_tfg/metodologia_desarrollada_tfg.docx
+++ b/outputs/documentos_tfg/metodologia_desarrollada_tfg.docx
@@ -3572,6 +3572,32 @@
     </w:tbl>
     <w:p>
       <w:pPr>
+        <w:pStyle w:val="Rótuloacadémico"/>
+      </w:pPr>
+      <w:r>
+        <w:rPr>
+          <w:rFonts w:ascii="Times New Roman" w:hAnsi="Times New Roman"/>
+          <w:b/>
+          <w:color w:val="000000"/>
+        </w:rPr>
+        <w:t>Figura M1</w:t>
+      </w:r>
+    </w:p>
+    <w:p>
+      <w:pPr>
+        <w:pStyle w:val="Descripciónacadémica"/>
+      </w:pPr>
+      <w:r>
+        <w:rPr>
+          <w:rFonts w:ascii="Times New Roman" w:hAnsi="Times New Roman"/>
+          <w:i/>
+          <w:color w:val="000000"/>
+        </w:rPr>
+        <w:t>Masa equivalente total por etapa y escenario.</w:t>
+      </w:r>
+    </w:p>
+    <w:p>
+      <w:pPr>
         <w:ind w:left="0" w:firstLine="0"/>
         <w:jc w:val="center"/>
       </w:pPr>
@@ -3608,32 +3634,6 @@
             </a:graphic>
           </wp:inline>
         </w:drawing>
-      </w:r>
-    </w:p>
-    <w:p>
-      <w:pPr>
-        <w:pStyle w:val="Rótuloacadémico"/>
-      </w:pPr>
-      <w:r>
-        <w:rPr>
-          <w:rFonts w:ascii="Times New Roman" w:hAnsi="Times New Roman"/>
-          <w:b/>
-          <w:color w:val="000000"/>
-        </w:rPr>
-        <w:t>Figura M1</w:t>
-      </w:r>
-    </w:p>
-    <w:p>
-      <w:pPr>
-        <w:pStyle w:val="Descripciónacadémica"/>
-      </w:pPr>
-      <w:r>
-        <w:rPr>
-          <w:rFonts w:ascii="Times New Roman" w:hAnsi="Times New Roman"/>
-          <w:i/>
-          <w:color w:val="000000"/>
-        </w:rPr>
-        <w:t>Masa equivalente total por etapa y escenario.</w:t>
       </w:r>
     </w:p>
     <w:p>

--- a/outputs/documentos_tfg/metodologia_desarrollada_tfg.docx
+++ b/outputs/documentos_tfg/metodologia_desarrollada_tfg.docx
@@ -3604,7 +3604,7 @@
       <w:r>
         <w:drawing>
           <wp:inline xmlns:a="http://schemas.openxmlformats.org/drawingml/2006/main" xmlns:pic="http://schemas.openxmlformats.org/drawingml/2006/picture">
-            <wp:extent cx="5669280" cy="2802840"/>
+            <wp:extent cx="5669280" cy="2808756"/>
             <wp:docPr id="1" name="Picture 1"/>
             <wp:cNvGraphicFramePr>
               <a:graphicFrameLocks noChangeAspect="1"/>
@@ -3625,7 +3625,7 @@
                   <pic:spPr>
                     <a:xfrm>
                       <a:off x="0" y="0"/>
-                      <a:ext cx="5669280" cy="2802840"/>
+                      <a:ext cx="5669280" cy="2808756"/>
                     </a:xfrm>
                     <a:prstGeom prst="rect"/>
                   </pic:spPr>
@@ -3728,6 +3728,20 @@
           <w:sz w:val="24"/>
         </w:rPr>
         <w:t>Posteriormente, las variables de laboratorio fueron transformadas en fracciones o masas equivalentes según la unidad requerida por cada ecuación. Los parámetros principales empleados en este proceso se presentan en la Tabla 3.</w:t>
+      </w:r>
+    </w:p>
+    <w:p>
+      <w:pPr>
+        <w:spacing w:line="240" w:lineRule="auto" w:before="0" w:after="0"/>
+        <w:ind w:left="100" w:firstLine="719"/>
+        <w:jc w:val="both"/>
+      </w:pPr>
+      <w:r>
+        <w:rPr>
+          <w:rFonts w:ascii="Times New Roman" w:hAnsi="Times New Roman"/>
+          <w:sz w:val="24"/>
+        </w:rPr>
+        <w:t>La información completa de los parámetros utilizados en el modelo se presenta en el Apéndice interno A, Parámetros completos del modelo ACV.</w:t>
       </w:r>
     </w:p>
     <w:p>
@@ -10034,6 +10048,20 @@
     </w:p>
     <w:p>
       <w:pPr>
+        <w:spacing w:line="240" w:lineRule="auto" w:before="0" w:after="0"/>
+        <w:ind w:left="100" w:firstLine="719"/>
+        <w:jc w:val="both"/>
+      </w:pPr>
+      <w:r>
+        <w:rPr>
+          <w:rFonts w:ascii="Times New Roman" w:hAnsi="Times New Roman"/>
+          <w:sz w:val="24"/>
+        </w:rPr>
+        <w:t>La definición académica de las variables empleadas en esta sección y en las demás ecuaciones se reúne en el Apéndice interno C, Diccionario de variables metodológicas.</w:t>
+      </w:r>
+    </w:p>
+    <w:p>
+      <w:pPr>
         <w:ind w:left="0" w:firstLine="0"/>
         <w:jc w:val="center"/>
       </w:pPr>
@@ -10056,7 +10084,7 @@
           <w:rFonts w:ascii="Times New Roman" w:hAnsi="Times New Roman"/>
           <w:sz w:val="24"/>
         </w:rPr>
-        <w:t>Donde: n ex,pct = nitrógeno total reportado en porcentaje, %; n ex,fraction = fracción másica de nitrógeno, kg N/kg muestra.</w:t>
+        <w:t>Donde: n ex,pct = nitrógeno total reportado en porcentaje, %; n ex,Fracción = fracción másica de nitrógeno, kg N/kg muestra.</w:t>
       </w:r>
     </w:p>
     <w:p>
@@ -10315,6 +10343,20 @@
     </w:p>
     <w:p>
       <w:pPr>
+        <w:spacing w:line="240" w:lineRule="auto" w:before="0" w:after="0"/>
+        <w:ind w:left="100" w:firstLine="719"/>
+        <w:jc w:val="both"/>
+      </w:pPr>
+      <w:r>
+        <w:rPr>
+          <w:rFonts w:ascii="Times New Roman" w:hAnsi="Times New Roman"/>
+          <w:sz w:val="24"/>
+        </w:rPr>
+        <w:t>Los factores de emisión y caracterización empleados en estas estimaciones se detallan en el Apéndice interno B, Factores de emisión y caracterización.</w:t>
+      </w:r>
+    </w:p>
+    <w:p>
+      <w:pPr>
         <w:pStyle w:val="Heading2"/>
       </w:pPr>
       <w:r>
@@ -10336,7 +10378,7 @@
           <w:rFonts w:ascii="Times New Roman" w:hAnsi="Times New Roman"/>
           <w:sz w:val="24"/>
         </w:rPr>
-        <w:t>Las emisiones se estimaron por escenario, etapa y sustancia. Las sustancias consideradas fueron CO₂, CH₄, N₂O, NH₃ y NO₃⁻. Las ecuaciones de nitrógeno utilizaron n ex,fraction como fracción másica de entrada.</w:t>
+        <w:t>Las emisiones se estimaron por escenario, etapa y sustancia. Las sustancias consideradas fueron CO₂, CH₄, N₂O, NH₃ y NO₃⁻. Las ecuaciones de nitrógeno utilizaron n ex,Fracción como fracción másica de entrada.</w:t>
       </w:r>
     </w:p>
     <w:p>

--- a/outputs/documentos_tfg/metodologia_desarrollada_tfg.docx
+++ b/outputs/documentos_tfg/metodologia_desarrollada_tfg.docx
@@ -10352,6 +10352,20 @@
           <w:rFonts w:ascii="Times New Roman" w:hAnsi="Times New Roman"/>
           <w:sz w:val="24"/>
         </w:rPr>
+        <w:t>Los factores asociados con las ecuaciones de estimación de emisiones se organizaron de acuerdo con la metodología IPCC. Los factores Factor medidos utilizados para relacionar el residuo seco o estiércol precompostado con emisiones de gases de efecto invernadero fueron tomados de Jjagwe et al. (2019).</w:t>
+      </w:r>
+    </w:p>
+    <w:p>
+      <w:pPr>
+        <w:spacing w:line="240" w:lineRule="auto" w:before="0" w:after="0"/>
+        <w:ind w:left="100" w:firstLine="719"/>
+        <w:jc w:val="both"/>
+      </w:pPr>
+      <w:r>
+        <w:rPr>
+          <w:rFonts w:ascii="Times New Roman" w:hAnsi="Times New Roman"/>
+          <w:sz w:val="24"/>
+        </w:rPr>
         <w:t>Los factores de emisión y caracterización empleados en estas estimaciones se detallan en el Apéndice interno B, Factores de emisión y caracterización.</w:t>
       </w:r>
     </w:p>
@@ -11206,7 +11220,7 @@
           <w:rFonts w:ascii="Times New Roman" w:hAnsi="Times New Roman"/>
           <w:sz w:val="24"/>
         </w:rPr>
-        <w:t>La estimación depende de la representatividad de las muestras de laboratorio y de la duración del muestreo de agua y estiércol. Además, la asignación de sistemas de manejo por etapa y la selección de factores de caracterización deben ser respaldadas con fuentes bibliográficas en la versión final del TFG.</w:t>
+        <w:t>La estimación depende de la representatividad de las muestras de laboratorio y de la duración del muestreo de agua y estiércol. La fuente metodológica de los factores de eutrofización y la conversión estequiométrica aplicada al nitrato requieren revisión bibliográfica antes de la versión final del TFG.</w:t>
       </w:r>
     </w:p>
     <w:p>
@@ -22047,16 +22061,17 @@
         </w:tblBorders>
       </w:tblPr>
       <w:tblGrid>
-        <w:gridCol w:w="1916"/>
-        <w:gridCol w:w="1916"/>
-        <w:gridCol w:w="1916"/>
-        <w:gridCol w:w="1916"/>
-        <w:gridCol w:w="1916"/>
+        <w:gridCol w:w="1597"/>
+        <w:gridCol w:w="1597"/>
+        <w:gridCol w:w="1597"/>
+        <w:gridCol w:w="1597"/>
+        <w:gridCol w:w="1597"/>
+        <w:gridCol w:w="1597"/>
       </w:tblGrid>
       <w:tr>
         <w:tc>
           <w:tcPr>
-            <w:tcW w:type="dxa" w:w="1916"/>
+            <w:tcW w:type="dxa" w:w="1597"/>
             <w:vAlign w:val="center"/>
             <w:tcMar>
               <w:top w:w="72" w:type="dxa"/>
@@ -22083,7 +22098,7 @@
         </w:tc>
         <w:tc>
           <w:tcPr>
-            <w:tcW w:type="dxa" w:w="1916"/>
+            <w:tcW w:type="dxa" w:w="1597"/>
             <w:vAlign w:val="center"/>
             <w:tcMar>
               <w:top w:w="72" w:type="dxa"/>
@@ -22110,7 +22125,7 @@
         </w:tc>
         <w:tc>
           <w:tcPr>
-            <w:tcW w:type="dxa" w:w="1916"/>
+            <w:tcW w:type="dxa" w:w="1597"/>
             <w:vAlign w:val="center"/>
             <w:tcMar>
               <w:top w:w="72" w:type="dxa"/>
@@ -22137,7 +22152,7 @@
         </w:tc>
         <w:tc>
           <w:tcPr>
-            <w:tcW w:type="dxa" w:w="1916"/>
+            <w:tcW w:type="dxa" w:w="1597"/>
             <w:vAlign w:val="center"/>
             <w:tcMar>
               <w:top w:w="72" w:type="dxa"/>
@@ -22164,7 +22179,7 @@
         </w:tc>
         <w:tc>
           <w:tcPr>
-            <w:tcW w:type="dxa" w:w="1916"/>
+            <w:tcW w:type="dxa" w:w="1597"/>
             <w:vAlign w:val="center"/>
             <w:tcMar>
               <w:top w:w="72" w:type="dxa"/>
@@ -22186,6 +22201,33 @@
                 <w:sz w:val="24"/>
               </w:rPr>
               <w:t>Unidad</w:t>
+            </w:r>
+          </w:p>
+        </w:tc>
+        <w:tc>
+          <w:tcPr>
+            <w:tcW w:type="dxa" w:w="1597"/>
+            <w:vAlign w:val="center"/>
+            <w:tcMar>
+              <w:top w:w="72" w:type="dxa"/>
+              <w:left w:w="72" w:type="dxa"/>
+              <w:bottom w:w="72" w:type="dxa"/>
+              <w:right w:w="72" w:type="dxa"/>
+            </w:tcMar>
+          </w:tcPr>
+          <w:p>
+            <w:pPr>
+              <w:spacing w:line="240" w:lineRule="auto" w:before="0" w:after="0"/>
+              <w:ind w:left="0" w:firstLine="0"/>
+              <w:jc w:val="center"/>
+            </w:pPr>
+            <w:r>
+              <w:rPr>
+                <w:rFonts w:ascii="Times New Roman" w:hAnsi="Times New Roman"/>
+                <w:b/>
+                <w:sz w:val="24"/>
+              </w:rPr>
+              <w:t>Referencia metodológica</w:t>
             </w:r>
           </w:p>
         </w:tc>
@@ -22193,7 +22235,7 @@
       <w:tr>
         <w:tc>
           <w:tcPr>
-            <w:tcW w:type="dxa" w:w="1916"/>
+            <w:tcW w:type="dxa" w:w="1597"/>
             <w:vAlign w:val="center"/>
             <w:tcMar>
               <w:top w:w="72" w:type="dxa"/>
@@ -22220,7 +22262,7 @@
         </w:tc>
         <w:tc>
           <w:tcPr>
-            <w:tcW w:type="dxa" w:w="1916"/>
+            <w:tcW w:type="dxa" w:w="1597"/>
             <w:vAlign w:val="center"/>
             <w:tcMar>
               <w:top w:w="72" w:type="dxa"/>
@@ -22247,7 +22289,7 @@
         </w:tc>
         <w:tc>
           <w:tcPr>
-            <w:tcW w:type="dxa" w:w="1916"/>
+            <w:tcW w:type="dxa" w:w="1597"/>
             <w:vAlign w:val="center"/>
             <w:tcMar>
               <w:top w:w="72" w:type="dxa"/>
@@ -22274,7 +22316,7 @@
         </w:tc>
         <w:tc>
           <w:tcPr>
-            <w:tcW w:type="dxa" w:w="1916"/>
+            <w:tcW w:type="dxa" w:w="1597"/>
             <w:vAlign w:val="center"/>
             <w:tcMar>
               <w:top w:w="72" w:type="dxa"/>
@@ -22301,7 +22343,7 @@
         </w:tc>
         <w:tc>
           <w:tcPr>
-            <w:tcW w:type="dxa" w:w="1916"/>
+            <w:tcW w:type="dxa" w:w="1597"/>
             <w:vAlign w:val="center"/>
             <w:tcMar>
               <w:top w:w="72" w:type="dxa"/>
@@ -22323,6 +22365,33 @@
                 <w:sz w:val="24"/>
               </w:rPr>
               <w:t>%</w:t>
+            </w:r>
+          </w:p>
+        </w:tc>
+        <w:tc>
+          <w:tcPr>
+            <w:tcW w:type="dxa" w:w="1597"/>
+            <w:vAlign w:val="center"/>
+            <w:tcMar>
+              <w:top w:w="72" w:type="dxa"/>
+              <w:left w:w="72" w:type="dxa"/>
+              <w:bottom w:w="72" w:type="dxa"/>
+              <w:right w:w="72" w:type="dxa"/>
+            </w:tcMar>
+          </w:tcPr>
+          <w:p>
+            <w:pPr>
+              <w:spacing w:line="240" w:lineRule="auto" w:before="0" w:after="0"/>
+              <w:ind w:left="0" w:firstLine="0"/>
+              <w:jc w:val="center"/>
+            </w:pPr>
+            <w:r>
+              <w:rPr>
+                <w:rFonts w:ascii="Times New Roman" w:hAnsi="Times New Roman"/>
+                <w:b w:val="0"/>
+                <w:sz w:val="24"/>
+              </w:rPr>
+              <w:t>IPCC</w:t>
             </w:r>
           </w:p>
         </w:tc>
@@ -22330,7 +22399,7 @@
       <w:tr>
         <w:tc>
           <w:tcPr>
-            <w:tcW w:type="dxa" w:w="1916"/>
+            <w:tcW w:type="dxa" w:w="1597"/>
             <w:vAlign w:val="center"/>
             <w:tcMar>
               <w:top w:w="72" w:type="dxa"/>
@@ -22357,7 +22426,7 @@
         </w:tc>
         <w:tc>
           <w:tcPr>
-            <w:tcW w:type="dxa" w:w="1916"/>
+            <w:tcW w:type="dxa" w:w="1597"/>
             <w:vAlign w:val="center"/>
             <w:tcMar>
               <w:top w:w="72" w:type="dxa"/>
@@ -22384,7 +22453,7 @@
         </w:tc>
         <w:tc>
           <w:tcPr>
-            <w:tcW w:type="dxa" w:w="1916"/>
+            <w:tcW w:type="dxa" w:w="1597"/>
             <w:vAlign w:val="center"/>
             <w:tcMar>
               <w:top w:w="72" w:type="dxa"/>
@@ -22411,7 +22480,7 @@
         </w:tc>
         <w:tc>
           <w:tcPr>
-            <w:tcW w:type="dxa" w:w="1916"/>
+            <w:tcW w:type="dxa" w:w="1597"/>
             <w:vAlign w:val="center"/>
             <w:tcMar>
               <w:top w:w="72" w:type="dxa"/>
@@ -22438,7 +22507,7 @@
         </w:tc>
         <w:tc>
           <w:tcPr>
-            <w:tcW w:type="dxa" w:w="1916"/>
+            <w:tcW w:type="dxa" w:w="1597"/>
             <w:vAlign w:val="center"/>
             <w:tcMar>
               <w:top w:w="72" w:type="dxa"/>
@@ -22460,6 +22529,33 @@
                 <w:sz w:val="24"/>
               </w:rPr>
               <w:t>kg N₂O-N/kg N</w:t>
+            </w:r>
+          </w:p>
+        </w:tc>
+        <w:tc>
+          <w:tcPr>
+            <w:tcW w:type="dxa" w:w="1597"/>
+            <w:vAlign w:val="center"/>
+            <w:tcMar>
+              <w:top w:w="72" w:type="dxa"/>
+              <w:left w:w="72" w:type="dxa"/>
+              <w:bottom w:w="72" w:type="dxa"/>
+              <w:right w:w="72" w:type="dxa"/>
+            </w:tcMar>
+          </w:tcPr>
+          <w:p>
+            <w:pPr>
+              <w:spacing w:line="240" w:lineRule="auto" w:before="0" w:after="0"/>
+              <w:ind w:left="0" w:firstLine="0"/>
+              <w:jc w:val="center"/>
+            </w:pPr>
+            <w:r>
+              <w:rPr>
+                <w:rFonts w:ascii="Times New Roman" w:hAnsi="Times New Roman"/>
+                <w:b w:val="0"/>
+                <w:sz w:val="24"/>
+              </w:rPr>
+              <w:t>IPCC</w:t>
             </w:r>
           </w:p>
         </w:tc>
@@ -22467,7 +22563,7 @@
       <w:tr>
         <w:tc>
           <w:tcPr>
-            <w:tcW w:type="dxa" w:w="1916"/>
+            <w:tcW w:type="dxa" w:w="1597"/>
             <w:vAlign w:val="center"/>
             <w:tcMar>
               <w:top w:w="72" w:type="dxa"/>
@@ -22494,7 +22590,7 @@
         </w:tc>
         <w:tc>
           <w:tcPr>
-            <w:tcW w:type="dxa" w:w="1916"/>
+            <w:tcW w:type="dxa" w:w="1597"/>
             <w:vAlign w:val="center"/>
             <w:tcMar>
               <w:top w:w="72" w:type="dxa"/>
@@ -22521,7 +22617,7 @@
         </w:tc>
         <w:tc>
           <w:tcPr>
-            <w:tcW w:type="dxa" w:w="1916"/>
+            <w:tcW w:type="dxa" w:w="1597"/>
             <w:vAlign w:val="center"/>
             <w:tcMar>
               <w:top w:w="72" w:type="dxa"/>
@@ -22548,7 +22644,7 @@
         </w:tc>
         <w:tc>
           <w:tcPr>
-            <w:tcW w:type="dxa" w:w="1916"/>
+            <w:tcW w:type="dxa" w:w="1597"/>
             <w:vAlign w:val="center"/>
             <w:tcMar>
               <w:top w:w="72" w:type="dxa"/>
@@ -22575,7 +22671,7 @@
         </w:tc>
         <w:tc>
           <w:tcPr>
-            <w:tcW w:type="dxa" w:w="1916"/>
+            <w:tcW w:type="dxa" w:w="1597"/>
             <w:vAlign w:val="center"/>
             <w:tcMar>
               <w:top w:w="72" w:type="dxa"/>
@@ -22597,6 +22693,33 @@
                 <w:sz w:val="24"/>
               </w:rPr>
               <w:t>adimensional</w:t>
+            </w:r>
+          </w:p>
+        </w:tc>
+        <w:tc>
+          <w:tcPr>
+            <w:tcW w:type="dxa" w:w="1597"/>
+            <w:vAlign w:val="center"/>
+            <w:tcMar>
+              <w:top w:w="72" w:type="dxa"/>
+              <w:left w:w="72" w:type="dxa"/>
+              <w:bottom w:w="72" w:type="dxa"/>
+              <w:right w:w="72" w:type="dxa"/>
+            </w:tcMar>
+          </w:tcPr>
+          <w:p>
+            <w:pPr>
+              <w:spacing w:line="240" w:lineRule="auto" w:before="0" w:after="0"/>
+              <w:ind w:left="0" w:firstLine="0"/>
+              <w:jc w:val="center"/>
+            </w:pPr>
+            <w:r>
+              <w:rPr>
+                <w:rFonts w:ascii="Times New Roman" w:hAnsi="Times New Roman"/>
+                <w:b w:val="0"/>
+                <w:sz w:val="24"/>
+              </w:rPr>
+              <w:t>IPCC</w:t>
             </w:r>
           </w:p>
         </w:tc>
@@ -22604,7 +22727,7 @@
       <w:tr>
         <w:tc>
           <w:tcPr>
-            <w:tcW w:type="dxa" w:w="1916"/>
+            <w:tcW w:type="dxa" w:w="1597"/>
             <w:vAlign w:val="center"/>
             <w:tcMar>
               <w:top w:w="72" w:type="dxa"/>
@@ -22631,7 +22754,7 @@
         </w:tc>
         <w:tc>
           <w:tcPr>
-            <w:tcW w:type="dxa" w:w="1916"/>
+            <w:tcW w:type="dxa" w:w="1597"/>
             <w:vAlign w:val="center"/>
             <w:tcMar>
               <w:top w:w="72" w:type="dxa"/>
@@ -22658,7 +22781,7 @@
         </w:tc>
         <w:tc>
           <w:tcPr>
-            <w:tcW w:type="dxa" w:w="1916"/>
+            <w:tcW w:type="dxa" w:w="1597"/>
             <w:vAlign w:val="center"/>
             <w:tcMar>
               <w:top w:w="72" w:type="dxa"/>
@@ -22685,7 +22808,7 @@
         </w:tc>
         <w:tc>
           <w:tcPr>
-            <w:tcW w:type="dxa" w:w="1916"/>
+            <w:tcW w:type="dxa" w:w="1597"/>
             <w:vAlign w:val="center"/>
             <w:tcMar>
               <w:top w:w="72" w:type="dxa"/>
@@ -22712,7 +22835,7 @@
         </w:tc>
         <w:tc>
           <w:tcPr>
-            <w:tcW w:type="dxa" w:w="1916"/>
+            <w:tcW w:type="dxa" w:w="1597"/>
             <w:vAlign w:val="center"/>
             <w:tcMar>
               <w:top w:w="72" w:type="dxa"/>
@@ -22734,6 +22857,33 @@
                 <w:sz w:val="24"/>
               </w:rPr>
               <w:t>adimensional</w:t>
+            </w:r>
+          </w:p>
+        </w:tc>
+        <w:tc>
+          <w:tcPr>
+            <w:tcW w:type="dxa" w:w="1597"/>
+            <w:vAlign w:val="center"/>
+            <w:tcMar>
+              <w:top w:w="72" w:type="dxa"/>
+              <w:left w:w="72" w:type="dxa"/>
+              <w:bottom w:w="72" w:type="dxa"/>
+              <w:right w:w="72" w:type="dxa"/>
+            </w:tcMar>
+          </w:tcPr>
+          <w:p>
+            <w:pPr>
+              <w:spacing w:line="240" w:lineRule="auto" w:before="0" w:after="0"/>
+              <w:ind w:left="0" w:firstLine="0"/>
+              <w:jc w:val="center"/>
+            </w:pPr>
+            <w:r>
+              <w:rPr>
+                <w:rFonts w:ascii="Times New Roman" w:hAnsi="Times New Roman"/>
+                <w:b w:val="0"/>
+                <w:sz w:val="24"/>
+              </w:rPr>
+              <w:t>IPCC</w:t>
             </w:r>
           </w:p>
         </w:tc>
@@ -22741,7 +22891,7 @@
       <w:tr>
         <w:tc>
           <w:tcPr>
-            <w:tcW w:type="dxa" w:w="1916"/>
+            <w:tcW w:type="dxa" w:w="1597"/>
             <w:vAlign w:val="center"/>
             <w:tcMar>
               <w:top w:w="72" w:type="dxa"/>
@@ -22768,7 +22918,7 @@
         </w:tc>
         <w:tc>
           <w:tcPr>
-            <w:tcW w:type="dxa" w:w="1916"/>
+            <w:tcW w:type="dxa" w:w="1597"/>
             <w:vAlign w:val="center"/>
             <w:tcMar>
               <w:top w:w="72" w:type="dxa"/>
@@ -22795,7 +22945,7 @@
         </w:tc>
         <w:tc>
           <w:tcPr>
-            <w:tcW w:type="dxa" w:w="1916"/>
+            <w:tcW w:type="dxa" w:w="1597"/>
             <w:vAlign w:val="center"/>
             <w:tcMar>
               <w:top w:w="72" w:type="dxa"/>
@@ -22822,7 +22972,7 @@
         </w:tc>
         <w:tc>
           <w:tcPr>
-            <w:tcW w:type="dxa" w:w="1916"/>
+            <w:tcW w:type="dxa" w:w="1597"/>
             <w:vAlign w:val="center"/>
             <w:tcMar>
               <w:top w:w="72" w:type="dxa"/>
@@ -22849,7 +22999,7 @@
         </w:tc>
         <w:tc>
           <w:tcPr>
-            <w:tcW w:type="dxa" w:w="1916"/>
+            <w:tcW w:type="dxa" w:w="1597"/>
             <w:vAlign w:val="center"/>
             <w:tcMar>
               <w:top w:w="72" w:type="dxa"/>
@@ -22871,6 +23021,33 @@
                 <w:sz w:val="24"/>
               </w:rPr>
               <w:t>%</w:t>
+            </w:r>
+          </w:p>
+        </w:tc>
+        <w:tc>
+          <w:tcPr>
+            <w:tcW w:type="dxa" w:w="1597"/>
+            <w:vAlign w:val="center"/>
+            <w:tcMar>
+              <w:top w:w="72" w:type="dxa"/>
+              <w:left w:w="72" w:type="dxa"/>
+              <w:bottom w:w="72" w:type="dxa"/>
+              <w:right w:w="72" w:type="dxa"/>
+            </w:tcMar>
+          </w:tcPr>
+          <w:p>
+            <w:pPr>
+              <w:spacing w:line="240" w:lineRule="auto" w:before="0" w:after="0"/>
+              <w:ind w:left="0" w:firstLine="0"/>
+              <w:jc w:val="center"/>
+            </w:pPr>
+            <w:r>
+              <w:rPr>
+                <w:rFonts w:ascii="Times New Roman" w:hAnsi="Times New Roman"/>
+                <w:b w:val="0"/>
+                <w:sz w:val="24"/>
+              </w:rPr>
+              <w:t>IPCC</w:t>
             </w:r>
           </w:p>
         </w:tc>
@@ -22878,7 +23055,7 @@
       <w:tr>
         <w:tc>
           <w:tcPr>
-            <w:tcW w:type="dxa" w:w="1916"/>
+            <w:tcW w:type="dxa" w:w="1597"/>
             <w:vAlign w:val="center"/>
             <w:tcMar>
               <w:top w:w="72" w:type="dxa"/>
@@ -22905,7 +23082,7 @@
         </w:tc>
         <w:tc>
           <w:tcPr>
-            <w:tcW w:type="dxa" w:w="1916"/>
+            <w:tcW w:type="dxa" w:w="1597"/>
             <w:vAlign w:val="center"/>
             <w:tcMar>
               <w:top w:w="72" w:type="dxa"/>
@@ -22932,7 +23109,7 @@
         </w:tc>
         <w:tc>
           <w:tcPr>
-            <w:tcW w:type="dxa" w:w="1916"/>
+            <w:tcW w:type="dxa" w:w="1597"/>
             <w:vAlign w:val="center"/>
             <w:tcMar>
               <w:top w:w="72" w:type="dxa"/>
@@ -22959,7 +23136,7 @@
         </w:tc>
         <w:tc>
           <w:tcPr>
-            <w:tcW w:type="dxa" w:w="1916"/>
+            <w:tcW w:type="dxa" w:w="1597"/>
             <w:vAlign w:val="center"/>
             <w:tcMar>
               <w:top w:w="72" w:type="dxa"/>
@@ -22986,7 +23163,7 @@
         </w:tc>
         <w:tc>
           <w:tcPr>
-            <w:tcW w:type="dxa" w:w="1916"/>
+            <w:tcW w:type="dxa" w:w="1597"/>
             <w:vAlign w:val="center"/>
             <w:tcMar>
               <w:top w:w="72" w:type="dxa"/>
@@ -23008,6 +23185,33 @@
                 <w:sz w:val="24"/>
               </w:rPr>
               <w:t>kg N₂O-N/kg N</w:t>
+            </w:r>
+          </w:p>
+        </w:tc>
+        <w:tc>
+          <w:tcPr>
+            <w:tcW w:type="dxa" w:w="1597"/>
+            <w:vAlign w:val="center"/>
+            <w:tcMar>
+              <w:top w:w="72" w:type="dxa"/>
+              <w:left w:w="72" w:type="dxa"/>
+              <w:bottom w:w="72" w:type="dxa"/>
+              <w:right w:w="72" w:type="dxa"/>
+            </w:tcMar>
+          </w:tcPr>
+          <w:p>
+            <w:pPr>
+              <w:spacing w:line="240" w:lineRule="auto" w:before="0" w:after="0"/>
+              <w:ind w:left="0" w:firstLine="0"/>
+              <w:jc w:val="center"/>
+            </w:pPr>
+            <w:r>
+              <w:rPr>
+                <w:rFonts w:ascii="Times New Roman" w:hAnsi="Times New Roman"/>
+                <w:b w:val="0"/>
+                <w:sz w:val="24"/>
+              </w:rPr>
+              <w:t>IPCC</w:t>
             </w:r>
           </w:p>
         </w:tc>
@@ -23015,7 +23219,7 @@
       <w:tr>
         <w:tc>
           <w:tcPr>
-            <w:tcW w:type="dxa" w:w="1916"/>
+            <w:tcW w:type="dxa" w:w="1597"/>
             <w:vAlign w:val="center"/>
             <w:tcMar>
               <w:top w:w="72" w:type="dxa"/>
@@ -23042,7 +23246,7 @@
         </w:tc>
         <w:tc>
           <w:tcPr>
-            <w:tcW w:type="dxa" w:w="1916"/>
+            <w:tcW w:type="dxa" w:w="1597"/>
             <w:vAlign w:val="center"/>
             <w:tcMar>
               <w:top w:w="72" w:type="dxa"/>
@@ -23069,7 +23273,7 @@
         </w:tc>
         <w:tc>
           <w:tcPr>
-            <w:tcW w:type="dxa" w:w="1916"/>
+            <w:tcW w:type="dxa" w:w="1597"/>
             <w:vAlign w:val="center"/>
             <w:tcMar>
               <w:top w:w="72" w:type="dxa"/>
@@ -23096,7 +23300,7 @@
         </w:tc>
         <w:tc>
           <w:tcPr>
-            <w:tcW w:type="dxa" w:w="1916"/>
+            <w:tcW w:type="dxa" w:w="1597"/>
             <w:vAlign w:val="center"/>
             <w:tcMar>
               <w:top w:w="72" w:type="dxa"/>
@@ -23123,7 +23327,7 @@
         </w:tc>
         <w:tc>
           <w:tcPr>
-            <w:tcW w:type="dxa" w:w="1916"/>
+            <w:tcW w:type="dxa" w:w="1597"/>
             <w:vAlign w:val="center"/>
             <w:tcMar>
               <w:top w:w="72" w:type="dxa"/>
@@ -23145,6 +23349,33 @@
                 <w:sz w:val="24"/>
               </w:rPr>
               <w:t>adimensional</w:t>
+            </w:r>
+          </w:p>
+        </w:tc>
+        <w:tc>
+          <w:tcPr>
+            <w:tcW w:type="dxa" w:w="1597"/>
+            <w:vAlign w:val="center"/>
+            <w:tcMar>
+              <w:top w:w="72" w:type="dxa"/>
+              <w:left w:w="72" w:type="dxa"/>
+              <w:bottom w:w="72" w:type="dxa"/>
+              <w:right w:w="72" w:type="dxa"/>
+            </w:tcMar>
+          </w:tcPr>
+          <w:p>
+            <w:pPr>
+              <w:spacing w:line="240" w:lineRule="auto" w:before="0" w:after="0"/>
+              <w:ind w:left="0" w:firstLine="0"/>
+              <w:jc w:val="center"/>
+            </w:pPr>
+            <w:r>
+              <w:rPr>
+                <w:rFonts w:ascii="Times New Roman" w:hAnsi="Times New Roman"/>
+                <w:b w:val="0"/>
+                <w:sz w:val="24"/>
+              </w:rPr>
+              <w:t>IPCC</w:t>
             </w:r>
           </w:p>
         </w:tc>
@@ -23152,7 +23383,7 @@
       <w:tr>
         <w:tc>
           <w:tcPr>
-            <w:tcW w:type="dxa" w:w="1916"/>
+            <w:tcW w:type="dxa" w:w="1597"/>
             <w:vAlign w:val="center"/>
             <w:tcMar>
               <w:top w:w="72" w:type="dxa"/>
@@ -23179,7 +23410,7 @@
         </w:tc>
         <w:tc>
           <w:tcPr>
-            <w:tcW w:type="dxa" w:w="1916"/>
+            <w:tcW w:type="dxa" w:w="1597"/>
             <w:vAlign w:val="center"/>
             <w:tcMar>
               <w:top w:w="72" w:type="dxa"/>
@@ -23206,7 +23437,7 @@
         </w:tc>
         <w:tc>
           <w:tcPr>
-            <w:tcW w:type="dxa" w:w="1916"/>
+            <w:tcW w:type="dxa" w:w="1597"/>
             <w:vAlign w:val="center"/>
             <w:tcMar>
               <w:top w:w="72" w:type="dxa"/>
@@ -23233,7 +23464,7 @@
         </w:tc>
         <w:tc>
           <w:tcPr>
-            <w:tcW w:type="dxa" w:w="1916"/>
+            <w:tcW w:type="dxa" w:w="1597"/>
             <w:vAlign w:val="center"/>
             <w:tcMar>
               <w:top w:w="72" w:type="dxa"/>
@@ -23260,7 +23491,7 @@
         </w:tc>
         <w:tc>
           <w:tcPr>
-            <w:tcW w:type="dxa" w:w="1916"/>
+            <w:tcW w:type="dxa" w:w="1597"/>
             <w:vAlign w:val="center"/>
             <w:tcMar>
               <w:top w:w="72" w:type="dxa"/>
@@ -23282,6 +23513,33 @@
                 <w:sz w:val="24"/>
               </w:rPr>
               <w:t>adimensional</w:t>
+            </w:r>
+          </w:p>
+        </w:tc>
+        <w:tc>
+          <w:tcPr>
+            <w:tcW w:type="dxa" w:w="1597"/>
+            <w:vAlign w:val="center"/>
+            <w:tcMar>
+              <w:top w:w="72" w:type="dxa"/>
+              <w:left w:w="72" w:type="dxa"/>
+              <w:bottom w:w="72" w:type="dxa"/>
+              <w:right w:w="72" w:type="dxa"/>
+            </w:tcMar>
+          </w:tcPr>
+          <w:p>
+            <w:pPr>
+              <w:spacing w:line="240" w:lineRule="auto" w:before="0" w:after="0"/>
+              <w:ind w:left="0" w:firstLine="0"/>
+              <w:jc w:val="center"/>
+            </w:pPr>
+            <w:r>
+              <w:rPr>
+                <w:rFonts w:ascii="Times New Roman" w:hAnsi="Times New Roman"/>
+                <w:b w:val="0"/>
+                <w:sz w:val="24"/>
+              </w:rPr>
+              <w:t>IPCC</w:t>
             </w:r>
           </w:p>
         </w:tc>
@@ -23289,7 +23547,7 @@
       <w:tr>
         <w:tc>
           <w:tcPr>
-            <w:tcW w:type="dxa" w:w="1916"/>
+            <w:tcW w:type="dxa" w:w="1597"/>
             <w:vAlign w:val="center"/>
             <w:tcMar>
               <w:top w:w="72" w:type="dxa"/>
@@ -23316,7 +23574,7 @@
         </w:tc>
         <w:tc>
           <w:tcPr>
-            <w:tcW w:type="dxa" w:w="1916"/>
+            <w:tcW w:type="dxa" w:w="1597"/>
             <w:vAlign w:val="center"/>
             <w:tcMar>
               <w:top w:w="72" w:type="dxa"/>
@@ -23343,7 +23601,7 @@
         </w:tc>
         <w:tc>
           <w:tcPr>
-            <w:tcW w:type="dxa" w:w="1916"/>
+            <w:tcW w:type="dxa" w:w="1597"/>
             <w:vAlign w:val="center"/>
             <w:tcMar>
               <w:top w:w="72" w:type="dxa"/>
@@ -23370,7 +23628,7 @@
         </w:tc>
         <w:tc>
           <w:tcPr>
-            <w:tcW w:type="dxa" w:w="1916"/>
+            <w:tcW w:type="dxa" w:w="1597"/>
             <w:vAlign w:val="center"/>
             <w:tcMar>
               <w:top w:w="72" w:type="dxa"/>
@@ -23397,7 +23655,7 @@
         </w:tc>
         <w:tc>
           <w:tcPr>
-            <w:tcW w:type="dxa" w:w="1916"/>
+            <w:tcW w:type="dxa" w:w="1597"/>
             <w:vAlign w:val="center"/>
             <w:tcMar>
               <w:top w:w="72" w:type="dxa"/>
@@ -23419,6 +23677,33 @@
                 <w:sz w:val="24"/>
               </w:rPr>
               <w:t>%</w:t>
+            </w:r>
+          </w:p>
+        </w:tc>
+        <w:tc>
+          <w:tcPr>
+            <w:tcW w:type="dxa" w:w="1597"/>
+            <w:vAlign w:val="center"/>
+            <w:tcMar>
+              <w:top w:w="72" w:type="dxa"/>
+              <w:left w:w="72" w:type="dxa"/>
+              <w:bottom w:w="72" w:type="dxa"/>
+              <w:right w:w="72" w:type="dxa"/>
+            </w:tcMar>
+          </w:tcPr>
+          <w:p>
+            <w:pPr>
+              <w:spacing w:line="240" w:lineRule="auto" w:before="0" w:after="0"/>
+              <w:ind w:left="0" w:firstLine="0"/>
+              <w:jc w:val="center"/>
+            </w:pPr>
+            <w:r>
+              <w:rPr>
+                <w:rFonts w:ascii="Times New Roman" w:hAnsi="Times New Roman"/>
+                <w:b w:val="0"/>
+                <w:sz w:val="24"/>
+              </w:rPr>
+              <w:t>IPCC</w:t>
             </w:r>
           </w:p>
         </w:tc>
@@ -23426,7 +23711,7 @@
       <w:tr>
         <w:tc>
           <w:tcPr>
-            <w:tcW w:type="dxa" w:w="1916"/>
+            <w:tcW w:type="dxa" w:w="1597"/>
             <w:vAlign w:val="center"/>
             <w:tcMar>
               <w:top w:w="72" w:type="dxa"/>
@@ -23453,7 +23738,7 @@
         </w:tc>
         <w:tc>
           <w:tcPr>
-            <w:tcW w:type="dxa" w:w="1916"/>
+            <w:tcW w:type="dxa" w:w="1597"/>
             <w:vAlign w:val="center"/>
             <w:tcMar>
               <w:top w:w="72" w:type="dxa"/>
@@ -23480,7 +23765,7 @@
         </w:tc>
         <w:tc>
           <w:tcPr>
-            <w:tcW w:type="dxa" w:w="1916"/>
+            <w:tcW w:type="dxa" w:w="1597"/>
             <w:vAlign w:val="center"/>
             <w:tcMar>
               <w:top w:w="72" w:type="dxa"/>
@@ -23507,7 +23792,7 @@
         </w:tc>
         <w:tc>
           <w:tcPr>
-            <w:tcW w:type="dxa" w:w="1916"/>
+            <w:tcW w:type="dxa" w:w="1597"/>
             <w:vAlign w:val="center"/>
             <w:tcMar>
               <w:top w:w="72" w:type="dxa"/>
@@ -23534,7 +23819,7 @@
         </w:tc>
         <w:tc>
           <w:tcPr>
-            <w:tcW w:type="dxa" w:w="1916"/>
+            <w:tcW w:type="dxa" w:w="1597"/>
             <w:vAlign w:val="center"/>
             <w:tcMar>
               <w:top w:w="72" w:type="dxa"/>
@@ -23556,6 +23841,33 @@
                 <w:sz w:val="24"/>
               </w:rPr>
               <w:t>kg N₂O-N/kg N</w:t>
+            </w:r>
+          </w:p>
+        </w:tc>
+        <w:tc>
+          <w:tcPr>
+            <w:tcW w:type="dxa" w:w="1597"/>
+            <w:vAlign w:val="center"/>
+            <w:tcMar>
+              <w:top w:w="72" w:type="dxa"/>
+              <w:left w:w="72" w:type="dxa"/>
+              <w:bottom w:w="72" w:type="dxa"/>
+              <w:right w:w="72" w:type="dxa"/>
+            </w:tcMar>
+          </w:tcPr>
+          <w:p>
+            <w:pPr>
+              <w:spacing w:line="240" w:lineRule="auto" w:before="0" w:after="0"/>
+              <w:ind w:left="0" w:firstLine="0"/>
+              <w:jc w:val="center"/>
+            </w:pPr>
+            <w:r>
+              <w:rPr>
+                <w:rFonts w:ascii="Times New Roman" w:hAnsi="Times New Roman"/>
+                <w:b w:val="0"/>
+                <w:sz w:val="24"/>
+              </w:rPr>
+              <w:t>IPCC</w:t>
             </w:r>
           </w:p>
         </w:tc>
@@ -23563,7 +23875,7 @@
       <w:tr>
         <w:tc>
           <w:tcPr>
-            <w:tcW w:type="dxa" w:w="1916"/>
+            <w:tcW w:type="dxa" w:w="1597"/>
             <w:vAlign w:val="center"/>
             <w:tcMar>
               <w:top w:w="72" w:type="dxa"/>
@@ -23590,7 +23902,7 @@
         </w:tc>
         <w:tc>
           <w:tcPr>
-            <w:tcW w:type="dxa" w:w="1916"/>
+            <w:tcW w:type="dxa" w:w="1597"/>
             <w:vAlign w:val="center"/>
             <w:tcMar>
               <w:top w:w="72" w:type="dxa"/>
@@ -23617,7 +23929,7 @@
         </w:tc>
         <w:tc>
           <w:tcPr>
-            <w:tcW w:type="dxa" w:w="1916"/>
+            <w:tcW w:type="dxa" w:w="1597"/>
             <w:vAlign w:val="center"/>
             <w:tcMar>
               <w:top w:w="72" w:type="dxa"/>
@@ -23644,7 +23956,7 @@
         </w:tc>
         <w:tc>
           <w:tcPr>
-            <w:tcW w:type="dxa" w:w="1916"/>
+            <w:tcW w:type="dxa" w:w="1597"/>
             <w:vAlign w:val="center"/>
             <w:tcMar>
               <w:top w:w="72" w:type="dxa"/>
@@ -23671,7 +23983,7 @@
         </w:tc>
         <w:tc>
           <w:tcPr>
-            <w:tcW w:type="dxa" w:w="1916"/>
+            <w:tcW w:type="dxa" w:w="1597"/>
             <w:vAlign w:val="center"/>
             <w:tcMar>
               <w:top w:w="72" w:type="dxa"/>
@@ -23693,6 +24005,33 @@
                 <w:sz w:val="24"/>
               </w:rPr>
               <w:t>adimensional</w:t>
+            </w:r>
+          </w:p>
+        </w:tc>
+        <w:tc>
+          <w:tcPr>
+            <w:tcW w:type="dxa" w:w="1597"/>
+            <w:vAlign w:val="center"/>
+            <w:tcMar>
+              <w:top w:w="72" w:type="dxa"/>
+              <w:left w:w="72" w:type="dxa"/>
+              <w:bottom w:w="72" w:type="dxa"/>
+              <w:right w:w="72" w:type="dxa"/>
+            </w:tcMar>
+          </w:tcPr>
+          <w:p>
+            <w:pPr>
+              <w:spacing w:line="240" w:lineRule="auto" w:before="0" w:after="0"/>
+              <w:ind w:left="0" w:firstLine="0"/>
+              <w:jc w:val="center"/>
+            </w:pPr>
+            <w:r>
+              <w:rPr>
+                <w:rFonts w:ascii="Times New Roman" w:hAnsi="Times New Roman"/>
+                <w:b w:val="0"/>
+                <w:sz w:val="24"/>
+              </w:rPr>
+              <w:t>IPCC</w:t>
             </w:r>
           </w:p>
         </w:tc>
@@ -23700,7 +24039,7 @@
       <w:tr>
         <w:tc>
           <w:tcPr>
-            <w:tcW w:type="dxa" w:w="1916"/>
+            <w:tcW w:type="dxa" w:w="1597"/>
             <w:vAlign w:val="center"/>
             <w:tcMar>
               <w:top w:w="72" w:type="dxa"/>
@@ -23727,7 +24066,7 @@
         </w:tc>
         <w:tc>
           <w:tcPr>
-            <w:tcW w:type="dxa" w:w="1916"/>
+            <w:tcW w:type="dxa" w:w="1597"/>
             <w:vAlign w:val="center"/>
             <w:tcMar>
               <w:top w:w="72" w:type="dxa"/>
@@ -23754,7 +24093,7 @@
         </w:tc>
         <w:tc>
           <w:tcPr>
-            <w:tcW w:type="dxa" w:w="1916"/>
+            <w:tcW w:type="dxa" w:w="1597"/>
             <w:vAlign w:val="center"/>
             <w:tcMar>
               <w:top w:w="72" w:type="dxa"/>
@@ -23781,7 +24120,7 @@
         </w:tc>
         <w:tc>
           <w:tcPr>
-            <w:tcW w:type="dxa" w:w="1916"/>
+            <w:tcW w:type="dxa" w:w="1597"/>
             <w:vAlign w:val="center"/>
             <w:tcMar>
               <w:top w:w="72" w:type="dxa"/>
@@ -23808,7 +24147,7 @@
         </w:tc>
         <w:tc>
           <w:tcPr>
-            <w:tcW w:type="dxa" w:w="1916"/>
+            <w:tcW w:type="dxa" w:w="1597"/>
             <w:vAlign w:val="center"/>
             <w:tcMar>
               <w:top w:w="72" w:type="dxa"/>
@@ -23830,6 +24169,33 @@
                 <w:sz w:val="24"/>
               </w:rPr>
               <w:t>adimensional</w:t>
+            </w:r>
+          </w:p>
+        </w:tc>
+        <w:tc>
+          <w:tcPr>
+            <w:tcW w:type="dxa" w:w="1597"/>
+            <w:vAlign w:val="center"/>
+            <w:tcMar>
+              <w:top w:w="72" w:type="dxa"/>
+              <w:left w:w="72" w:type="dxa"/>
+              <w:bottom w:w="72" w:type="dxa"/>
+              <w:right w:w="72" w:type="dxa"/>
+            </w:tcMar>
+          </w:tcPr>
+          <w:p>
+            <w:pPr>
+              <w:spacing w:line="240" w:lineRule="auto" w:before="0" w:after="0"/>
+              <w:ind w:left="0" w:firstLine="0"/>
+              <w:jc w:val="center"/>
+            </w:pPr>
+            <w:r>
+              <w:rPr>
+                <w:rFonts w:ascii="Times New Roman" w:hAnsi="Times New Roman"/>
+                <w:b w:val="0"/>
+                <w:sz w:val="24"/>
+              </w:rPr>
+              <w:t>IPCC</w:t>
             </w:r>
           </w:p>
         </w:tc>
@@ -23837,7 +24203,7 @@
       <w:tr>
         <w:tc>
           <w:tcPr>
-            <w:tcW w:type="dxa" w:w="1916"/>
+            <w:tcW w:type="dxa" w:w="1597"/>
             <w:vAlign w:val="center"/>
             <w:tcMar>
               <w:top w:w="72" w:type="dxa"/>
@@ -23864,7 +24230,7 @@
         </w:tc>
         <w:tc>
           <w:tcPr>
-            <w:tcW w:type="dxa" w:w="1916"/>
+            <w:tcW w:type="dxa" w:w="1597"/>
             <w:vAlign w:val="center"/>
             <w:tcMar>
               <w:top w:w="72" w:type="dxa"/>
@@ -23891,7 +24257,7 @@
         </w:tc>
         <w:tc>
           <w:tcPr>
-            <w:tcW w:type="dxa" w:w="1916"/>
+            <w:tcW w:type="dxa" w:w="1597"/>
             <w:vAlign w:val="center"/>
             <w:tcMar>
               <w:top w:w="72" w:type="dxa"/>
@@ -23918,7 +24284,7 @@
         </w:tc>
         <w:tc>
           <w:tcPr>
-            <w:tcW w:type="dxa" w:w="1916"/>
+            <w:tcW w:type="dxa" w:w="1597"/>
             <w:vAlign w:val="center"/>
             <w:tcMar>
               <w:top w:w="72" w:type="dxa"/>
@@ -23945,7 +24311,7 @@
         </w:tc>
         <w:tc>
           <w:tcPr>
-            <w:tcW w:type="dxa" w:w="1916"/>
+            <w:tcW w:type="dxa" w:w="1597"/>
             <w:vAlign w:val="center"/>
             <w:tcMar>
               <w:top w:w="72" w:type="dxa"/>
@@ -23967,6 +24333,33 @@
                 <w:sz w:val="24"/>
               </w:rPr>
               <w:t>%</w:t>
+            </w:r>
+          </w:p>
+        </w:tc>
+        <w:tc>
+          <w:tcPr>
+            <w:tcW w:type="dxa" w:w="1597"/>
+            <w:vAlign w:val="center"/>
+            <w:tcMar>
+              <w:top w:w="72" w:type="dxa"/>
+              <w:left w:w="72" w:type="dxa"/>
+              <w:bottom w:w="72" w:type="dxa"/>
+              <w:right w:w="72" w:type="dxa"/>
+            </w:tcMar>
+          </w:tcPr>
+          <w:p>
+            <w:pPr>
+              <w:spacing w:line="240" w:lineRule="auto" w:before="0" w:after="0"/>
+              <w:ind w:left="0" w:firstLine="0"/>
+              <w:jc w:val="center"/>
+            </w:pPr>
+            <w:r>
+              <w:rPr>
+                <w:rFonts w:ascii="Times New Roman" w:hAnsi="Times New Roman"/>
+                <w:b w:val="0"/>
+                <w:sz w:val="24"/>
+              </w:rPr>
+              <w:t>IPCC</w:t>
             </w:r>
           </w:p>
         </w:tc>
@@ -23974,7 +24367,7 @@
       <w:tr>
         <w:tc>
           <w:tcPr>
-            <w:tcW w:type="dxa" w:w="1916"/>
+            <w:tcW w:type="dxa" w:w="1597"/>
             <w:vAlign w:val="center"/>
             <w:tcMar>
               <w:top w:w="72" w:type="dxa"/>
@@ -24001,7 +24394,7 @@
         </w:tc>
         <w:tc>
           <w:tcPr>
-            <w:tcW w:type="dxa" w:w="1916"/>
+            <w:tcW w:type="dxa" w:w="1597"/>
             <w:vAlign w:val="center"/>
             <w:tcMar>
               <w:top w:w="72" w:type="dxa"/>
@@ -24028,7 +24421,7 @@
         </w:tc>
         <w:tc>
           <w:tcPr>
-            <w:tcW w:type="dxa" w:w="1916"/>
+            <w:tcW w:type="dxa" w:w="1597"/>
             <w:vAlign w:val="center"/>
             <w:tcMar>
               <w:top w:w="72" w:type="dxa"/>
@@ -24055,7 +24448,7 @@
         </w:tc>
         <w:tc>
           <w:tcPr>
-            <w:tcW w:type="dxa" w:w="1916"/>
+            <w:tcW w:type="dxa" w:w="1597"/>
             <w:vAlign w:val="center"/>
             <w:tcMar>
               <w:top w:w="72" w:type="dxa"/>
@@ -24082,7 +24475,7 @@
         </w:tc>
         <w:tc>
           <w:tcPr>
-            <w:tcW w:type="dxa" w:w="1916"/>
+            <w:tcW w:type="dxa" w:w="1597"/>
             <w:vAlign w:val="center"/>
             <w:tcMar>
               <w:top w:w="72" w:type="dxa"/>
@@ -24104,6 +24497,33 @@
                 <w:sz w:val="24"/>
               </w:rPr>
               <w:t>kg N₂O-N/kg N</w:t>
+            </w:r>
+          </w:p>
+        </w:tc>
+        <w:tc>
+          <w:tcPr>
+            <w:tcW w:type="dxa" w:w="1597"/>
+            <w:vAlign w:val="center"/>
+            <w:tcMar>
+              <w:top w:w="72" w:type="dxa"/>
+              <w:left w:w="72" w:type="dxa"/>
+              <w:bottom w:w="72" w:type="dxa"/>
+              <w:right w:w="72" w:type="dxa"/>
+            </w:tcMar>
+          </w:tcPr>
+          <w:p>
+            <w:pPr>
+              <w:spacing w:line="240" w:lineRule="auto" w:before="0" w:after="0"/>
+              <w:ind w:left="0" w:firstLine="0"/>
+              <w:jc w:val="center"/>
+            </w:pPr>
+            <w:r>
+              <w:rPr>
+                <w:rFonts w:ascii="Times New Roman" w:hAnsi="Times New Roman"/>
+                <w:b w:val="0"/>
+                <w:sz w:val="24"/>
+              </w:rPr>
+              <w:t>IPCC</w:t>
             </w:r>
           </w:p>
         </w:tc>
@@ -24111,7 +24531,7 @@
       <w:tr>
         <w:tc>
           <w:tcPr>
-            <w:tcW w:type="dxa" w:w="1916"/>
+            <w:tcW w:type="dxa" w:w="1597"/>
             <w:vAlign w:val="center"/>
             <w:tcMar>
               <w:top w:w="72" w:type="dxa"/>
@@ -24138,7 +24558,7 @@
         </w:tc>
         <w:tc>
           <w:tcPr>
-            <w:tcW w:type="dxa" w:w="1916"/>
+            <w:tcW w:type="dxa" w:w="1597"/>
             <w:vAlign w:val="center"/>
             <w:tcMar>
               <w:top w:w="72" w:type="dxa"/>
@@ -24165,7 +24585,7 @@
         </w:tc>
         <w:tc>
           <w:tcPr>
-            <w:tcW w:type="dxa" w:w="1916"/>
+            <w:tcW w:type="dxa" w:w="1597"/>
             <w:vAlign w:val="center"/>
             <w:tcMar>
               <w:top w:w="72" w:type="dxa"/>
@@ -24192,7 +24612,7 @@
         </w:tc>
         <w:tc>
           <w:tcPr>
-            <w:tcW w:type="dxa" w:w="1916"/>
+            <w:tcW w:type="dxa" w:w="1597"/>
             <w:vAlign w:val="center"/>
             <w:tcMar>
               <w:top w:w="72" w:type="dxa"/>
@@ -24219,7 +24639,7 @@
         </w:tc>
         <w:tc>
           <w:tcPr>
-            <w:tcW w:type="dxa" w:w="1916"/>
+            <w:tcW w:type="dxa" w:w="1597"/>
             <w:vAlign w:val="center"/>
             <w:tcMar>
               <w:top w:w="72" w:type="dxa"/>
@@ -24241,6 +24661,33 @@
                 <w:sz w:val="24"/>
               </w:rPr>
               <w:t>adimensional</w:t>
+            </w:r>
+          </w:p>
+        </w:tc>
+        <w:tc>
+          <w:tcPr>
+            <w:tcW w:type="dxa" w:w="1597"/>
+            <w:vAlign w:val="center"/>
+            <w:tcMar>
+              <w:top w:w="72" w:type="dxa"/>
+              <w:left w:w="72" w:type="dxa"/>
+              <w:bottom w:w="72" w:type="dxa"/>
+              <w:right w:w="72" w:type="dxa"/>
+            </w:tcMar>
+          </w:tcPr>
+          <w:p>
+            <w:pPr>
+              <w:spacing w:line="240" w:lineRule="auto" w:before="0" w:after="0"/>
+              <w:ind w:left="0" w:firstLine="0"/>
+              <w:jc w:val="center"/>
+            </w:pPr>
+            <w:r>
+              <w:rPr>
+                <w:rFonts w:ascii="Times New Roman" w:hAnsi="Times New Roman"/>
+                <w:b w:val="0"/>
+                <w:sz w:val="24"/>
+              </w:rPr>
+              <w:t>IPCC</w:t>
             </w:r>
           </w:p>
         </w:tc>
@@ -24248,7 +24695,7 @@
       <w:tr>
         <w:tc>
           <w:tcPr>
-            <w:tcW w:type="dxa" w:w="1916"/>
+            <w:tcW w:type="dxa" w:w="1597"/>
             <w:vAlign w:val="center"/>
             <w:tcMar>
               <w:top w:w="72" w:type="dxa"/>
@@ -24275,7 +24722,7 @@
         </w:tc>
         <w:tc>
           <w:tcPr>
-            <w:tcW w:type="dxa" w:w="1916"/>
+            <w:tcW w:type="dxa" w:w="1597"/>
             <w:vAlign w:val="center"/>
             <w:tcMar>
               <w:top w:w="72" w:type="dxa"/>
@@ -24302,7 +24749,7 @@
         </w:tc>
         <w:tc>
           <w:tcPr>
-            <w:tcW w:type="dxa" w:w="1916"/>
+            <w:tcW w:type="dxa" w:w="1597"/>
             <w:vAlign w:val="center"/>
             <w:tcMar>
               <w:top w:w="72" w:type="dxa"/>
@@ -24329,7 +24776,7 @@
         </w:tc>
         <w:tc>
           <w:tcPr>
-            <w:tcW w:type="dxa" w:w="1916"/>
+            <w:tcW w:type="dxa" w:w="1597"/>
             <w:vAlign w:val="center"/>
             <w:tcMar>
               <w:top w:w="72" w:type="dxa"/>
@@ -24356,7 +24803,7 @@
         </w:tc>
         <w:tc>
           <w:tcPr>
-            <w:tcW w:type="dxa" w:w="1916"/>
+            <w:tcW w:type="dxa" w:w="1597"/>
             <w:vAlign w:val="center"/>
             <w:tcMar>
               <w:top w:w="72" w:type="dxa"/>
@@ -24378,6 +24825,33 @@
                 <w:sz w:val="24"/>
               </w:rPr>
               <w:t>adimensional</w:t>
+            </w:r>
+          </w:p>
+        </w:tc>
+        <w:tc>
+          <w:tcPr>
+            <w:tcW w:type="dxa" w:w="1597"/>
+            <w:vAlign w:val="center"/>
+            <w:tcMar>
+              <w:top w:w="72" w:type="dxa"/>
+              <w:left w:w="72" w:type="dxa"/>
+              <w:bottom w:w="72" w:type="dxa"/>
+              <w:right w:w="72" w:type="dxa"/>
+            </w:tcMar>
+          </w:tcPr>
+          <w:p>
+            <w:pPr>
+              <w:spacing w:line="240" w:lineRule="auto" w:before="0" w:after="0"/>
+              <w:ind w:left="0" w:firstLine="0"/>
+              <w:jc w:val="center"/>
+            </w:pPr>
+            <w:r>
+              <w:rPr>
+                <w:rFonts w:ascii="Times New Roman" w:hAnsi="Times New Roman"/>
+                <w:b w:val="0"/>
+                <w:sz w:val="24"/>
+              </w:rPr>
+              <w:t>IPCC</w:t>
             </w:r>
           </w:p>
         </w:tc>
@@ -24385,7 +24859,7 @@
       <w:tr>
         <w:tc>
           <w:tcPr>
-            <w:tcW w:type="dxa" w:w="1916"/>
+            <w:tcW w:type="dxa" w:w="1597"/>
             <w:vAlign w:val="center"/>
             <w:tcMar>
               <w:top w:w="72" w:type="dxa"/>
@@ -24412,7 +24886,7 @@
         </w:tc>
         <w:tc>
           <w:tcPr>
-            <w:tcW w:type="dxa" w:w="1916"/>
+            <w:tcW w:type="dxa" w:w="1597"/>
             <w:vAlign w:val="center"/>
             <w:tcMar>
               <w:top w:w="72" w:type="dxa"/>
@@ -24439,7 +24913,7 @@
         </w:tc>
         <w:tc>
           <w:tcPr>
-            <w:tcW w:type="dxa" w:w="1916"/>
+            <w:tcW w:type="dxa" w:w="1597"/>
             <w:vAlign w:val="center"/>
             <w:tcMar>
               <w:top w:w="72" w:type="dxa"/>
@@ -24466,7 +24940,7 @@
         </w:tc>
         <w:tc>
           <w:tcPr>
-            <w:tcW w:type="dxa" w:w="1916"/>
+            <w:tcW w:type="dxa" w:w="1597"/>
             <w:vAlign w:val="center"/>
             <w:tcMar>
               <w:top w:w="72" w:type="dxa"/>
@@ -24493,7 +24967,7 @@
         </w:tc>
         <w:tc>
           <w:tcPr>
-            <w:tcW w:type="dxa" w:w="1916"/>
+            <w:tcW w:type="dxa" w:w="1597"/>
             <w:vAlign w:val="center"/>
             <w:tcMar>
               <w:top w:w="72" w:type="dxa"/>
@@ -24515,6 +24989,33 @@
                 <w:sz w:val="24"/>
               </w:rPr>
               <w:t>%</w:t>
+            </w:r>
+          </w:p>
+        </w:tc>
+        <w:tc>
+          <w:tcPr>
+            <w:tcW w:type="dxa" w:w="1597"/>
+            <w:vAlign w:val="center"/>
+            <w:tcMar>
+              <w:top w:w="72" w:type="dxa"/>
+              <w:left w:w="72" w:type="dxa"/>
+              <w:bottom w:w="72" w:type="dxa"/>
+              <w:right w:w="72" w:type="dxa"/>
+            </w:tcMar>
+          </w:tcPr>
+          <w:p>
+            <w:pPr>
+              <w:spacing w:line="240" w:lineRule="auto" w:before="0" w:after="0"/>
+              <w:ind w:left="0" w:firstLine="0"/>
+              <w:jc w:val="center"/>
+            </w:pPr>
+            <w:r>
+              <w:rPr>
+                <w:rFonts w:ascii="Times New Roman" w:hAnsi="Times New Roman"/>
+                <w:b w:val="0"/>
+                <w:sz w:val="24"/>
+              </w:rPr>
+              <w:t>IPCC</w:t>
             </w:r>
           </w:p>
         </w:tc>
@@ -24522,7 +25023,7 @@
       <w:tr>
         <w:tc>
           <w:tcPr>
-            <w:tcW w:type="dxa" w:w="1916"/>
+            <w:tcW w:type="dxa" w:w="1597"/>
             <w:vAlign w:val="center"/>
             <w:tcMar>
               <w:top w:w="72" w:type="dxa"/>
@@ -24549,7 +25050,7 @@
         </w:tc>
         <w:tc>
           <w:tcPr>
-            <w:tcW w:type="dxa" w:w="1916"/>
+            <w:tcW w:type="dxa" w:w="1597"/>
             <w:vAlign w:val="center"/>
             <w:tcMar>
               <w:top w:w="72" w:type="dxa"/>
@@ -24576,7 +25077,7 @@
         </w:tc>
         <w:tc>
           <w:tcPr>
-            <w:tcW w:type="dxa" w:w="1916"/>
+            <w:tcW w:type="dxa" w:w="1597"/>
             <w:vAlign w:val="center"/>
             <w:tcMar>
               <w:top w:w="72" w:type="dxa"/>
@@ -24603,7 +25104,7 @@
         </w:tc>
         <w:tc>
           <w:tcPr>
-            <w:tcW w:type="dxa" w:w="1916"/>
+            <w:tcW w:type="dxa" w:w="1597"/>
             <w:vAlign w:val="center"/>
             <w:tcMar>
               <w:top w:w="72" w:type="dxa"/>
@@ -24630,7 +25131,7 @@
         </w:tc>
         <w:tc>
           <w:tcPr>
-            <w:tcW w:type="dxa" w:w="1916"/>
+            <w:tcW w:type="dxa" w:w="1597"/>
             <w:vAlign w:val="center"/>
             <w:tcMar>
               <w:top w:w="72" w:type="dxa"/>
@@ -24652,6 +25153,33 @@
                 <w:sz w:val="24"/>
               </w:rPr>
               <w:t>kg N₂O-N/kg N</w:t>
+            </w:r>
+          </w:p>
+        </w:tc>
+        <w:tc>
+          <w:tcPr>
+            <w:tcW w:type="dxa" w:w="1597"/>
+            <w:vAlign w:val="center"/>
+            <w:tcMar>
+              <w:top w:w="72" w:type="dxa"/>
+              <w:left w:w="72" w:type="dxa"/>
+              <w:bottom w:w="72" w:type="dxa"/>
+              <w:right w:w="72" w:type="dxa"/>
+            </w:tcMar>
+          </w:tcPr>
+          <w:p>
+            <w:pPr>
+              <w:spacing w:line="240" w:lineRule="auto" w:before="0" w:after="0"/>
+              <w:ind w:left="0" w:firstLine="0"/>
+              <w:jc w:val="center"/>
+            </w:pPr>
+            <w:r>
+              <w:rPr>
+                <w:rFonts w:ascii="Times New Roman" w:hAnsi="Times New Roman"/>
+                <w:b w:val="0"/>
+                <w:sz w:val="24"/>
+              </w:rPr>
+              <w:t>IPCC</w:t>
             </w:r>
           </w:p>
         </w:tc>
@@ -24659,7 +25187,7 @@
       <w:tr>
         <w:tc>
           <w:tcPr>
-            <w:tcW w:type="dxa" w:w="1916"/>
+            <w:tcW w:type="dxa" w:w="1597"/>
             <w:vAlign w:val="center"/>
             <w:tcMar>
               <w:top w:w="72" w:type="dxa"/>
@@ -24686,7 +25214,7 @@
         </w:tc>
         <w:tc>
           <w:tcPr>
-            <w:tcW w:type="dxa" w:w="1916"/>
+            <w:tcW w:type="dxa" w:w="1597"/>
             <w:vAlign w:val="center"/>
             <w:tcMar>
               <w:top w:w="72" w:type="dxa"/>
@@ -24713,7 +25241,7 @@
         </w:tc>
         <w:tc>
           <w:tcPr>
-            <w:tcW w:type="dxa" w:w="1916"/>
+            <w:tcW w:type="dxa" w:w="1597"/>
             <w:vAlign w:val="center"/>
             <w:tcMar>
               <w:top w:w="72" w:type="dxa"/>
@@ -24740,7 +25268,7 @@
         </w:tc>
         <w:tc>
           <w:tcPr>
-            <w:tcW w:type="dxa" w:w="1916"/>
+            <w:tcW w:type="dxa" w:w="1597"/>
             <w:vAlign w:val="center"/>
             <w:tcMar>
               <w:top w:w="72" w:type="dxa"/>
@@ -24767,7 +25295,7 @@
         </w:tc>
         <w:tc>
           <w:tcPr>
-            <w:tcW w:type="dxa" w:w="1916"/>
+            <w:tcW w:type="dxa" w:w="1597"/>
             <w:vAlign w:val="center"/>
             <w:tcMar>
               <w:top w:w="72" w:type="dxa"/>
@@ -24789,6 +25317,33 @@
                 <w:sz w:val="24"/>
               </w:rPr>
               <w:t>adimensional</w:t>
+            </w:r>
+          </w:p>
+        </w:tc>
+        <w:tc>
+          <w:tcPr>
+            <w:tcW w:type="dxa" w:w="1597"/>
+            <w:vAlign w:val="center"/>
+            <w:tcMar>
+              <w:top w:w="72" w:type="dxa"/>
+              <w:left w:w="72" w:type="dxa"/>
+              <w:bottom w:w="72" w:type="dxa"/>
+              <w:right w:w="72" w:type="dxa"/>
+            </w:tcMar>
+          </w:tcPr>
+          <w:p>
+            <w:pPr>
+              <w:spacing w:line="240" w:lineRule="auto" w:before="0" w:after="0"/>
+              <w:ind w:left="0" w:firstLine="0"/>
+              <w:jc w:val="center"/>
+            </w:pPr>
+            <w:r>
+              <w:rPr>
+                <w:rFonts w:ascii="Times New Roman" w:hAnsi="Times New Roman"/>
+                <w:b w:val="0"/>
+                <w:sz w:val="24"/>
+              </w:rPr>
+              <w:t>IPCC</w:t>
             </w:r>
           </w:p>
         </w:tc>
@@ -24796,7 +25351,7 @@
       <w:tr>
         <w:tc>
           <w:tcPr>
-            <w:tcW w:type="dxa" w:w="1916"/>
+            <w:tcW w:type="dxa" w:w="1597"/>
             <w:vAlign w:val="center"/>
             <w:tcMar>
               <w:top w:w="72" w:type="dxa"/>
@@ -24823,7 +25378,7 @@
         </w:tc>
         <w:tc>
           <w:tcPr>
-            <w:tcW w:type="dxa" w:w="1916"/>
+            <w:tcW w:type="dxa" w:w="1597"/>
             <w:vAlign w:val="center"/>
             <w:tcMar>
               <w:top w:w="72" w:type="dxa"/>
@@ -24850,7 +25405,7 @@
         </w:tc>
         <w:tc>
           <w:tcPr>
-            <w:tcW w:type="dxa" w:w="1916"/>
+            <w:tcW w:type="dxa" w:w="1597"/>
             <w:vAlign w:val="center"/>
             <w:tcMar>
               <w:top w:w="72" w:type="dxa"/>
@@ -24877,7 +25432,7 @@
         </w:tc>
         <w:tc>
           <w:tcPr>
-            <w:tcW w:type="dxa" w:w="1916"/>
+            <w:tcW w:type="dxa" w:w="1597"/>
             <w:vAlign w:val="center"/>
             <w:tcMar>
               <w:top w:w="72" w:type="dxa"/>
@@ -24904,7 +25459,7 @@
         </w:tc>
         <w:tc>
           <w:tcPr>
-            <w:tcW w:type="dxa" w:w="1916"/>
+            <w:tcW w:type="dxa" w:w="1597"/>
             <w:vAlign w:val="center"/>
             <w:tcMar>
               <w:top w:w="72" w:type="dxa"/>
@@ -24926,6 +25481,33 @@
                 <w:sz w:val="24"/>
               </w:rPr>
               <w:t>adimensional</w:t>
+            </w:r>
+          </w:p>
+        </w:tc>
+        <w:tc>
+          <w:tcPr>
+            <w:tcW w:type="dxa" w:w="1597"/>
+            <w:vAlign w:val="center"/>
+            <w:tcMar>
+              <w:top w:w="72" w:type="dxa"/>
+              <w:left w:w="72" w:type="dxa"/>
+              <w:bottom w:w="72" w:type="dxa"/>
+              <w:right w:w="72" w:type="dxa"/>
+            </w:tcMar>
+          </w:tcPr>
+          <w:p>
+            <w:pPr>
+              <w:spacing w:line="240" w:lineRule="auto" w:before="0" w:after="0"/>
+              <w:ind w:left="0" w:firstLine="0"/>
+              <w:jc w:val="center"/>
+            </w:pPr>
+            <w:r>
+              <w:rPr>
+                <w:rFonts w:ascii="Times New Roman" w:hAnsi="Times New Roman"/>
+                <w:b w:val="0"/>
+                <w:sz w:val="24"/>
+              </w:rPr>
+              <w:t>IPCC</w:t>
             </w:r>
           </w:p>
         </w:tc>
@@ -24933,7 +25515,7 @@
       <w:tr>
         <w:tc>
           <w:tcPr>
-            <w:tcW w:type="dxa" w:w="1916"/>
+            <w:tcW w:type="dxa" w:w="1597"/>
             <w:vAlign w:val="center"/>
             <w:tcMar>
               <w:top w:w="72" w:type="dxa"/>
@@ -24960,7 +25542,7 @@
         </w:tc>
         <w:tc>
           <w:tcPr>
-            <w:tcW w:type="dxa" w:w="1916"/>
+            <w:tcW w:type="dxa" w:w="1597"/>
             <w:vAlign w:val="center"/>
             <w:tcMar>
               <w:top w:w="72" w:type="dxa"/>
@@ -24987,7 +25569,7 @@
         </w:tc>
         <w:tc>
           <w:tcPr>
-            <w:tcW w:type="dxa" w:w="1916"/>
+            <w:tcW w:type="dxa" w:w="1597"/>
             <w:vAlign w:val="center"/>
             <w:tcMar>
               <w:top w:w="72" w:type="dxa"/>
@@ -25014,7 +25596,7 @@
         </w:tc>
         <w:tc>
           <w:tcPr>
-            <w:tcW w:type="dxa" w:w="1916"/>
+            <w:tcW w:type="dxa" w:w="1597"/>
             <w:vAlign w:val="center"/>
             <w:tcMar>
               <w:top w:w="72" w:type="dxa"/>
@@ -25041,7 +25623,7 @@
         </w:tc>
         <w:tc>
           <w:tcPr>
-            <w:tcW w:type="dxa" w:w="1916"/>
+            <w:tcW w:type="dxa" w:w="1597"/>
             <w:vAlign w:val="center"/>
             <w:tcMar>
               <w:top w:w="72" w:type="dxa"/>
@@ -25063,6 +25645,33 @@
                 <w:sz w:val="24"/>
               </w:rPr>
               <w:t>%</w:t>
+            </w:r>
+          </w:p>
+        </w:tc>
+        <w:tc>
+          <w:tcPr>
+            <w:tcW w:type="dxa" w:w="1597"/>
+            <w:vAlign w:val="center"/>
+            <w:tcMar>
+              <w:top w:w="72" w:type="dxa"/>
+              <w:left w:w="72" w:type="dxa"/>
+              <w:bottom w:w="72" w:type="dxa"/>
+              <w:right w:w="72" w:type="dxa"/>
+            </w:tcMar>
+          </w:tcPr>
+          <w:p>
+            <w:pPr>
+              <w:spacing w:line="240" w:lineRule="auto" w:before="0" w:after="0"/>
+              <w:ind w:left="0" w:firstLine="0"/>
+              <w:jc w:val="center"/>
+            </w:pPr>
+            <w:r>
+              <w:rPr>
+                <w:rFonts w:ascii="Times New Roman" w:hAnsi="Times New Roman"/>
+                <w:b w:val="0"/>
+                <w:sz w:val="24"/>
+              </w:rPr>
+              <w:t>IPCC</w:t>
             </w:r>
           </w:p>
         </w:tc>
@@ -25070,7 +25679,7 @@
       <w:tr>
         <w:tc>
           <w:tcPr>
-            <w:tcW w:type="dxa" w:w="1916"/>
+            <w:tcW w:type="dxa" w:w="1597"/>
             <w:vAlign w:val="center"/>
             <w:tcMar>
               <w:top w:w="72" w:type="dxa"/>
@@ -25097,7 +25706,7 @@
         </w:tc>
         <w:tc>
           <w:tcPr>
-            <w:tcW w:type="dxa" w:w="1916"/>
+            <w:tcW w:type="dxa" w:w="1597"/>
             <w:vAlign w:val="center"/>
             <w:tcMar>
               <w:top w:w="72" w:type="dxa"/>
@@ -25124,7 +25733,7 @@
         </w:tc>
         <w:tc>
           <w:tcPr>
-            <w:tcW w:type="dxa" w:w="1916"/>
+            <w:tcW w:type="dxa" w:w="1597"/>
             <w:vAlign w:val="center"/>
             <w:tcMar>
               <w:top w:w="72" w:type="dxa"/>
@@ -25151,7 +25760,7 @@
         </w:tc>
         <w:tc>
           <w:tcPr>
-            <w:tcW w:type="dxa" w:w="1916"/>
+            <w:tcW w:type="dxa" w:w="1597"/>
             <w:vAlign w:val="center"/>
             <w:tcMar>
               <w:top w:w="72" w:type="dxa"/>
@@ -25178,7 +25787,7 @@
         </w:tc>
         <w:tc>
           <w:tcPr>
-            <w:tcW w:type="dxa" w:w="1916"/>
+            <w:tcW w:type="dxa" w:w="1597"/>
             <w:vAlign w:val="center"/>
             <w:tcMar>
               <w:top w:w="72" w:type="dxa"/>
@@ -25200,6 +25809,33 @@
                 <w:sz w:val="24"/>
               </w:rPr>
               <w:t>kg N₂O-N/kg N</w:t>
+            </w:r>
+          </w:p>
+        </w:tc>
+        <w:tc>
+          <w:tcPr>
+            <w:tcW w:type="dxa" w:w="1597"/>
+            <w:vAlign w:val="center"/>
+            <w:tcMar>
+              <w:top w:w="72" w:type="dxa"/>
+              <w:left w:w="72" w:type="dxa"/>
+              <w:bottom w:w="72" w:type="dxa"/>
+              <w:right w:w="72" w:type="dxa"/>
+            </w:tcMar>
+          </w:tcPr>
+          <w:p>
+            <w:pPr>
+              <w:spacing w:line="240" w:lineRule="auto" w:before="0" w:after="0"/>
+              <w:ind w:left="0" w:firstLine="0"/>
+              <w:jc w:val="center"/>
+            </w:pPr>
+            <w:r>
+              <w:rPr>
+                <w:rFonts w:ascii="Times New Roman" w:hAnsi="Times New Roman"/>
+                <w:b w:val="0"/>
+                <w:sz w:val="24"/>
+              </w:rPr>
+              <w:t>IPCC</w:t>
             </w:r>
           </w:p>
         </w:tc>
@@ -25207,7 +25843,7 @@
       <w:tr>
         <w:tc>
           <w:tcPr>
-            <w:tcW w:type="dxa" w:w="1916"/>
+            <w:tcW w:type="dxa" w:w="1597"/>
             <w:vAlign w:val="center"/>
             <w:tcMar>
               <w:top w:w="72" w:type="dxa"/>
@@ -25234,7 +25870,7 @@
         </w:tc>
         <w:tc>
           <w:tcPr>
-            <w:tcW w:type="dxa" w:w="1916"/>
+            <w:tcW w:type="dxa" w:w="1597"/>
             <w:vAlign w:val="center"/>
             <w:tcMar>
               <w:top w:w="72" w:type="dxa"/>
@@ -25261,7 +25897,7 @@
         </w:tc>
         <w:tc>
           <w:tcPr>
-            <w:tcW w:type="dxa" w:w="1916"/>
+            <w:tcW w:type="dxa" w:w="1597"/>
             <w:vAlign w:val="center"/>
             <w:tcMar>
               <w:top w:w="72" w:type="dxa"/>
@@ -25288,7 +25924,7 @@
         </w:tc>
         <w:tc>
           <w:tcPr>
-            <w:tcW w:type="dxa" w:w="1916"/>
+            <w:tcW w:type="dxa" w:w="1597"/>
             <w:vAlign w:val="center"/>
             <w:tcMar>
               <w:top w:w="72" w:type="dxa"/>
@@ -25315,7 +25951,7 @@
         </w:tc>
         <w:tc>
           <w:tcPr>
-            <w:tcW w:type="dxa" w:w="1916"/>
+            <w:tcW w:type="dxa" w:w="1597"/>
             <w:vAlign w:val="center"/>
             <w:tcMar>
               <w:top w:w="72" w:type="dxa"/>
@@ -25337,6 +25973,33 @@
                 <w:sz w:val="24"/>
               </w:rPr>
               <w:t>adimensional</w:t>
+            </w:r>
+          </w:p>
+        </w:tc>
+        <w:tc>
+          <w:tcPr>
+            <w:tcW w:type="dxa" w:w="1597"/>
+            <w:vAlign w:val="center"/>
+            <w:tcMar>
+              <w:top w:w="72" w:type="dxa"/>
+              <w:left w:w="72" w:type="dxa"/>
+              <w:bottom w:w="72" w:type="dxa"/>
+              <w:right w:w="72" w:type="dxa"/>
+            </w:tcMar>
+          </w:tcPr>
+          <w:p>
+            <w:pPr>
+              <w:spacing w:line="240" w:lineRule="auto" w:before="0" w:after="0"/>
+              <w:ind w:left="0" w:firstLine="0"/>
+              <w:jc w:val="center"/>
+            </w:pPr>
+            <w:r>
+              <w:rPr>
+                <w:rFonts w:ascii="Times New Roman" w:hAnsi="Times New Roman"/>
+                <w:b w:val="0"/>
+                <w:sz w:val="24"/>
+              </w:rPr>
+              <w:t>IPCC</w:t>
             </w:r>
           </w:p>
         </w:tc>
@@ -25344,7 +26007,7 @@
       <w:tr>
         <w:tc>
           <w:tcPr>
-            <w:tcW w:type="dxa" w:w="1916"/>
+            <w:tcW w:type="dxa" w:w="1597"/>
             <w:vAlign w:val="center"/>
             <w:tcMar>
               <w:top w:w="72" w:type="dxa"/>
@@ -25371,7 +26034,7 @@
         </w:tc>
         <w:tc>
           <w:tcPr>
-            <w:tcW w:type="dxa" w:w="1916"/>
+            <w:tcW w:type="dxa" w:w="1597"/>
             <w:vAlign w:val="center"/>
             <w:tcMar>
               <w:top w:w="72" w:type="dxa"/>
@@ -25398,7 +26061,7 @@
         </w:tc>
         <w:tc>
           <w:tcPr>
-            <w:tcW w:type="dxa" w:w="1916"/>
+            <w:tcW w:type="dxa" w:w="1597"/>
             <w:vAlign w:val="center"/>
             <w:tcMar>
               <w:top w:w="72" w:type="dxa"/>
@@ -25425,7 +26088,7 @@
         </w:tc>
         <w:tc>
           <w:tcPr>
-            <w:tcW w:type="dxa" w:w="1916"/>
+            <w:tcW w:type="dxa" w:w="1597"/>
             <w:vAlign w:val="center"/>
             <w:tcMar>
               <w:top w:w="72" w:type="dxa"/>
@@ -25452,7 +26115,7 @@
         </w:tc>
         <w:tc>
           <w:tcPr>
-            <w:tcW w:type="dxa" w:w="1916"/>
+            <w:tcW w:type="dxa" w:w="1597"/>
             <w:vAlign w:val="center"/>
             <w:tcMar>
               <w:top w:w="72" w:type="dxa"/>
@@ -25474,6 +26137,33 @@
                 <w:sz w:val="24"/>
               </w:rPr>
               <w:t>adimensional</w:t>
+            </w:r>
+          </w:p>
+        </w:tc>
+        <w:tc>
+          <w:tcPr>
+            <w:tcW w:type="dxa" w:w="1597"/>
+            <w:vAlign w:val="center"/>
+            <w:tcMar>
+              <w:top w:w="72" w:type="dxa"/>
+              <w:left w:w="72" w:type="dxa"/>
+              <w:bottom w:w="72" w:type="dxa"/>
+              <w:right w:w="72" w:type="dxa"/>
+            </w:tcMar>
+          </w:tcPr>
+          <w:p>
+            <w:pPr>
+              <w:spacing w:line="240" w:lineRule="auto" w:before="0" w:after="0"/>
+              <w:ind w:left="0" w:firstLine="0"/>
+              <w:jc w:val="center"/>
+            </w:pPr>
+            <w:r>
+              <w:rPr>
+                <w:rFonts w:ascii="Times New Roman" w:hAnsi="Times New Roman"/>
+                <w:b w:val="0"/>
+                <w:sz w:val="24"/>
+              </w:rPr>
+              <w:t>IPCC</w:t>
             </w:r>
           </w:p>
         </w:tc>
@@ -25481,7 +26171,7 @@
       <w:tr>
         <w:tc>
           <w:tcPr>
-            <w:tcW w:type="dxa" w:w="1916"/>
+            <w:tcW w:type="dxa" w:w="1597"/>
             <w:vAlign w:val="center"/>
             <w:tcMar>
               <w:top w:w="72" w:type="dxa"/>
@@ -25508,7 +26198,7 @@
         </w:tc>
         <w:tc>
           <w:tcPr>
-            <w:tcW w:type="dxa" w:w="1916"/>
+            <w:tcW w:type="dxa" w:w="1597"/>
             <w:vAlign w:val="center"/>
             <w:tcMar>
               <w:top w:w="72" w:type="dxa"/>
@@ -25535,7 +26225,7 @@
         </w:tc>
         <w:tc>
           <w:tcPr>
-            <w:tcW w:type="dxa" w:w="1916"/>
+            <w:tcW w:type="dxa" w:w="1597"/>
             <w:vAlign w:val="center"/>
             <w:tcMar>
               <w:top w:w="72" w:type="dxa"/>
@@ -25562,7 +26252,7 @@
         </w:tc>
         <w:tc>
           <w:tcPr>
-            <w:tcW w:type="dxa" w:w="1916"/>
+            <w:tcW w:type="dxa" w:w="1597"/>
             <w:vAlign w:val="center"/>
             <w:tcMar>
               <w:top w:w="72" w:type="dxa"/>
@@ -25589,7 +26279,7 @@
         </w:tc>
         <w:tc>
           <w:tcPr>
-            <w:tcW w:type="dxa" w:w="1916"/>
+            <w:tcW w:type="dxa" w:w="1597"/>
             <w:vAlign w:val="center"/>
             <w:tcMar>
               <w:top w:w="72" w:type="dxa"/>
@@ -25611,6 +26301,33 @@
                 <w:sz w:val="24"/>
               </w:rPr>
               <w:t>%</w:t>
+            </w:r>
+          </w:p>
+        </w:tc>
+        <w:tc>
+          <w:tcPr>
+            <w:tcW w:type="dxa" w:w="1597"/>
+            <w:vAlign w:val="center"/>
+            <w:tcMar>
+              <w:top w:w="72" w:type="dxa"/>
+              <w:left w:w="72" w:type="dxa"/>
+              <w:bottom w:w="72" w:type="dxa"/>
+              <w:right w:w="72" w:type="dxa"/>
+            </w:tcMar>
+          </w:tcPr>
+          <w:p>
+            <w:pPr>
+              <w:spacing w:line="240" w:lineRule="auto" w:before="0" w:after="0"/>
+              <w:ind w:left="0" w:firstLine="0"/>
+              <w:jc w:val="center"/>
+            </w:pPr>
+            <w:r>
+              <w:rPr>
+                <w:rFonts w:ascii="Times New Roman" w:hAnsi="Times New Roman"/>
+                <w:b w:val="0"/>
+                <w:sz w:val="24"/>
+              </w:rPr>
+              <w:t>IPCC</w:t>
             </w:r>
           </w:p>
         </w:tc>
@@ -25618,7 +26335,7 @@
       <w:tr>
         <w:tc>
           <w:tcPr>
-            <w:tcW w:type="dxa" w:w="1916"/>
+            <w:tcW w:type="dxa" w:w="1597"/>
             <w:vAlign w:val="center"/>
             <w:tcMar>
               <w:top w:w="72" w:type="dxa"/>
@@ -25645,7 +26362,7 @@
         </w:tc>
         <w:tc>
           <w:tcPr>
-            <w:tcW w:type="dxa" w:w="1916"/>
+            <w:tcW w:type="dxa" w:w="1597"/>
             <w:vAlign w:val="center"/>
             <w:tcMar>
               <w:top w:w="72" w:type="dxa"/>
@@ -25672,7 +26389,7 @@
         </w:tc>
         <w:tc>
           <w:tcPr>
-            <w:tcW w:type="dxa" w:w="1916"/>
+            <w:tcW w:type="dxa" w:w="1597"/>
             <w:vAlign w:val="center"/>
             <w:tcMar>
               <w:top w:w="72" w:type="dxa"/>
@@ -25699,7 +26416,7 @@
         </w:tc>
         <w:tc>
           <w:tcPr>
-            <w:tcW w:type="dxa" w:w="1916"/>
+            <w:tcW w:type="dxa" w:w="1597"/>
             <w:vAlign w:val="center"/>
             <w:tcMar>
               <w:top w:w="72" w:type="dxa"/>
@@ -25726,7 +26443,7 @@
         </w:tc>
         <w:tc>
           <w:tcPr>
-            <w:tcW w:type="dxa" w:w="1916"/>
+            <w:tcW w:type="dxa" w:w="1597"/>
             <w:vAlign w:val="center"/>
             <w:tcMar>
               <w:top w:w="72" w:type="dxa"/>
@@ -25748,6 +26465,33 @@
                 <w:sz w:val="24"/>
               </w:rPr>
               <w:t>kg N₂O-N/kg N</w:t>
+            </w:r>
+          </w:p>
+        </w:tc>
+        <w:tc>
+          <w:tcPr>
+            <w:tcW w:type="dxa" w:w="1597"/>
+            <w:vAlign w:val="center"/>
+            <w:tcMar>
+              <w:top w:w="72" w:type="dxa"/>
+              <w:left w:w="72" w:type="dxa"/>
+              <w:bottom w:w="72" w:type="dxa"/>
+              <w:right w:w="72" w:type="dxa"/>
+            </w:tcMar>
+          </w:tcPr>
+          <w:p>
+            <w:pPr>
+              <w:spacing w:line="240" w:lineRule="auto" w:before="0" w:after="0"/>
+              <w:ind w:left="0" w:firstLine="0"/>
+              <w:jc w:val="center"/>
+            </w:pPr>
+            <w:r>
+              <w:rPr>
+                <w:rFonts w:ascii="Times New Roman" w:hAnsi="Times New Roman"/>
+                <w:b w:val="0"/>
+                <w:sz w:val="24"/>
+              </w:rPr>
+              <w:t>IPCC</w:t>
             </w:r>
           </w:p>
         </w:tc>
@@ -25755,7 +26499,7 @@
       <w:tr>
         <w:tc>
           <w:tcPr>
-            <w:tcW w:type="dxa" w:w="1916"/>
+            <w:tcW w:type="dxa" w:w="1597"/>
             <w:vAlign w:val="center"/>
             <w:tcMar>
               <w:top w:w="72" w:type="dxa"/>
@@ -25782,7 +26526,7 @@
         </w:tc>
         <w:tc>
           <w:tcPr>
-            <w:tcW w:type="dxa" w:w="1916"/>
+            <w:tcW w:type="dxa" w:w="1597"/>
             <w:vAlign w:val="center"/>
             <w:tcMar>
               <w:top w:w="72" w:type="dxa"/>
@@ -25809,7 +26553,7 @@
         </w:tc>
         <w:tc>
           <w:tcPr>
-            <w:tcW w:type="dxa" w:w="1916"/>
+            <w:tcW w:type="dxa" w:w="1597"/>
             <w:vAlign w:val="center"/>
             <w:tcMar>
               <w:top w:w="72" w:type="dxa"/>
@@ -25836,7 +26580,7 @@
         </w:tc>
         <w:tc>
           <w:tcPr>
-            <w:tcW w:type="dxa" w:w="1916"/>
+            <w:tcW w:type="dxa" w:w="1597"/>
             <w:vAlign w:val="center"/>
             <w:tcMar>
               <w:top w:w="72" w:type="dxa"/>
@@ -25863,7 +26607,7 @@
         </w:tc>
         <w:tc>
           <w:tcPr>
-            <w:tcW w:type="dxa" w:w="1916"/>
+            <w:tcW w:type="dxa" w:w="1597"/>
             <w:vAlign w:val="center"/>
             <w:tcMar>
               <w:top w:w="72" w:type="dxa"/>
@@ -25885,6 +26629,33 @@
                 <w:sz w:val="24"/>
               </w:rPr>
               <w:t>adimensional</w:t>
+            </w:r>
+          </w:p>
+        </w:tc>
+        <w:tc>
+          <w:tcPr>
+            <w:tcW w:type="dxa" w:w="1597"/>
+            <w:vAlign w:val="center"/>
+            <w:tcMar>
+              <w:top w:w="72" w:type="dxa"/>
+              <w:left w:w="72" w:type="dxa"/>
+              <w:bottom w:w="72" w:type="dxa"/>
+              <w:right w:w="72" w:type="dxa"/>
+            </w:tcMar>
+          </w:tcPr>
+          <w:p>
+            <w:pPr>
+              <w:spacing w:line="240" w:lineRule="auto" w:before="0" w:after="0"/>
+              <w:ind w:left="0" w:firstLine="0"/>
+              <w:jc w:val="center"/>
+            </w:pPr>
+            <w:r>
+              <w:rPr>
+                <w:rFonts w:ascii="Times New Roman" w:hAnsi="Times New Roman"/>
+                <w:b w:val="0"/>
+                <w:sz w:val="24"/>
+              </w:rPr>
+              <w:t>IPCC</w:t>
             </w:r>
           </w:p>
         </w:tc>
@@ -25892,7 +26663,7 @@
       <w:tr>
         <w:tc>
           <w:tcPr>
-            <w:tcW w:type="dxa" w:w="1916"/>
+            <w:tcW w:type="dxa" w:w="1597"/>
             <w:vAlign w:val="center"/>
             <w:tcMar>
               <w:top w:w="72" w:type="dxa"/>
@@ -25919,7 +26690,7 @@
         </w:tc>
         <w:tc>
           <w:tcPr>
-            <w:tcW w:type="dxa" w:w="1916"/>
+            <w:tcW w:type="dxa" w:w="1597"/>
             <w:vAlign w:val="center"/>
             <w:tcMar>
               <w:top w:w="72" w:type="dxa"/>
@@ -25946,7 +26717,7 @@
         </w:tc>
         <w:tc>
           <w:tcPr>
-            <w:tcW w:type="dxa" w:w="1916"/>
+            <w:tcW w:type="dxa" w:w="1597"/>
             <w:vAlign w:val="center"/>
             <w:tcMar>
               <w:top w:w="72" w:type="dxa"/>
@@ -25973,7 +26744,7 @@
         </w:tc>
         <w:tc>
           <w:tcPr>
-            <w:tcW w:type="dxa" w:w="1916"/>
+            <w:tcW w:type="dxa" w:w="1597"/>
             <w:vAlign w:val="center"/>
             <w:tcMar>
               <w:top w:w="72" w:type="dxa"/>
@@ -26000,7 +26771,7 @@
         </w:tc>
         <w:tc>
           <w:tcPr>
-            <w:tcW w:type="dxa" w:w="1916"/>
+            <w:tcW w:type="dxa" w:w="1597"/>
             <w:vAlign w:val="center"/>
             <w:tcMar>
               <w:top w:w="72" w:type="dxa"/>
@@ -26022,6 +26793,33 @@
                 <w:sz w:val="24"/>
               </w:rPr>
               <w:t>adimensional</w:t>
+            </w:r>
+          </w:p>
+        </w:tc>
+        <w:tc>
+          <w:tcPr>
+            <w:tcW w:type="dxa" w:w="1597"/>
+            <w:vAlign w:val="center"/>
+            <w:tcMar>
+              <w:top w:w="72" w:type="dxa"/>
+              <w:left w:w="72" w:type="dxa"/>
+              <w:bottom w:w="72" w:type="dxa"/>
+              <w:right w:w="72" w:type="dxa"/>
+            </w:tcMar>
+          </w:tcPr>
+          <w:p>
+            <w:pPr>
+              <w:spacing w:line="240" w:lineRule="auto" w:before="0" w:after="0"/>
+              <w:ind w:left="0" w:firstLine="0"/>
+              <w:jc w:val="center"/>
+            </w:pPr>
+            <w:r>
+              <w:rPr>
+                <w:rFonts w:ascii="Times New Roman" w:hAnsi="Times New Roman"/>
+                <w:b w:val="0"/>
+                <w:sz w:val="24"/>
+              </w:rPr>
+              <w:t>IPCC</w:t>
             </w:r>
           </w:p>
         </w:tc>
@@ -26029,7 +26827,7 @@
       <w:tr>
         <w:tc>
           <w:tcPr>
-            <w:tcW w:type="dxa" w:w="1916"/>
+            <w:tcW w:type="dxa" w:w="1597"/>
             <w:vAlign w:val="center"/>
             <w:tcMar>
               <w:top w:w="72" w:type="dxa"/>
@@ -26056,7 +26854,7 @@
         </w:tc>
         <w:tc>
           <w:tcPr>
-            <w:tcW w:type="dxa" w:w="1916"/>
+            <w:tcW w:type="dxa" w:w="1597"/>
             <w:vAlign w:val="center"/>
             <w:tcMar>
               <w:top w:w="72" w:type="dxa"/>
@@ -26083,7 +26881,7 @@
         </w:tc>
         <w:tc>
           <w:tcPr>
-            <w:tcW w:type="dxa" w:w="1916"/>
+            <w:tcW w:type="dxa" w:w="1597"/>
             <w:vAlign w:val="center"/>
             <w:tcMar>
               <w:top w:w="72" w:type="dxa"/>
@@ -26110,7 +26908,7 @@
         </w:tc>
         <w:tc>
           <w:tcPr>
-            <w:tcW w:type="dxa" w:w="1916"/>
+            <w:tcW w:type="dxa" w:w="1597"/>
             <w:vAlign w:val="center"/>
             <w:tcMar>
               <w:top w:w="72" w:type="dxa"/>
@@ -26137,7 +26935,7 @@
         </w:tc>
         <w:tc>
           <w:tcPr>
-            <w:tcW w:type="dxa" w:w="1916"/>
+            <w:tcW w:type="dxa" w:w="1597"/>
             <w:vAlign w:val="center"/>
             <w:tcMar>
               <w:top w:w="72" w:type="dxa"/>
@@ -26159,6 +26957,33 @@
                 <w:sz w:val="24"/>
               </w:rPr>
               <w:t>%</w:t>
+            </w:r>
+          </w:p>
+        </w:tc>
+        <w:tc>
+          <w:tcPr>
+            <w:tcW w:type="dxa" w:w="1597"/>
+            <w:vAlign w:val="center"/>
+            <w:tcMar>
+              <w:top w:w="72" w:type="dxa"/>
+              <w:left w:w="72" w:type="dxa"/>
+              <w:bottom w:w="72" w:type="dxa"/>
+              <w:right w:w="72" w:type="dxa"/>
+            </w:tcMar>
+          </w:tcPr>
+          <w:p>
+            <w:pPr>
+              <w:spacing w:line="240" w:lineRule="auto" w:before="0" w:after="0"/>
+              <w:ind w:left="0" w:firstLine="0"/>
+              <w:jc w:val="center"/>
+            </w:pPr>
+            <w:r>
+              <w:rPr>
+                <w:rFonts w:ascii="Times New Roman" w:hAnsi="Times New Roman"/>
+                <w:b w:val="0"/>
+                <w:sz w:val="24"/>
+              </w:rPr>
+              <w:t>IPCC</w:t>
             </w:r>
           </w:p>
         </w:tc>
@@ -26166,7 +26991,7 @@
       <w:tr>
         <w:tc>
           <w:tcPr>
-            <w:tcW w:type="dxa" w:w="1916"/>
+            <w:tcW w:type="dxa" w:w="1597"/>
             <w:vAlign w:val="center"/>
             <w:tcMar>
               <w:top w:w="72" w:type="dxa"/>
@@ -26193,7 +27018,7 @@
         </w:tc>
         <w:tc>
           <w:tcPr>
-            <w:tcW w:type="dxa" w:w="1916"/>
+            <w:tcW w:type="dxa" w:w="1597"/>
             <w:vAlign w:val="center"/>
             <w:tcMar>
               <w:top w:w="72" w:type="dxa"/>
@@ -26220,7 +27045,7 @@
         </w:tc>
         <w:tc>
           <w:tcPr>
-            <w:tcW w:type="dxa" w:w="1916"/>
+            <w:tcW w:type="dxa" w:w="1597"/>
             <w:vAlign w:val="center"/>
             <w:tcMar>
               <w:top w:w="72" w:type="dxa"/>
@@ -26247,7 +27072,7 @@
         </w:tc>
         <w:tc>
           <w:tcPr>
-            <w:tcW w:type="dxa" w:w="1916"/>
+            <w:tcW w:type="dxa" w:w="1597"/>
             <w:vAlign w:val="center"/>
             <w:tcMar>
               <w:top w:w="72" w:type="dxa"/>
@@ -26274,7 +27099,7 @@
         </w:tc>
         <w:tc>
           <w:tcPr>
-            <w:tcW w:type="dxa" w:w="1916"/>
+            <w:tcW w:type="dxa" w:w="1597"/>
             <w:vAlign w:val="center"/>
             <w:tcMar>
               <w:top w:w="72" w:type="dxa"/>
@@ -26296,6 +27121,33 @@
                 <w:sz w:val="24"/>
               </w:rPr>
               <w:t>kg N₂O-N/kg N</w:t>
+            </w:r>
+          </w:p>
+        </w:tc>
+        <w:tc>
+          <w:tcPr>
+            <w:tcW w:type="dxa" w:w="1597"/>
+            <w:vAlign w:val="center"/>
+            <w:tcMar>
+              <w:top w:w="72" w:type="dxa"/>
+              <w:left w:w="72" w:type="dxa"/>
+              <w:bottom w:w="72" w:type="dxa"/>
+              <w:right w:w="72" w:type="dxa"/>
+            </w:tcMar>
+          </w:tcPr>
+          <w:p>
+            <w:pPr>
+              <w:spacing w:line="240" w:lineRule="auto" w:before="0" w:after="0"/>
+              <w:ind w:left="0" w:firstLine="0"/>
+              <w:jc w:val="center"/>
+            </w:pPr>
+            <w:r>
+              <w:rPr>
+                <w:rFonts w:ascii="Times New Roman" w:hAnsi="Times New Roman"/>
+                <w:b w:val="0"/>
+                <w:sz w:val="24"/>
+              </w:rPr>
+              <w:t>IPCC</w:t>
             </w:r>
           </w:p>
         </w:tc>
@@ -26303,7 +27155,7 @@
       <w:tr>
         <w:tc>
           <w:tcPr>
-            <w:tcW w:type="dxa" w:w="1916"/>
+            <w:tcW w:type="dxa" w:w="1597"/>
             <w:vAlign w:val="center"/>
             <w:tcMar>
               <w:top w:w="72" w:type="dxa"/>
@@ -26330,7 +27182,7 @@
         </w:tc>
         <w:tc>
           <w:tcPr>
-            <w:tcW w:type="dxa" w:w="1916"/>
+            <w:tcW w:type="dxa" w:w="1597"/>
             <w:vAlign w:val="center"/>
             <w:tcMar>
               <w:top w:w="72" w:type="dxa"/>
@@ -26357,7 +27209,7 @@
         </w:tc>
         <w:tc>
           <w:tcPr>
-            <w:tcW w:type="dxa" w:w="1916"/>
+            <w:tcW w:type="dxa" w:w="1597"/>
             <w:vAlign w:val="center"/>
             <w:tcMar>
               <w:top w:w="72" w:type="dxa"/>
@@ -26384,7 +27236,7 @@
         </w:tc>
         <w:tc>
           <w:tcPr>
-            <w:tcW w:type="dxa" w:w="1916"/>
+            <w:tcW w:type="dxa" w:w="1597"/>
             <w:vAlign w:val="center"/>
             <w:tcMar>
               <w:top w:w="72" w:type="dxa"/>
@@ -26411,7 +27263,7 @@
         </w:tc>
         <w:tc>
           <w:tcPr>
-            <w:tcW w:type="dxa" w:w="1916"/>
+            <w:tcW w:type="dxa" w:w="1597"/>
             <w:vAlign w:val="center"/>
             <w:tcMar>
               <w:top w:w="72" w:type="dxa"/>
@@ -26433,6 +27285,33 @@
                 <w:sz w:val="24"/>
               </w:rPr>
               <w:t>adimensional</w:t>
+            </w:r>
+          </w:p>
+        </w:tc>
+        <w:tc>
+          <w:tcPr>
+            <w:tcW w:type="dxa" w:w="1597"/>
+            <w:vAlign w:val="center"/>
+            <w:tcMar>
+              <w:top w:w="72" w:type="dxa"/>
+              <w:left w:w="72" w:type="dxa"/>
+              <w:bottom w:w="72" w:type="dxa"/>
+              <w:right w:w="72" w:type="dxa"/>
+            </w:tcMar>
+          </w:tcPr>
+          <w:p>
+            <w:pPr>
+              <w:spacing w:line="240" w:lineRule="auto" w:before="0" w:after="0"/>
+              <w:ind w:left="0" w:firstLine="0"/>
+              <w:jc w:val="center"/>
+            </w:pPr>
+            <w:r>
+              <w:rPr>
+                <w:rFonts w:ascii="Times New Roman" w:hAnsi="Times New Roman"/>
+                <w:b w:val="0"/>
+                <w:sz w:val="24"/>
+              </w:rPr>
+              <w:t>IPCC</w:t>
             </w:r>
           </w:p>
         </w:tc>
@@ -26440,7 +27319,7 @@
       <w:tr>
         <w:tc>
           <w:tcPr>
-            <w:tcW w:type="dxa" w:w="1916"/>
+            <w:tcW w:type="dxa" w:w="1597"/>
             <w:vAlign w:val="center"/>
             <w:tcMar>
               <w:top w:w="72" w:type="dxa"/>
@@ -26467,7 +27346,7 @@
         </w:tc>
         <w:tc>
           <w:tcPr>
-            <w:tcW w:type="dxa" w:w="1916"/>
+            <w:tcW w:type="dxa" w:w="1597"/>
             <w:vAlign w:val="center"/>
             <w:tcMar>
               <w:top w:w="72" w:type="dxa"/>
@@ -26494,7 +27373,7 @@
         </w:tc>
         <w:tc>
           <w:tcPr>
-            <w:tcW w:type="dxa" w:w="1916"/>
+            <w:tcW w:type="dxa" w:w="1597"/>
             <w:vAlign w:val="center"/>
             <w:tcMar>
               <w:top w:w="72" w:type="dxa"/>
@@ -26521,7 +27400,7 @@
         </w:tc>
         <w:tc>
           <w:tcPr>
-            <w:tcW w:type="dxa" w:w="1916"/>
+            <w:tcW w:type="dxa" w:w="1597"/>
             <w:vAlign w:val="center"/>
             <w:tcMar>
               <w:top w:w="72" w:type="dxa"/>
@@ -26548,7 +27427,7 @@
         </w:tc>
         <w:tc>
           <w:tcPr>
-            <w:tcW w:type="dxa" w:w="1916"/>
+            <w:tcW w:type="dxa" w:w="1597"/>
             <w:vAlign w:val="center"/>
             <w:tcMar>
               <w:top w:w="72" w:type="dxa"/>
@@ -26570,6 +27449,33 @@
                 <w:sz w:val="24"/>
               </w:rPr>
               <w:t>adimensional</w:t>
+            </w:r>
+          </w:p>
+        </w:tc>
+        <w:tc>
+          <w:tcPr>
+            <w:tcW w:type="dxa" w:w="1597"/>
+            <w:vAlign w:val="center"/>
+            <w:tcMar>
+              <w:top w:w="72" w:type="dxa"/>
+              <w:left w:w="72" w:type="dxa"/>
+              <w:bottom w:w="72" w:type="dxa"/>
+              <w:right w:w="72" w:type="dxa"/>
+            </w:tcMar>
+          </w:tcPr>
+          <w:p>
+            <w:pPr>
+              <w:spacing w:line="240" w:lineRule="auto" w:before="0" w:after="0"/>
+              <w:ind w:left="0" w:firstLine="0"/>
+              <w:jc w:val="center"/>
+            </w:pPr>
+            <w:r>
+              <w:rPr>
+                <w:rFonts w:ascii="Times New Roman" w:hAnsi="Times New Roman"/>
+                <w:b w:val="0"/>
+                <w:sz w:val="24"/>
+              </w:rPr>
+              <w:t>IPCC</w:t>
             </w:r>
           </w:p>
         </w:tc>
@@ -26577,7 +27483,7 @@
       <w:tr>
         <w:tc>
           <w:tcPr>
-            <w:tcW w:type="dxa" w:w="1916"/>
+            <w:tcW w:type="dxa" w:w="1597"/>
             <w:vAlign w:val="center"/>
             <w:tcMar>
               <w:top w:w="72" w:type="dxa"/>
@@ -26604,7 +27510,7 @@
         </w:tc>
         <w:tc>
           <w:tcPr>
-            <w:tcW w:type="dxa" w:w="1916"/>
+            <w:tcW w:type="dxa" w:w="1597"/>
             <w:vAlign w:val="center"/>
             <w:tcMar>
               <w:top w:w="72" w:type="dxa"/>
@@ -26631,7 +27537,7 @@
         </w:tc>
         <w:tc>
           <w:tcPr>
-            <w:tcW w:type="dxa" w:w="1916"/>
+            <w:tcW w:type="dxa" w:w="1597"/>
             <w:vAlign w:val="center"/>
             <w:tcMar>
               <w:top w:w="72" w:type="dxa"/>
@@ -26658,7 +27564,7 @@
         </w:tc>
         <w:tc>
           <w:tcPr>
-            <w:tcW w:type="dxa" w:w="1916"/>
+            <w:tcW w:type="dxa" w:w="1597"/>
             <w:vAlign w:val="center"/>
             <w:tcMar>
               <w:top w:w="72" w:type="dxa"/>
@@ -26685,7 +27591,7 @@
         </w:tc>
         <w:tc>
           <w:tcPr>
-            <w:tcW w:type="dxa" w:w="1916"/>
+            <w:tcW w:type="dxa" w:w="1597"/>
             <w:vAlign w:val="center"/>
             <w:tcMar>
               <w:top w:w="72" w:type="dxa"/>
@@ -26707,6 +27613,33 @@
                 <w:sz w:val="24"/>
               </w:rPr>
               <w:t>kg CO₂/kg residuo seco</w:t>
+            </w:r>
+          </w:p>
+        </w:tc>
+        <w:tc>
+          <w:tcPr>
+            <w:tcW w:type="dxa" w:w="1597"/>
+            <w:vAlign w:val="center"/>
+            <w:tcMar>
+              <w:top w:w="72" w:type="dxa"/>
+              <w:left w:w="72" w:type="dxa"/>
+              <w:bottom w:w="72" w:type="dxa"/>
+              <w:right w:w="72" w:type="dxa"/>
+            </w:tcMar>
+          </w:tcPr>
+          <w:p>
+            <w:pPr>
+              <w:spacing w:line="240" w:lineRule="auto" w:before="0" w:after="0"/>
+              <w:ind w:left="0" w:firstLine="0"/>
+              <w:jc w:val="center"/>
+            </w:pPr>
+            <w:r>
+              <w:rPr>
+                <w:rFonts w:ascii="Times New Roman" w:hAnsi="Times New Roman"/>
+                <w:b w:val="0"/>
+                <w:sz w:val="24"/>
+              </w:rPr>
+              <w:t>Jjagwe et al. (2019)</w:t>
             </w:r>
           </w:p>
         </w:tc>
@@ -26714,7 +27647,7 @@
       <w:tr>
         <w:tc>
           <w:tcPr>
-            <w:tcW w:type="dxa" w:w="1916"/>
+            <w:tcW w:type="dxa" w:w="1597"/>
             <w:vAlign w:val="center"/>
             <w:tcMar>
               <w:top w:w="72" w:type="dxa"/>
@@ -26741,7 +27674,7 @@
         </w:tc>
         <w:tc>
           <w:tcPr>
-            <w:tcW w:type="dxa" w:w="1916"/>
+            <w:tcW w:type="dxa" w:w="1597"/>
             <w:vAlign w:val="center"/>
             <w:tcMar>
               <w:top w:w="72" w:type="dxa"/>
@@ -26768,7 +27701,7 @@
         </w:tc>
         <w:tc>
           <w:tcPr>
-            <w:tcW w:type="dxa" w:w="1916"/>
+            <w:tcW w:type="dxa" w:w="1597"/>
             <w:vAlign w:val="center"/>
             <w:tcMar>
               <w:top w:w="72" w:type="dxa"/>
@@ -26795,7 +27728,7 @@
         </w:tc>
         <w:tc>
           <w:tcPr>
-            <w:tcW w:type="dxa" w:w="1916"/>
+            <w:tcW w:type="dxa" w:w="1597"/>
             <w:vAlign w:val="center"/>
             <w:tcMar>
               <w:top w:w="72" w:type="dxa"/>
@@ -26822,7 +27755,7 @@
         </w:tc>
         <w:tc>
           <w:tcPr>
-            <w:tcW w:type="dxa" w:w="1916"/>
+            <w:tcW w:type="dxa" w:w="1597"/>
             <w:vAlign w:val="center"/>
             <w:tcMar>
               <w:top w:w="72" w:type="dxa"/>
@@ -26844,6 +27777,33 @@
                 <w:sz w:val="24"/>
               </w:rPr>
               <w:t>kg CH₄/kg residuo seco</w:t>
+            </w:r>
+          </w:p>
+        </w:tc>
+        <w:tc>
+          <w:tcPr>
+            <w:tcW w:type="dxa" w:w="1597"/>
+            <w:vAlign w:val="center"/>
+            <w:tcMar>
+              <w:top w:w="72" w:type="dxa"/>
+              <w:left w:w="72" w:type="dxa"/>
+              <w:bottom w:w="72" w:type="dxa"/>
+              <w:right w:w="72" w:type="dxa"/>
+            </w:tcMar>
+          </w:tcPr>
+          <w:p>
+            <w:pPr>
+              <w:spacing w:line="240" w:lineRule="auto" w:before="0" w:after="0"/>
+              <w:ind w:left="0" w:firstLine="0"/>
+              <w:jc w:val="center"/>
+            </w:pPr>
+            <w:r>
+              <w:rPr>
+                <w:rFonts w:ascii="Times New Roman" w:hAnsi="Times New Roman"/>
+                <w:b w:val="0"/>
+                <w:sz w:val="24"/>
+              </w:rPr>
+              <w:t>Jjagwe et al. (2019)</w:t>
             </w:r>
           </w:p>
         </w:tc>
@@ -26851,7 +27811,7 @@
       <w:tr>
         <w:tc>
           <w:tcPr>
-            <w:tcW w:type="dxa" w:w="1916"/>
+            <w:tcW w:type="dxa" w:w="1597"/>
             <w:vAlign w:val="center"/>
             <w:tcMar>
               <w:top w:w="72" w:type="dxa"/>
@@ -26878,7 +27838,7 @@
         </w:tc>
         <w:tc>
           <w:tcPr>
-            <w:tcW w:type="dxa" w:w="1916"/>
+            <w:tcW w:type="dxa" w:w="1597"/>
             <w:vAlign w:val="center"/>
             <w:tcMar>
               <w:top w:w="72" w:type="dxa"/>
@@ -26905,7 +27865,7 @@
         </w:tc>
         <w:tc>
           <w:tcPr>
-            <w:tcW w:type="dxa" w:w="1916"/>
+            <w:tcW w:type="dxa" w:w="1597"/>
             <w:vAlign w:val="center"/>
             <w:tcMar>
               <w:top w:w="72" w:type="dxa"/>
@@ -26932,7 +27892,7 @@
         </w:tc>
         <w:tc>
           <w:tcPr>
-            <w:tcW w:type="dxa" w:w="1916"/>
+            <w:tcW w:type="dxa" w:w="1597"/>
             <w:vAlign w:val="center"/>
             <w:tcMar>
               <w:top w:w="72" w:type="dxa"/>
@@ -26959,7 +27919,7 @@
         </w:tc>
         <w:tc>
           <w:tcPr>
-            <w:tcW w:type="dxa" w:w="1916"/>
+            <w:tcW w:type="dxa" w:w="1597"/>
             <w:vAlign w:val="center"/>
             <w:tcMar>
               <w:top w:w="72" w:type="dxa"/>
@@ -26981,6 +27941,33 @@
                 <w:sz w:val="24"/>
               </w:rPr>
               <w:t>kg N₂O/kg residuo seco</w:t>
+            </w:r>
+          </w:p>
+        </w:tc>
+        <w:tc>
+          <w:tcPr>
+            <w:tcW w:type="dxa" w:w="1597"/>
+            <w:vAlign w:val="center"/>
+            <w:tcMar>
+              <w:top w:w="72" w:type="dxa"/>
+              <w:left w:w="72" w:type="dxa"/>
+              <w:bottom w:w="72" w:type="dxa"/>
+              <w:right w:w="72" w:type="dxa"/>
+            </w:tcMar>
+          </w:tcPr>
+          <w:p>
+            <w:pPr>
+              <w:spacing w:line="240" w:lineRule="auto" w:before="0" w:after="0"/>
+              <w:ind w:left="0" w:firstLine="0"/>
+              <w:jc w:val="center"/>
+            </w:pPr>
+            <w:r>
+              <w:rPr>
+                <w:rFonts w:ascii="Times New Roman" w:hAnsi="Times New Roman"/>
+                <w:b w:val="0"/>
+                <w:sz w:val="24"/>
+              </w:rPr>
+              <w:t>Jjagwe et al. (2019)</w:t>
             </w:r>
           </w:p>
         </w:tc>
@@ -26988,7 +27975,7 @@
       <w:tr>
         <w:tc>
           <w:tcPr>
-            <w:tcW w:type="dxa" w:w="1916"/>
+            <w:tcW w:type="dxa" w:w="1597"/>
             <w:vAlign w:val="center"/>
             <w:tcMar>
               <w:top w:w="72" w:type="dxa"/>
@@ -27015,7 +28002,7 @@
         </w:tc>
         <w:tc>
           <w:tcPr>
-            <w:tcW w:type="dxa" w:w="1916"/>
+            <w:tcW w:type="dxa" w:w="1597"/>
             <w:vAlign w:val="center"/>
             <w:tcMar>
               <w:top w:w="72" w:type="dxa"/>
@@ -27042,7 +28029,7 @@
         </w:tc>
         <w:tc>
           <w:tcPr>
-            <w:tcW w:type="dxa" w:w="1916"/>
+            <w:tcW w:type="dxa" w:w="1597"/>
             <w:vAlign w:val="center"/>
             <w:tcMar>
               <w:top w:w="72" w:type="dxa"/>
@@ -27069,7 +28056,7 @@
         </w:tc>
         <w:tc>
           <w:tcPr>
-            <w:tcW w:type="dxa" w:w="1916"/>
+            <w:tcW w:type="dxa" w:w="1597"/>
             <w:vAlign w:val="center"/>
             <w:tcMar>
               <w:top w:w="72" w:type="dxa"/>
@@ -27096,7 +28083,7 @@
         </w:tc>
         <w:tc>
           <w:tcPr>
-            <w:tcW w:type="dxa" w:w="1916"/>
+            <w:tcW w:type="dxa" w:w="1597"/>
             <w:vAlign w:val="center"/>
             <w:tcMar>
               <w:top w:w="72" w:type="dxa"/>
@@ -27118,6 +28105,33 @@
                 <w:sz w:val="24"/>
               </w:rPr>
               <w:t>kg CO₂-eq/kg sustancia</w:t>
+            </w:r>
+          </w:p>
+        </w:tc>
+        <w:tc>
+          <w:tcPr>
+            <w:tcW w:type="dxa" w:w="1597"/>
+            <w:vAlign w:val="center"/>
+            <w:tcMar>
+              <w:top w:w="72" w:type="dxa"/>
+              <w:left w:w="72" w:type="dxa"/>
+              <w:bottom w:w="72" w:type="dxa"/>
+              <w:right w:w="72" w:type="dxa"/>
+            </w:tcMar>
+          </w:tcPr>
+          <w:p>
+            <w:pPr>
+              <w:spacing w:line="240" w:lineRule="auto" w:before="0" w:after="0"/>
+              <w:ind w:left="0" w:firstLine="0"/>
+              <w:jc w:val="center"/>
+            </w:pPr>
+            <w:r>
+              <w:rPr>
+                <w:rFonts w:ascii="Times New Roman" w:hAnsi="Times New Roman"/>
+                <w:b w:val="0"/>
+                <w:sz w:val="24"/>
+              </w:rPr>
+              <w:t>IPCC, potencial de calentamiento global</w:t>
             </w:r>
           </w:p>
         </w:tc>
@@ -27125,7 +28139,7 @@
       <w:tr>
         <w:tc>
           <w:tcPr>
-            <w:tcW w:type="dxa" w:w="1916"/>
+            <w:tcW w:type="dxa" w:w="1597"/>
             <w:vAlign w:val="center"/>
             <w:tcMar>
               <w:top w:w="72" w:type="dxa"/>
@@ -27152,7 +28166,7 @@
         </w:tc>
         <w:tc>
           <w:tcPr>
-            <w:tcW w:type="dxa" w:w="1916"/>
+            <w:tcW w:type="dxa" w:w="1597"/>
             <w:vAlign w:val="center"/>
             <w:tcMar>
               <w:top w:w="72" w:type="dxa"/>
@@ -27179,7 +28193,7 @@
         </w:tc>
         <w:tc>
           <w:tcPr>
-            <w:tcW w:type="dxa" w:w="1916"/>
+            <w:tcW w:type="dxa" w:w="1597"/>
             <w:vAlign w:val="center"/>
             <w:tcMar>
               <w:top w:w="72" w:type="dxa"/>
@@ -27206,7 +28220,7 @@
         </w:tc>
         <w:tc>
           <w:tcPr>
-            <w:tcW w:type="dxa" w:w="1916"/>
+            <w:tcW w:type="dxa" w:w="1597"/>
             <w:vAlign w:val="center"/>
             <w:tcMar>
               <w:top w:w="72" w:type="dxa"/>
@@ -27233,7 +28247,7 @@
         </w:tc>
         <w:tc>
           <w:tcPr>
-            <w:tcW w:type="dxa" w:w="1916"/>
+            <w:tcW w:type="dxa" w:w="1597"/>
             <w:vAlign w:val="center"/>
             <w:tcMar>
               <w:top w:w="72" w:type="dxa"/>
@@ -27255,6 +28269,33 @@
                 <w:sz w:val="24"/>
               </w:rPr>
               <w:t>kg CO₂-eq/kg sustancia</w:t>
+            </w:r>
+          </w:p>
+        </w:tc>
+        <w:tc>
+          <w:tcPr>
+            <w:tcW w:type="dxa" w:w="1597"/>
+            <w:vAlign w:val="center"/>
+            <w:tcMar>
+              <w:top w:w="72" w:type="dxa"/>
+              <w:left w:w="72" w:type="dxa"/>
+              <w:bottom w:w="72" w:type="dxa"/>
+              <w:right w:w="72" w:type="dxa"/>
+            </w:tcMar>
+          </w:tcPr>
+          <w:p>
+            <w:pPr>
+              <w:spacing w:line="240" w:lineRule="auto" w:before="0" w:after="0"/>
+              <w:ind w:left="0" w:firstLine="0"/>
+              <w:jc w:val="center"/>
+            </w:pPr>
+            <w:r>
+              <w:rPr>
+                <w:rFonts w:ascii="Times New Roman" w:hAnsi="Times New Roman"/>
+                <w:b w:val="0"/>
+                <w:sz w:val="24"/>
+              </w:rPr>
+              <w:t>IPCC, potencial de calentamiento global</w:t>
             </w:r>
           </w:p>
         </w:tc>
@@ -27262,7 +28303,7 @@
       <w:tr>
         <w:tc>
           <w:tcPr>
-            <w:tcW w:type="dxa" w:w="1916"/>
+            <w:tcW w:type="dxa" w:w="1597"/>
             <w:vAlign w:val="center"/>
             <w:tcMar>
               <w:top w:w="72" w:type="dxa"/>
@@ -27289,7 +28330,7 @@
         </w:tc>
         <w:tc>
           <w:tcPr>
-            <w:tcW w:type="dxa" w:w="1916"/>
+            <w:tcW w:type="dxa" w:w="1597"/>
             <w:vAlign w:val="center"/>
             <w:tcMar>
               <w:top w:w="72" w:type="dxa"/>
@@ -27316,7 +28357,7 @@
         </w:tc>
         <w:tc>
           <w:tcPr>
-            <w:tcW w:type="dxa" w:w="1916"/>
+            <w:tcW w:type="dxa" w:w="1597"/>
             <w:vAlign w:val="center"/>
             <w:tcMar>
               <w:top w:w="72" w:type="dxa"/>
@@ -27343,7 +28384,7 @@
         </w:tc>
         <w:tc>
           <w:tcPr>
-            <w:tcW w:type="dxa" w:w="1916"/>
+            <w:tcW w:type="dxa" w:w="1597"/>
             <w:vAlign w:val="center"/>
             <w:tcMar>
               <w:top w:w="72" w:type="dxa"/>
@@ -27370,7 +28411,7 @@
         </w:tc>
         <w:tc>
           <w:tcPr>
-            <w:tcW w:type="dxa" w:w="1916"/>
+            <w:tcW w:type="dxa" w:w="1597"/>
             <w:vAlign w:val="center"/>
             <w:tcMar>
               <w:top w:w="72" w:type="dxa"/>
@@ -27392,6 +28433,33 @@
                 <w:sz w:val="24"/>
               </w:rPr>
               <w:t>kg PO₄-eq/kg sustancia</w:t>
+            </w:r>
+          </w:p>
+        </w:tc>
+        <w:tc>
+          <w:tcPr>
+            <w:tcW w:type="dxa" w:w="1597"/>
+            <w:vAlign w:val="center"/>
+            <w:tcMar>
+              <w:top w:w="72" w:type="dxa"/>
+              <w:left w:w="72" w:type="dxa"/>
+              <w:bottom w:w="72" w:type="dxa"/>
+              <w:right w:w="72" w:type="dxa"/>
+            </w:tcMar>
+          </w:tcPr>
+          <w:p>
+            <w:pPr>
+              <w:spacing w:line="240" w:lineRule="auto" w:before="0" w:after="0"/>
+              <w:ind w:left="0" w:firstLine="0"/>
+              <w:jc w:val="center"/>
+            </w:pPr>
+            <w:r>
+              <w:rPr>
+                <w:rFonts w:ascii="Times New Roman" w:hAnsi="Times New Roman"/>
+                <w:b w:val="0"/>
+                <w:sz w:val="24"/>
+              </w:rPr>
+              <w:t>Requiere revisión bibliográfica del método EICV</w:t>
             </w:r>
           </w:p>
         </w:tc>
@@ -27399,7 +28467,7 @@
       <w:tr>
         <w:tc>
           <w:tcPr>
-            <w:tcW w:type="dxa" w:w="1916"/>
+            <w:tcW w:type="dxa" w:w="1597"/>
             <w:vAlign w:val="center"/>
             <w:tcMar>
               <w:top w:w="72" w:type="dxa"/>
@@ -27426,7 +28494,7 @@
         </w:tc>
         <w:tc>
           <w:tcPr>
-            <w:tcW w:type="dxa" w:w="1916"/>
+            <w:tcW w:type="dxa" w:w="1597"/>
             <w:vAlign w:val="center"/>
             <w:tcMar>
               <w:top w:w="72" w:type="dxa"/>
@@ -27453,7 +28521,7 @@
         </w:tc>
         <w:tc>
           <w:tcPr>
-            <w:tcW w:type="dxa" w:w="1916"/>
+            <w:tcW w:type="dxa" w:w="1597"/>
             <w:vAlign w:val="center"/>
             <w:tcMar>
               <w:top w:w="72" w:type="dxa"/>
@@ -27480,7 +28548,7 @@
         </w:tc>
         <w:tc>
           <w:tcPr>
-            <w:tcW w:type="dxa" w:w="1916"/>
+            <w:tcW w:type="dxa" w:w="1597"/>
             <w:vAlign w:val="center"/>
             <w:tcMar>
               <w:top w:w="72" w:type="dxa"/>
@@ -27507,7 +28575,7 @@
         </w:tc>
         <w:tc>
           <w:tcPr>
-            <w:tcW w:type="dxa" w:w="1916"/>
+            <w:tcW w:type="dxa" w:w="1597"/>
             <w:vAlign w:val="center"/>
             <w:tcMar>
               <w:top w:w="72" w:type="dxa"/>
@@ -27529,6 +28597,33 @@
                 <w:sz w:val="24"/>
               </w:rPr>
               <w:t>kg PO₄-eq/kg sustancia</w:t>
+            </w:r>
+          </w:p>
+        </w:tc>
+        <w:tc>
+          <w:tcPr>
+            <w:tcW w:type="dxa" w:w="1597"/>
+            <w:vAlign w:val="center"/>
+            <w:tcMar>
+              <w:top w:w="72" w:type="dxa"/>
+              <w:left w:w="72" w:type="dxa"/>
+              <w:bottom w:w="72" w:type="dxa"/>
+              <w:right w:w="72" w:type="dxa"/>
+            </w:tcMar>
+          </w:tcPr>
+          <w:p>
+            <w:pPr>
+              <w:spacing w:line="240" w:lineRule="auto" w:before="0" w:after="0"/>
+              <w:ind w:left="0" w:firstLine="0"/>
+              <w:jc w:val="center"/>
+            </w:pPr>
+            <w:r>
+              <w:rPr>
+                <w:rFonts w:ascii="Times New Roman" w:hAnsi="Times New Roman"/>
+                <w:b w:val="0"/>
+                <w:sz w:val="24"/>
+              </w:rPr>
+              <w:t>Requiere revisión bibliográfica del método EICV</w:t>
             </w:r>
           </w:p>
         </w:tc>
@@ -27536,7 +28631,7 @@
       <w:tr>
         <w:tc>
           <w:tcPr>
-            <w:tcW w:type="dxa" w:w="1916"/>
+            <w:tcW w:type="dxa" w:w="1597"/>
             <w:vAlign w:val="center"/>
             <w:tcMar>
               <w:top w:w="72" w:type="dxa"/>
@@ -27563,7 +28658,7 @@
         </w:tc>
         <w:tc>
           <w:tcPr>
-            <w:tcW w:type="dxa" w:w="1916"/>
+            <w:tcW w:type="dxa" w:w="1597"/>
             <w:vAlign w:val="center"/>
             <w:tcMar>
               <w:top w:w="72" w:type="dxa"/>
@@ -27590,7 +28685,7 @@
         </w:tc>
         <w:tc>
           <w:tcPr>
-            <w:tcW w:type="dxa" w:w="1916"/>
+            <w:tcW w:type="dxa" w:w="1597"/>
             <w:vAlign w:val="center"/>
             <w:tcMar>
               <w:top w:w="72" w:type="dxa"/>
@@ -27617,7 +28712,7 @@
         </w:tc>
         <w:tc>
           <w:tcPr>
-            <w:tcW w:type="dxa" w:w="1916"/>
+            <w:tcW w:type="dxa" w:w="1597"/>
             <w:vAlign w:val="center"/>
             <w:tcMar>
               <w:top w:w="72" w:type="dxa"/>
@@ -27644,7 +28739,7 @@
         </w:tc>
         <w:tc>
           <w:tcPr>
-            <w:tcW w:type="dxa" w:w="1916"/>
+            <w:tcW w:type="dxa" w:w="1597"/>
             <w:vAlign w:val="center"/>
             <w:tcMar>
               <w:top w:w="72" w:type="dxa"/>
@@ -27666,6 +28761,33 @@
                 <w:sz w:val="24"/>
               </w:rPr>
               <w:t>kg CO₂-eq/kg sustancia</w:t>
+            </w:r>
+          </w:p>
+        </w:tc>
+        <w:tc>
+          <w:tcPr>
+            <w:tcW w:type="dxa" w:w="1597"/>
+            <w:vAlign w:val="center"/>
+            <w:tcMar>
+              <w:top w:w="72" w:type="dxa"/>
+              <w:left w:w="72" w:type="dxa"/>
+              <w:bottom w:w="72" w:type="dxa"/>
+              <w:right w:w="72" w:type="dxa"/>
+            </w:tcMar>
+          </w:tcPr>
+          <w:p>
+            <w:pPr>
+              <w:spacing w:line="240" w:lineRule="auto" w:before="0" w:after="0"/>
+              <w:ind w:left="0" w:firstLine="0"/>
+              <w:jc w:val="center"/>
+            </w:pPr>
+            <w:r>
+              <w:rPr>
+                <w:rFonts w:ascii="Times New Roman" w:hAnsi="Times New Roman"/>
+                <w:b w:val="0"/>
+                <w:sz w:val="24"/>
+              </w:rPr>
+              <w:t>IPCC, potencial de calentamiento global</w:t>
             </w:r>
           </w:p>
         </w:tc>
@@ -27673,60 +28795,60 @@
       <w:tr>
         <w:tc>
           <w:tcPr>
-            <w:tcW w:type="dxa" w:w="1916"/>
-            <w:vAlign w:val="center"/>
-            <w:tcMar>
-              <w:top w:w="72" w:type="dxa"/>
-              <w:left w:w="72" w:type="dxa"/>
-              <w:bottom w:w="72" w:type="dxa"/>
-              <w:right w:w="72" w:type="dxa"/>
-            </w:tcMar>
-          </w:tcPr>
-          <w:p>
-            <w:pPr>
-              <w:spacing w:line="240" w:lineRule="auto" w:before="0" w:after="0"/>
-              <w:ind w:left="0" w:firstLine="0"/>
-              <w:jc w:val="center"/>
-            </w:pPr>
-            <w:r>
-              <w:rPr>
-                <w:rFonts w:ascii="Times New Roman" w:hAnsi="Times New Roman"/>
-                <w:b w:val="0"/>
-                <w:sz w:val="24"/>
-              </w:rPr>
-              <w:t>Factor metodológico pendiente de referencia</w:t>
-            </w:r>
-          </w:p>
-        </w:tc>
-        <w:tc>
-          <w:tcPr>
-            <w:tcW w:type="dxa" w:w="1916"/>
-            <w:vAlign w:val="center"/>
-            <w:tcMar>
-              <w:top w:w="72" w:type="dxa"/>
-              <w:left w:w="72" w:type="dxa"/>
-              <w:bottom w:w="72" w:type="dxa"/>
-              <w:right w:w="72" w:type="dxa"/>
-            </w:tcMar>
-          </w:tcPr>
-          <w:p>
-            <w:pPr>
-              <w:spacing w:line="240" w:lineRule="auto" w:before="0" w:after="0"/>
-              <w:ind w:left="0" w:firstLine="0"/>
-              <w:jc w:val="center"/>
-            </w:pPr>
-            <w:r>
-              <w:rPr>
-                <w:rFonts w:ascii="Times New Roman" w:hAnsi="Times New Roman"/>
-                <w:b w:val="0"/>
-                <w:sz w:val="24"/>
-              </w:rPr>
-            </w:r>
-          </w:p>
-        </w:tc>
-        <w:tc>
-          <w:tcPr>
-            <w:tcW w:type="dxa" w:w="1916"/>
+            <w:tcW w:type="dxa" w:w="1597"/>
+            <w:vAlign w:val="center"/>
+            <w:tcMar>
+              <w:top w:w="72" w:type="dxa"/>
+              <w:left w:w="72" w:type="dxa"/>
+              <w:bottom w:w="72" w:type="dxa"/>
+              <w:right w:w="72" w:type="dxa"/>
+            </w:tcMar>
+          </w:tcPr>
+          <w:p>
+            <w:pPr>
+              <w:spacing w:line="240" w:lineRule="auto" w:before="0" w:after="0"/>
+              <w:ind w:left="0" w:firstLine="0"/>
+              <w:jc w:val="center"/>
+            </w:pPr>
+            <w:r>
+              <w:rPr>
+                <w:rFonts w:ascii="Times New Roman" w:hAnsi="Times New Roman"/>
+                <w:b w:val="0"/>
+                <w:sz w:val="24"/>
+              </w:rPr>
+              <w:t>Parámetro complementario</w:t>
+            </w:r>
+          </w:p>
+        </w:tc>
+        <w:tc>
+          <w:tcPr>
+            <w:tcW w:type="dxa" w:w="1597"/>
+            <w:vAlign w:val="center"/>
+            <w:tcMar>
+              <w:top w:w="72" w:type="dxa"/>
+              <w:left w:w="72" w:type="dxa"/>
+              <w:bottom w:w="72" w:type="dxa"/>
+              <w:right w:w="72" w:type="dxa"/>
+            </w:tcMar>
+          </w:tcPr>
+          <w:p>
+            <w:pPr>
+              <w:spacing w:line="240" w:lineRule="auto" w:before="0" w:after="0"/>
+              <w:ind w:left="0" w:firstLine="0"/>
+              <w:jc w:val="center"/>
+            </w:pPr>
+            <w:r>
+              <w:rPr>
+                <w:rFonts w:ascii="Times New Roman" w:hAnsi="Times New Roman"/>
+                <w:b w:val="0"/>
+                <w:sz w:val="24"/>
+              </w:rPr>
+            </w:r>
+          </w:p>
+        </w:tc>
+        <w:tc>
+          <w:tcPr>
+            <w:tcW w:type="dxa" w:w="1597"/>
             <w:vAlign w:val="center"/>
             <w:tcMar>
               <w:top w:w="72" w:type="dxa"/>
@@ -27753,7 +28875,7 @@
         </w:tc>
         <w:tc>
           <w:tcPr>
-            <w:tcW w:type="dxa" w:w="1916"/>
+            <w:tcW w:type="dxa" w:w="1597"/>
             <w:vAlign w:val="center"/>
             <w:tcMar>
               <w:top w:w="72" w:type="dxa"/>
@@ -27780,7 +28902,7 @@
         </w:tc>
         <w:tc>
           <w:tcPr>
-            <w:tcW w:type="dxa" w:w="1916"/>
+            <w:tcW w:type="dxa" w:w="1597"/>
             <w:vAlign w:val="center"/>
             <w:tcMar>
               <w:top w:w="72" w:type="dxa"/>
@@ -27802,6 +28924,33 @@
                 <w:sz w:val="24"/>
               </w:rPr>
               <w:t>m³ CH₄/kg SV</w:t>
+            </w:r>
+          </w:p>
+        </w:tc>
+        <w:tc>
+          <w:tcPr>
+            <w:tcW w:type="dxa" w:w="1597"/>
+            <w:vAlign w:val="center"/>
+            <w:tcMar>
+              <w:top w:w="72" w:type="dxa"/>
+              <w:left w:w="72" w:type="dxa"/>
+              <w:bottom w:w="72" w:type="dxa"/>
+              <w:right w:w="72" w:type="dxa"/>
+            </w:tcMar>
+          </w:tcPr>
+          <w:p>
+            <w:pPr>
+              <w:spacing w:line="240" w:lineRule="auto" w:before="0" w:after="0"/>
+              <w:ind w:left="0" w:firstLine="0"/>
+              <w:jc w:val="center"/>
+            </w:pPr>
+            <w:r>
+              <w:rPr>
+                <w:rFonts w:ascii="Times New Roman" w:hAnsi="Times New Roman"/>
+                <w:b w:val="0"/>
+                <w:sz w:val="24"/>
+              </w:rPr>
+              <w:t>IPCC, ecuación de estimación de CH₄</w:t>
             </w:r>
           </w:p>
         </w:tc>
@@ -27809,60 +28958,60 @@
       <w:tr>
         <w:tc>
           <w:tcPr>
-            <w:tcW w:type="dxa" w:w="1916"/>
-            <w:vAlign w:val="center"/>
-            <w:tcMar>
-              <w:top w:w="72" w:type="dxa"/>
-              <w:left w:w="72" w:type="dxa"/>
-              <w:bottom w:w="72" w:type="dxa"/>
-              <w:right w:w="72" w:type="dxa"/>
-            </w:tcMar>
-          </w:tcPr>
-          <w:p>
-            <w:pPr>
-              <w:spacing w:line="240" w:lineRule="auto" w:before="0" w:after="0"/>
-              <w:ind w:left="0" w:firstLine="0"/>
-              <w:jc w:val="center"/>
-            </w:pPr>
-            <w:r>
-              <w:rPr>
-                <w:rFonts w:ascii="Times New Roman" w:hAnsi="Times New Roman"/>
-                <w:b w:val="0"/>
-                <w:sz w:val="24"/>
-              </w:rPr>
-              <w:t>Factor metodológico pendiente de referencia</w:t>
-            </w:r>
-          </w:p>
-        </w:tc>
-        <w:tc>
-          <w:tcPr>
-            <w:tcW w:type="dxa" w:w="1916"/>
-            <w:vAlign w:val="center"/>
-            <w:tcMar>
-              <w:top w:w="72" w:type="dxa"/>
-              <w:left w:w="72" w:type="dxa"/>
-              <w:bottom w:w="72" w:type="dxa"/>
-              <w:right w:w="72" w:type="dxa"/>
-            </w:tcMar>
-          </w:tcPr>
-          <w:p>
-            <w:pPr>
-              <w:spacing w:line="240" w:lineRule="auto" w:before="0" w:after="0"/>
-              <w:ind w:left="0" w:firstLine="0"/>
-              <w:jc w:val="center"/>
-            </w:pPr>
-            <w:r>
-              <w:rPr>
-                <w:rFonts w:ascii="Times New Roman" w:hAnsi="Times New Roman"/>
-                <w:b w:val="0"/>
-                <w:sz w:val="24"/>
-              </w:rPr>
-            </w:r>
-          </w:p>
-        </w:tc>
-        <w:tc>
-          <w:tcPr>
-            <w:tcW w:type="dxa" w:w="1916"/>
+            <w:tcW w:type="dxa" w:w="1597"/>
+            <w:vAlign w:val="center"/>
+            <w:tcMar>
+              <w:top w:w="72" w:type="dxa"/>
+              <w:left w:w="72" w:type="dxa"/>
+              <w:bottom w:w="72" w:type="dxa"/>
+              <w:right w:w="72" w:type="dxa"/>
+            </w:tcMar>
+          </w:tcPr>
+          <w:p>
+            <w:pPr>
+              <w:spacing w:line="240" w:lineRule="auto" w:before="0" w:after="0"/>
+              <w:ind w:left="0" w:firstLine="0"/>
+              <w:jc w:val="center"/>
+            </w:pPr>
+            <w:r>
+              <w:rPr>
+                <w:rFonts w:ascii="Times New Roman" w:hAnsi="Times New Roman"/>
+                <w:b w:val="0"/>
+                <w:sz w:val="24"/>
+              </w:rPr>
+              <w:t>Parámetro complementario</w:t>
+            </w:r>
+          </w:p>
+        </w:tc>
+        <w:tc>
+          <w:tcPr>
+            <w:tcW w:type="dxa" w:w="1597"/>
+            <w:vAlign w:val="center"/>
+            <w:tcMar>
+              <w:top w:w="72" w:type="dxa"/>
+              <w:left w:w="72" w:type="dxa"/>
+              <w:bottom w:w="72" w:type="dxa"/>
+              <w:right w:w="72" w:type="dxa"/>
+            </w:tcMar>
+          </w:tcPr>
+          <w:p>
+            <w:pPr>
+              <w:spacing w:line="240" w:lineRule="auto" w:before="0" w:after="0"/>
+              <w:ind w:left="0" w:firstLine="0"/>
+              <w:jc w:val="center"/>
+            </w:pPr>
+            <w:r>
+              <w:rPr>
+                <w:rFonts w:ascii="Times New Roman" w:hAnsi="Times New Roman"/>
+                <w:b w:val="0"/>
+                <w:sz w:val="24"/>
+              </w:rPr>
+            </w:r>
+          </w:p>
+        </w:tc>
+        <w:tc>
+          <w:tcPr>
+            <w:tcW w:type="dxa" w:w="1597"/>
             <w:vAlign w:val="center"/>
             <w:tcMar>
               <w:top w:w="72" w:type="dxa"/>
@@ -27889,7 +29038,7 @@
         </w:tc>
         <w:tc>
           <w:tcPr>
-            <w:tcW w:type="dxa" w:w="1916"/>
+            <w:tcW w:type="dxa" w:w="1597"/>
             <w:vAlign w:val="center"/>
             <w:tcMar>
               <w:top w:w="72" w:type="dxa"/>
@@ -27916,7 +29065,7 @@
         </w:tc>
         <w:tc>
           <w:tcPr>
-            <w:tcW w:type="dxa" w:w="1916"/>
+            <w:tcW w:type="dxa" w:w="1597"/>
             <w:vAlign w:val="center"/>
             <w:tcMar>
               <w:top w:w="72" w:type="dxa"/>
@@ -27938,6 +29087,33 @@
                 <w:sz w:val="24"/>
               </w:rPr>
               <w:t>adimensional</w:t>
+            </w:r>
+          </w:p>
+        </w:tc>
+        <w:tc>
+          <w:tcPr>
+            <w:tcW w:type="dxa" w:w="1597"/>
+            <w:vAlign w:val="center"/>
+            <w:tcMar>
+              <w:top w:w="72" w:type="dxa"/>
+              <w:left w:w="72" w:type="dxa"/>
+              <w:bottom w:w="72" w:type="dxa"/>
+              <w:right w:w="72" w:type="dxa"/>
+            </w:tcMar>
+          </w:tcPr>
+          <w:p>
+            <w:pPr>
+              <w:spacing w:line="240" w:lineRule="auto" w:before="0" w:after="0"/>
+              <w:ind w:left="0" w:firstLine="0"/>
+              <w:jc w:val="center"/>
+            </w:pPr>
+            <w:r>
+              <w:rPr>
+                <w:rFonts w:ascii="Times New Roman" w:hAnsi="Times New Roman"/>
+                <w:b w:val="0"/>
+                <w:sz w:val="24"/>
+              </w:rPr>
+              <w:t>Supuesto del modelo con estructura IPCC</w:t>
             </w:r>
           </w:p>
         </w:tc>
@@ -27945,60 +29121,60 @@
       <w:tr>
         <w:tc>
           <w:tcPr>
-            <w:tcW w:type="dxa" w:w="1916"/>
-            <w:vAlign w:val="center"/>
-            <w:tcMar>
-              <w:top w:w="72" w:type="dxa"/>
-              <w:left w:w="72" w:type="dxa"/>
-              <w:bottom w:w="72" w:type="dxa"/>
-              <w:right w:w="72" w:type="dxa"/>
-            </w:tcMar>
-          </w:tcPr>
-          <w:p>
-            <w:pPr>
-              <w:spacing w:line="240" w:lineRule="auto" w:before="0" w:after="0"/>
-              <w:ind w:left="0" w:firstLine="0"/>
-              <w:jc w:val="center"/>
-            </w:pPr>
-            <w:r>
-              <w:rPr>
-                <w:rFonts w:ascii="Times New Roman" w:hAnsi="Times New Roman"/>
-                <w:b w:val="0"/>
-                <w:sz w:val="24"/>
-              </w:rPr>
-              <w:t>Factor metodológico pendiente de referencia</w:t>
-            </w:r>
-          </w:p>
-        </w:tc>
-        <w:tc>
-          <w:tcPr>
-            <w:tcW w:type="dxa" w:w="1916"/>
-            <w:vAlign w:val="center"/>
-            <w:tcMar>
-              <w:top w:w="72" w:type="dxa"/>
-              <w:left w:w="72" w:type="dxa"/>
-              <w:bottom w:w="72" w:type="dxa"/>
-              <w:right w:w="72" w:type="dxa"/>
-            </w:tcMar>
-          </w:tcPr>
-          <w:p>
-            <w:pPr>
-              <w:spacing w:line="240" w:lineRule="auto" w:before="0" w:after="0"/>
-              <w:ind w:left="0" w:firstLine="0"/>
-              <w:jc w:val="center"/>
-            </w:pPr>
-            <w:r>
-              <w:rPr>
-                <w:rFonts w:ascii="Times New Roman" w:hAnsi="Times New Roman"/>
-                <w:b w:val="0"/>
-                <w:sz w:val="24"/>
-              </w:rPr>
-            </w:r>
-          </w:p>
-        </w:tc>
-        <w:tc>
-          <w:tcPr>
-            <w:tcW w:type="dxa" w:w="1916"/>
+            <w:tcW w:type="dxa" w:w="1597"/>
+            <w:vAlign w:val="center"/>
+            <w:tcMar>
+              <w:top w:w="72" w:type="dxa"/>
+              <w:left w:w="72" w:type="dxa"/>
+              <w:bottom w:w="72" w:type="dxa"/>
+              <w:right w:w="72" w:type="dxa"/>
+            </w:tcMar>
+          </w:tcPr>
+          <w:p>
+            <w:pPr>
+              <w:spacing w:line="240" w:lineRule="auto" w:before="0" w:after="0"/>
+              <w:ind w:left="0" w:firstLine="0"/>
+              <w:jc w:val="center"/>
+            </w:pPr>
+            <w:r>
+              <w:rPr>
+                <w:rFonts w:ascii="Times New Roman" w:hAnsi="Times New Roman"/>
+                <w:b w:val="0"/>
+                <w:sz w:val="24"/>
+              </w:rPr>
+              <w:t>Parámetro complementario</w:t>
+            </w:r>
+          </w:p>
+        </w:tc>
+        <w:tc>
+          <w:tcPr>
+            <w:tcW w:type="dxa" w:w="1597"/>
+            <w:vAlign w:val="center"/>
+            <w:tcMar>
+              <w:top w:w="72" w:type="dxa"/>
+              <w:left w:w="72" w:type="dxa"/>
+              <w:bottom w:w="72" w:type="dxa"/>
+              <w:right w:w="72" w:type="dxa"/>
+            </w:tcMar>
+          </w:tcPr>
+          <w:p>
+            <w:pPr>
+              <w:spacing w:line="240" w:lineRule="auto" w:before="0" w:after="0"/>
+              <w:ind w:left="0" w:firstLine="0"/>
+              <w:jc w:val="center"/>
+            </w:pPr>
+            <w:r>
+              <w:rPr>
+                <w:rFonts w:ascii="Times New Roman" w:hAnsi="Times New Roman"/>
+                <w:b w:val="0"/>
+                <w:sz w:val="24"/>
+              </w:rPr>
+            </w:r>
+          </w:p>
+        </w:tc>
+        <w:tc>
+          <w:tcPr>
+            <w:tcW w:type="dxa" w:w="1597"/>
             <w:vAlign w:val="center"/>
             <w:tcMar>
               <w:top w:w="72" w:type="dxa"/>
@@ -28025,7 +29201,7 @@
         </w:tc>
         <w:tc>
           <w:tcPr>
-            <w:tcW w:type="dxa" w:w="1916"/>
+            <w:tcW w:type="dxa" w:w="1597"/>
             <w:vAlign w:val="center"/>
             <w:tcMar>
               <w:top w:w="72" w:type="dxa"/>
@@ -28052,7 +29228,7 @@
         </w:tc>
         <w:tc>
           <w:tcPr>
-            <w:tcW w:type="dxa" w:w="1916"/>
+            <w:tcW w:type="dxa" w:w="1597"/>
             <w:vAlign w:val="center"/>
             <w:tcMar>
               <w:top w:w="72" w:type="dxa"/>
@@ -28074,6 +29250,33 @@
                 <w:sz w:val="24"/>
               </w:rPr>
               <w:t>unidad o cabeza equivalente</w:t>
+            </w:r>
+          </w:p>
+        </w:tc>
+        <w:tc>
+          <w:tcPr>
+            <w:tcW w:type="dxa" w:w="1597"/>
+            <w:vAlign w:val="center"/>
+            <w:tcMar>
+              <w:top w:w="72" w:type="dxa"/>
+              <w:left w:w="72" w:type="dxa"/>
+              <w:bottom w:w="72" w:type="dxa"/>
+              <w:right w:w="72" w:type="dxa"/>
+            </w:tcMar>
+          </w:tcPr>
+          <w:p>
+            <w:pPr>
+              <w:spacing w:line="240" w:lineRule="auto" w:before="0" w:after="0"/>
+              <w:ind w:left="0" w:firstLine="0"/>
+              <w:jc w:val="center"/>
+            </w:pPr>
+            <w:r>
+              <w:rPr>
+                <w:rFonts w:ascii="Times New Roman" w:hAnsi="Times New Roman"/>
+                <w:b w:val="0"/>
+                <w:sz w:val="24"/>
+              </w:rPr>
+              <w:t>Supuesto de unidad equivalente del modelo</w:t>
             </w:r>
           </w:p>
         </w:tc>
@@ -28081,60 +29284,60 @@
       <w:tr>
         <w:tc>
           <w:tcPr>
-            <w:tcW w:type="dxa" w:w="1916"/>
-            <w:vAlign w:val="center"/>
-            <w:tcMar>
-              <w:top w:w="72" w:type="dxa"/>
-              <w:left w:w="72" w:type="dxa"/>
-              <w:bottom w:w="72" w:type="dxa"/>
-              <w:right w:w="72" w:type="dxa"/>
-            </w:tcMar>
-          </w:tcPr>
-          <w:p>
-            <w:pPr>
-              <w:spacing w:line="240" w:lineRule="auto" w:before="0" w:after="0"/>
-              <w:ind w:left="0" w:firstLine="0"/>
-              <w:jc w:val="center"/>
-            </w:pPr>
-            <w:r>
-              <w:rPr>
-                <w:rFonts w:ascii="Times New Roman" w:hAnsi="Times New Roman"/>
-                <w:b w:val="0"/>
-                <w:sz w:val="24"/>
-              </w:rPr>
-              <w:t>Factor metodológico pendiente de referencia</w:t>
-            </w:r>
-          </w:p>
-        </w:tc>
-        <w:tc>
-          <w:tcPr>
-            <w:tcW w:type="dxa" w:w="1916"/>
-            <w:vAlign w:val="center"/>
-            <w:tcMar>
-              <w:top w:w="72" w:type="dxa"/>
-              <w:left w:w="72" w:type="dxa"/>
-              <w:bottom w:w="72" w:type="dxa"/>
-              <w:right w:w="72" w:type="dxa"/>
-            </w:tcMar>
-          </w:tcPr>
-          <w:p>
-            <w:pPr>
-              <w:spacing w:line="240" w:lineRule="auto" w:before="0" w:after="0"/>
-              <w:ind w:left="0" w:firstLine="0"/>
-              <w:jc w:val="center"/>
-            </w:pPr>
-            <w:r>
-              <w:rPr>
-                <w:rFonts w:ascii="Times New Roman" w:hAnsi="Times New Roman"/>
-                <w:b w:val="0"/>
-                <w:sz w:val="24"/>
-              </w:rPr>
-            </w:r>
-          </w:p>
-        </w:tc>
-        <w:tc>
-          <w:tcPr>
-            <w:tcW w:type="dxa" w:w="1916"/>
+            <w:tcW w:type="dxa" w:w="1597"/>
+            <w:vAlign w:val="center"/>
+            <w:tcMar>
+              <w:top w:w="72" w:type="dxa"/>
+              <w:left w:w="72" w:type="dxa"/>
+              <w:bottom w:w="72" w:type="dxa"/>
+              <w:right w:w="72" w:type="dxa"/>
+            </w:tcMar>
+          </w:tcPr>
+          <w:p>
+            <w:pPr>
+              <w:spacing w:line="240" w:lineRule="auto" w:before="0" w:after="0"/>
+              <w:ind w:left="0" w:firstLine="0"/>
+              <w:jc w:val="center"/>
+            </w:pPr>
+            <w:r>
+              <w:rPr>
+                <w:rFonts w:ascii="Times New Roman" w:hAnsi="Times New Roman"/>
+                <w:b w:val="0"/>
+                <w:sz w:val="24"/>
+              </w:rPr>
+              <w:t>Parámetro complementario</w:t>
+            </w:r>
+          </w:p>
+        </w:tc>
+        <w:tc>
+          <w:tcPr>
+            <w:tcW w:type="dxa" w:w="1597"/>
+            <w:vAlign w:val="center"/>
+            <w:tcMar>
+              <w:top w:w="72" w:type="dxa"/>
+              <w:left w:w="72" w:type="dxa"/>
+              <w:bottom w:w="72" w:type="dxa"/>
+              <w:right w:w="72" w:type="dxa"/>
+            </w:tcMar>
+          </w:tcPr>
+          <w:p>
+            <w:pPr>
+              <w:spacing w:line="240" w:lineRule="auto" w:before="0" w:after="0"/>
+              <w:ind w:left="0" w:firstLine="0"/>
+              <w:jc w:val="center"/>
+            </w:pPr>
+            <w:r>
+              <w:rPr>
+                <w:rFonts w:ascii="Times New Roman" w:hAnsi="Times New Roman"/>
+                <w:b w:val="0"/>
+                <w:sz w:val="24"/>
+              </w:rPr>
+            </w:r>
+          </w:p>
+        </w:tc>
+        <w:tc>
+          <w:tcPr>
+            <w:tcW w:type="dxa" w:w="1597"/>
             <w:vAlign w:val="center"/>
             <w:tcMar>
               <w:top w:w="72" w:type="dxa"/>
@@ -28161,7 +29364,7 @@
         </w:tc>
         <w:tc>
           <w:tcPr>
-            <w:tcW w:type="dxa" w:w="1916"/>
+            <w:tcW w:type="dxa" w:w="1597"/>
             <w:vAlign w:val="center"/>
             <w:tcMar>
               <w:top w:w="72" w:type="dxa"/>
@@ -28188,7 +29391,7 @@
         </w:tc>
         <w:tc>
           <w:tcPr>
-            <w:tcW w:type="dxa" w:w="1916"/>
+            <w:tcW w:type="dxa" w:w="1597"/>
             <w:vAlign w:val="center"/>
             <w:tcMar>
               <w:top w:w="72" w:type="dxa"/>
@@ -28210,6 +29413,33 @@
                 <w:sz w:val="24"/>
               </w:rPr>
               <w:t>kg N/año</w:t>
+            </w:r>
+          </w:p>
+        </w:tc>
+        <w:tc>
+          <w:tcPr>
+            <w:tcW w:type="dxa" w:w="1597"/>
+            <w:vAlign w:val="center"/>
+            <w:tcMar>
+              <w:top w:w="72" w:type="dxa"/>
+              <w:left w:w="72" w:type="dxa"/>
+              <w:bottom w:w="72" w:type="dxa"/>
+              <w:right w:w="72" w:type="dxa"/>
+            </w:tcMar>
+          </w:tcPr>
+          <w:p>
+            <w:pPr>
+              <w:spacing w:line="240" w:lineRule="auto" w:before="0" w:after="0"/>
+              <w:ind w:left="0" w:firstLine="0"/>
+              <w:jc w:val="center"/>
+            </w:pPr>
+            <w:r>
+              <w:rPr>
+                <w:rFonts w:ascii="Times New Roman" w:hAnsi="Times New Roman"/>
+                <w:b w:val="0"/>
+                <w:sz w:val="24"/>
+              </w:rPr>
+              <w:t>Supuesto de ausencia de codigestión</w:t>
             </w:r>
           </w:p>
         </w:tc>
@@ -28217,60 +29447,60 @@
       <w:tr>
         <w:tc>
           <w:tcPr>
-            <w:tcW w:type="dxa" w:w="1916"/>
-            <w:vAlign w:val="center"/>
-            <w:tcMar>
-              <w:top w:w="72" w:type="dxa"/>
-              <w:left w:w="72" w:type="dxa"/>
-              <w:bottom w:w="72" w:type="dxa"/>
-              <w:right w:w="72" w:type="dxa"/>
-            </w:tcMar>
-          </w:tcPr>
-          <w:p>
-            <w:pPr>
-              <w:spacing w:line="240" w:lineRule="auto" w:before="0" w:after="0"/>
-              <w:ind w:left="0" w:firstLine="0"/>
-              <w:jc w:val="center"/>
-            </w:pPr>
-            <w:r>
-              <w:rPr>
-                <w:rFonts w:ascii="Times New Roman" w:hAnsi="Times New Roman"/>
-                <w:b w:val="0"/>
-                <w:sz w:val="24"/>
-              </w:rPr>
-              <w:t>Factor metodológico pendiente de referencia</w:t>
-            </w:r>
-          </w:p>
-        </w:tc>
-        <w:tc>
-          <w:tcPr>
-            <w:tcW w:type="dxa" w:w="1916"/>
-            <w:vAlign w:val="center"/>
-            <w:tcMar>
-              <w:top w:w="72" w:type="dxa"/>
-              <w:left w:w="72" w:type="dxa"/>
-              <w:bottom w:w="72" w:type="dxa"/>
-              <w:right w:w="72" w:type="dxa"/>
-            </w:tcMar>
-          </w:tcPr>
-          <w:p>
-            <w:pPr>
-              <w:spacing w:line="240" w:lineRule="auto" w:before="0" w:after="0"/>
-              <w:ind w:left="0" w:firstLine="0"/>
-              <w:jc w:val="center"/>
-            </w:pPr>
-            <w:r>
-              <w:rPr>
-                <w:rFonts w:ascii="Times New Roman" w:hAnsi="Times New Roman"/>
-                <w:b w:val="0"/>
-                <w:sz w:val="24"/>
-              </w:rPr>
-            </w:r>
-          </w:p>
-        </w:tc>
-        <w:tc>
-          <w:tcPr>
-            <w:tcW w:type="dxa" w:w="1916"/>
+            <w:tcW w:type="dxa" w:w="1597"/>
+            <w:vAlign w:val="center"/>
+            <w:tcMar>
+              <w:top w:w="72" w:type="dxa"/>
+              <w:left w:w="72" w:type="dxa"/>
+              <w:bottom w:w="72" w:type="dxa"/>
+              <w:right w:w="72" w:type="dxa"/>
+            </w:tcMar>
+          </w:tcPr>
+          <w:p>
+            <w:pPr>
+              <w:spacing w:line="240" w:lineRule="auto" w:before="0" w:after="0"/>
+              <w:ind w:left="0" w:firstLine="0"/>
+              <w:jc w:val="center"/>
+            </w:pPr>
+            <w:r>
+              <w:rPr>
+                <w:rFonts w:ascii="Times New Roman" w:hAnsi="Times New Roman"/>
+                <w:b w:val="0"/>
+                <w:sz w:val="24"/>
+              </w:rPr>
+              <w:t>Parámetro complementario</w:t>
+            </w:r>
+          </w:p>
+        </w:tc>
+        <w:tc>
+          <w:tcPr>
+            <w:tcW w:type="dxa" w:w="1597"/>
+            <w:vAlign w:val="center"/>
+            <w:tcMar>
+              <w:top w:w="72" w:type="dxa"/>
+              <w:left w:w="72" w:type="dxa"/>
+              <w:bottom w:w="72" w:type="dxa"/>
+              <w:right w:w="72" w:type="dxa"/>
+            </w:tcMar>
+          </w:tcPr>
+          <w:p>
+            <w:pPr>
+              <w:spacing w:line="240" w:lineRule="auto" w:before="0" w:after="0"/>
+              <w:ind w:left="0" w:firstLine="0"/>
+              <w:jc w:val="center"/>
+            </w:pPr>
+            <w:r>
+              <w:rPr>
+                <w:rFonts w:ascii="Times New Roman" w:hAnsi="Times New Roman"/>
+                <w:b w:val="0"/>
+                <w:sz w:val="24"/>
+              </w:rPr>
+            </w:r>
+          </w:p>
+        </w:tc>
+        <w:tc>
+          <w:tcPr>
+            <w:tcW w:type="dxa" w:w="1597"/>
             <w:vAlign w:val="center"/>
             <w:tcMar>
               <w:top w:w="72" w:type="dxa"/>
@@ -28297,7 +29527,7 @@
         </w:tc>
         <w:tc>
           <w:tcPr>
-            <w:tcW w:type="dxa" w:w="1916"/>
+            <w:tcW w:type="dxa" w:w="1597"/>
             <w:vAlign w:val="center"/>
             <w:tcMar>
               <w:top w:w="72" w:type="dxa"/>
@@ -28324,7 +29554,7 @@
         </w:tc>
         <w:tc>
           <w:tcPr>
-            <w:tcW w:type="dxa" w:w="1916"/>
+            <w:tcW w:type="dxa" w:w="1597"/>
             <w:vAlign w:val="center"/>
             <w:tcMar>
               <w:top w:w="72" w:type="dxa"/>
@@ -28346,6 +29576,33 @@
                 <w:sz w:val="24"/>
               </w:rPr>
               <w:t>kg N₂O-N/kg N</w:t>
+            </w:r>
+          </w:p>
+        </w:tc>
+        <w:tc>
+          <w:tcPr>
+            <w:tcW w:type="dxa" w:w="1597"/>
+            <w:vAlign w:val="center"/>
+            <w:tcMar>
+              <w:top w:w="72" w:type="dxa"/>
+              <w:left w:w="72" w:type="dxa"/>
+              <w:bottom w:w="72" w:type="dxa"/>
+              <w:right w:w="72" w:type="dxa"/>
+            </w:tcMar>
+          </w:tcPr>
+          <w:p>
+            <w:pPr>
+              <w:spacing w:line="240" w:lineRule="auto" w:before="0" w:after="0"/>
+              <w:ind w:left="0" w:firstLine="0"/>
+              <w:jc w:val="center"/>
+            </w:pPr>
+            <w:r>
+              <w:rPr>
+                <w:rFonts w:ascii="Times New Roman" w:hAnsi="Times New Roman"/>
+                <w:b w:val="0"/>
+                <w:sz w:val="24"/>
+              </w:rPr>
+              <w:t>IPCC, ecuación 14</w:t>
             </w:r>
           </w:p>
         </w:tc>
@@ -28353,60 +29610,60 @@
       <w:tr>
         <w:tc>
           <w:tcPr>
-            <w:tcW w:type="dxa" w:w="1916"/>
-            <w:vAlign w:val="center"/>
-            <w:tcMar>
-              <w:top w:w="72" w:type="dxa"/>
-              <w:left w:w="72" w:type="dxa"/>
-              <w:bottom w:w="72" w:type="dxa"/>
-              <w:right w:w="72" w:type="dxa"/>
-            </w:tcMar>
-          </w:tcPr>
-          <w:p>
-            <w:pPr>
-              <w:spacing w:line="240" w:lineRule="auto" w:before="0" w:after="0"/>
-              <w:ind w:left="0" w:firstLine="0"/>
-              <w:jc w:val="center"/>
-            </w:pPr>
-            <w:r>
-              <w:rPr>
-                <w:rFonts w:ascii="Times New Roman" w:hAnsi="Times New Roman"/>
-                <w:b w:val="0"/>
-                <w:sz w:val="24"/>
-              </w:rPr>
-              <w:t>Factor metodológico pendiente de referencia</w:t>
-            </w:r>
-          </w:p>
-        </w:tc>
-        <w:tc>
-          <w:tcPr>
-            <w:tcW w:type="dxa" w:w="1916"/>
-            <w:vAlign w:val="center"/>
-            <w:tcMar>
-              <w:top w:w="72" w:type="dxa"/>
-              <w:left w:w="72" w:type="dxa"/>
-              <w:bottom w:w="72" w:type="dxa"/>
-              <w:right w:w="72" w:type="dxa"/>
-            </w:tcMar>
-          </w:tcPr>
-          <w:p>
-            <w:pPr>
-              <w:spacing w:line="240" w:lineRule="auto" w:before="0" w:after="0"/>
-              <w:ind w:left="0" w:firstLine="0"/>
-              <w:jc w:val="center"/>
-            </w:pPr>
-            <w:r>
-              <w:rPr>
-                <w:rFonts w:ascii="Times New Roman" w:hAnsi="Times New Roman"/>
-                <w:b w:val="0"/>
-                <w:sz w:val="24"/>
-              </w:rPr>
-            </w:r>
-          </w:p>
-        </w:tc>
-        <w:tc>
-          <w:tcPr>
-            <w:tcW w:type="dxa" w:w="1916"/>
+            <w:tcW w:type="dxa" w:w="1597"/>
+            <w:vAlign w:val="center"/>
+            <w:tcMar>
+              <w:top w:w="72" w:type="dxa"/>
+              <w:left w:w="72" w:type="dxa"/>
+              <w:bottom w:w="72" w:type="dxa"/>
+              <w:right w:w="72" w:type="dxa"/>
+            </w:tcMar>
+          </w:tcPr>
+          <w:p>
+            <w:pPr>
+              <w:spacing w:line="240" w:lineRule="auto" w:before="0" w:after="0"/>
+              <w:ind w:left="0" w:firstLine="0"/>
+              <w:jc w:val="center"/>
+            </w:pPr>
+            <w:r>
+              <w:rPr>
+                <w:rFonts w:ascii="Times New Roman" w:hAnsi="Times New Roman"/>
+                <w:b w:val="0"/>
+                <w:sz w:val="24"/>
+              </w:rPr>
+              <w:t>Parámetro complementario</w:t>
+            </w:r>
+          </w:p>
+        </w:tc>
+        <w:tc>
+          <w:tcPr>
+            <w:tcW w:type="dxa" w:w="1597"/>
+            <w:vAlign w:val="center"/>
+            <w:tcMar>
+              <w:top w:w="72" w:type="dxa"/>
+              <w:left w:w="72" w:type="dxa"/>
+              <w:bottom w:w="72" w:type="dxa"/>
+              <w:right w:w="72" w:type="dxa"/>
+            </w:tcMar>
+          </w:tcPr>
+          <w:p>
+            <w:pPr>
+              <w:spacing w:line="240" w:lineRule="auto" w:before="0" w:after="0"/>
+              <w:ind w:left="0" w:firstLine="0"/>
+              <w:jc w:val="center"/>
+            </w:pPr>
+            <w:r>
+              <w:rPr>
+                <w:rFonts w:ascii="Times New Roman" w:hAnsi="Times New Roman"/>
+                <w:b w:val="0"/>
+                <w:sz w:val="24"/>
+              </w:rPr>
+            </w:r>
+          </w:p>
+        </w:tc>
+        <w:tc>
+          <w:tcPr>
+            <w:tcW w:type="dxa" w:w="1597"/>
             <w:vAlign w:val="center"/>
             <w:tcMar>
               <w:top w:w="72" w:type="dxa"/>
@@ -28433,7 +29690,7 @@
         </w:tc>
         <w:tc>
           <w:tcPr>
-            <w:tcW w:type="dxa" w:w="1916"/>
+            <w:tcW w:type="dxa" w:w="1597"/>
             <w:vAlign w:val="center"/>
             <w:tcMar>
               <w:top w:w="72" w:type="dxa"/>
@@ -28460,7 +29717,7 @@
         </w:tc>
         <w:tc>
           <w:tcPr>
-            <w:tcW w:type="dxa" w:w="1916"/>
+            <w:tcW w:type="dxa" w:w="1597"/>
             <w:vAlign w:val="center"/>
             <w:tcMar>
               <w:top w:w="72" w:type="dxa"/>
@@ -28482,6 +29739,33 @@
                 <w:sz w:val="24"/>
               </w:rPr>
               <w:t>kg N₂O-N/(kg NH₃-N + NOx-N volatilizado)</w:t>
+            </w:r>
+          </w:p>
+        </w:tc>
+        <w:tc>
+          <w:tcPr>
+            <w:tcW w:type="dxa" w:w="1597"/>
+            <w:vAlign w:val="center"/>
+            <w:tcMar>
+              <w:top w:w="72" w:type="dxa"/>
+              <w:left w:w="72" w:type="dxa"/>
+              <w:bottom w:w="72" w:type="dxa"/>
+              <w:right w:w="72" w:type="dxa"/>
+            </w:tcMar>
+          </w:tcPr>
+          <w:p>
+            <w:pPr>
+              <w:spacing w:line="240" w:lineRule="auto" w:before="0" w:after="0"/>
+              <w:ind w:left="0" w:firstLine="0"/>
+              <w:jc w:val="center"/>
+            </w:pPr>
+            <w:r>
+              <w:rPr>
+                <w:rFonts w:ascii="Times New Roman" w:hAnsi="Times New Roman"/>
+                <w:b w:val="0"/>
+                <w:sz w:val="24"/>
+              </w:rPr>
+              <w:t>IPCC, ecuaciones 5 y 16</w:t>
             </w:r>
           </w:p>
         </w:tc>
@@ -28489,60 +29773,60 @@
       <w:tr>
         <w:tc>
           <w:tcPr>
-            <w:tcW w:type="dxa" w:w="1916"/>
-            <w:vAlign w:val="center"/>
-            <w:tcMar>
-              <w:top w:w="72" w:type="dxa"/>
-              <w:left w:w="72" w:type="dxa"/>
-              <w:bottom w:w="72" w:type="dxa"/>
-              <w:right w:w="72" w:type="dxa"/>
-            </w:tcMar>
-          </w:tcPr>
-          <w:p>
-            <w:pPr>
-              <w:spacing w:line="240" w:lineRule="auto" w:before="0" w:after="0"/>
-              <w:ind w:left="0" w:firstLine="0"/>
-              <w:jc w:val="center"/>
-            </w:pPr>
-            <w:r>
-              <w:rPr>
-                <w:rFonts w:ascii="Times New Roman" w:hAnsi="Times New Roman"/>
-                <w:b w:val="0"/>
-                <w:sz w:val="24"/>
-              </w:rPr>
-              <w:t>Factor metodológico pendiente de referencia</w:t>
-            </w:r>
-          </w:p>
-        </w:tc>
-        <w:tc>
-          <w:tcPr>
-            <w:tcW w:type="dxa" w:w="1916"/>
-            <w:vAlign w:val="center"/>
-            <w:tcMar>
-              <w:top w:w="72" w:type="dxa"/>
-              <w:left w:w="72" w:type="dxa"/>
-              <w:bottom w:w="72" w:type="dxa"/>
-              <w:right w:w="72" w:type="dxa"/>
-            </w:tcMar>
-          </w:tcPr>
-          <w:p>
-            <w:pPr>
-              <w:spacing w:line="240" w:lineRule="auto" w:before="0" w:after="0"/>
-              <w:ind w:left="0" w:firstLine="0"/>
-              <w:jc w:val="center"/>
-            </w:pPr>
-            <w:r>
-              <w:rPr>
-                <w:rFonts w:ascii="Times New Roman" w:hAnsi="Times New Roman"/>
-                <w:b w:val="0"/>
-                <w:sz w:val="24"/>
-              </w:rPr>
-            </w:r>
-          </w:p>
-        </w:tc>
-        <w:tc>
-          <w:tcPr>
-            <w:tcW w:type="dxa" w:w="1916"/>
+            <w:tcW w:type="dxa" w:w="1597"/>
+            <w:vAlign w:val="center"/>
+            <w:tcMar>
+              <w:top w:w="72" w:type="dxa"/>
+              <w:left w:w="72" w:type="dxa"/>
+              <w:bottom w:w="72" w:type="dxa"/>
+              <w:right w:w="72" w:type="dxa"/>
+            </w:tcMar>
+          </w:tcPr>
+          <w:p>
+            <w:pPr>
+              <w:spacing w:line="240" w:lineRule="auto" w:before="0" w:after="0"/>
+              <w:ind w:left="0" w:firstLine="0"/>
+              <w:jc w:val="center"/>
+            </w:pPr>
+            <w:r>
+              <w:rPr>
+                <w:rFonts w:ascii="Times New Roman" w:hAnsi="Times New Roman"/>
+                <w:b w:val="0"/>
+                <w:sz w:val="24"/>
+              </w:rPr>
+              <w:t>Parámetro complementario</w:t>
+            </w:r>
+          </w:p>
+        </w:tc>
+        <w:tc>
+          <w:tcPr>
+            <w:tcW w:type="dxa" w:w="1597"/>
+            <w:vAlign w:val="center"/>
+            <w:tcMar>
+              <w:top w:w="72" w:type="dxa"/>
+              <w:left w:w="72" w:type="dxa"/>
+              <w:bottom w:w="72" w:type="dxa"/>
+              <w:right w:w="72" w:type="dxa"/>
+            </w:tcMar>
+          </w:tcPr>
+          <w:p>
+            <w:pPr>
+              <w:spacing w:line="240" w:lineRule="auto" w:before="0" w:after="0"/>
+              <w:ind w:left="0" w:firstLine="0"/>
+              <w:jc w:val="center"/>
+            </w:pPr>
+            <w:r>
+              <w:rPr>
+                <w:rFonts w:ascii="Times New Roman" w:hAnsi="Times New Roman"/>
+                <w:b w:val="0"/>
+                <w:sz w:val="24"/>
+              </w:rPr>
+            </w:r>
+          </w:p>
+        </w:tc>
+        <w:tc>
+          <w:tcPr>
+            <w:tcW w:type="dxa" w:w="1597"/>
             <w:vAlign w:val="center"/>
             <w:tcMar>
               <w:top w:w="72" w:type="dxa"/>
@@ -28569,7 +29853,7 @@
         </w:tc>
         <w:tc>
           <w:tcPr>
-            <w:tcW w:type="dxa" w:w="1916"/>
+            <w:tcW w:type="dxa" w:w="1597"/>
             <w:vAlign w:val="center"/>
             <w:tcMar>
               <w:top w:w="72" w:type="dxa"/>
@@ -28596,7 +29880,7 @@
         </w:tc>
         <w:tc>
           <w:tcPr>
-            <w:tcW w:type="dxa" w:w="1916"/>
+            <w:tcW w:type="dxa" w:w="1597"/>
             <w:vAlign w:val="center"/>
             <w:tcMar>
               <w:top w:w="72" w:type="dxa"/>
@@ -28618,6 +29902,33 @@
                 <w:sz w:val="24"/>
               </w:rPr>
               <w:t>kg N₂O-N/kg N lixiviado</w:t>
+            </w:r>
+          </w:p>
+        </w:tc>
+        <w:tc>
+          <w:tcPr>
+            <w:tcW w:type="dxa" w:w="1597"/>
+            <w:vAlign w:val="center"/>
+            <w:tcMar>
+              <w:top w:w="72" w:type="dxa"/>
+              <w:left w:w="72" w:type="dxa"/>
+              <w:bottom w:w="72" w:type="dxa"/>
+              <w:right w:w="72" w:type="dxa"/>
+            </w:tcMar>
+          </w:tcPr>
+          <w:p>
+            <w:pPr>
+              <w:spacing w:line="240" w:lineRule="auto" w:before="0" w:after="0"/>
+              <w:ind w:left="0" w:firstLine="0"/>
+              <w:jc w:val="center"/>
+            </w:pPr>
+            <w:r>
+              <w:rPr>
+                <w:rFonts w:ascii="Times New Roman" w:hAnsi="Times New Roman"/>
+                <w:b w:val="0"/>
+                <w:sz w:val="24"/>
+              </w:rPr>
+              <w:t>IPCC, ecuaciones 6 y 18</w:t>
             </w:r>
           </w:p>
         </w:tc>
@@ -28625,60 +29936,60 @@
       <w:tr>
         <w:tc>
           <w:tcPr>
-            <w:tcW w:type="dxa" w:w="1916"/>
-            <w:vAlign w:val="center"/>
-            <w:tcMar>
-              <w:top w:w="72" w:type="dxa"/>
-              <w:left w:w="72" w:type="dxa"/>
-              <w:bottom w:w="72" w:type="dxa"/>
-              <w:right w:w="72" w:type="dxa"/>
-            </w:tcMar>
-          </w:tcPr>
-          <w:p>
-            <w:pPr>
-              <w:spacing w:line="240" w:lineRule="auto" w:before="0" w:after="0"/>
-              <w:ind w:left="0" w:firstLine="0"/>
-              <w:jc w:val="center"/>
-            </w:pPr>
-            <w:r>
-              <w:rPr>
-                <w:rFonts w:ascii="Times New Roman" w:hAnsi="Times New Roman"/>
-                <w:b w:val="0"/>
-                <w:sz w:val="24"/>
-              </w:rPr>
-              <w:t>Factor metodológico pendiente de referencia</w:t>
-            </w:r>
-          </w:p>
-        </w:tc>
-        <w:tc>
-          <w:tcPr>
-            <w:tcW w:type="dxa" w:w="1916"/>
-            <w:vAlign w:val="center"/>
-            <w:tcMar>
-              <w:top w:w="72" w:type="dxa"/>
-              <w:left w:w="72" w:type="dxa"/>
-              <w:bottom w:w="72" w:type="dxa"/>
-              <w:right w:w="72" w:type="dxa"/>
-            </w:tcMar>
-          </w:tcPr>
-          <w:p>
-            <w:pPr>
-              <w:spacing w:line="240" w:lineRule="auto" w:before="0" w:after="0"/>
-              <w:ind w:left="0" w:firstLine="0"/>
-              <w:jc w:val="center"/>
-            </w:pPr>
-            <w:r>
-              <w:rPr>
-                <w:rFonts w:ascii="Times New Roman" w:hAnsi="Times New Roman"/>
-                <w:b w:val="0"/>
-                <w:sz w:val="24"/>
-              </w:rPr>
-            </w:r>
-          </w:p>
-        </w:tc>
-        <w:tc>
-          <w:tcPr>
-            <w:tcW w:type="dxa" w:w="1916"/>
+            <w:tcW w:type="dxa" w:w="1597"/>
+            <w:vAlign w:val="center"/>
+            <w:tcMar>
+              <w:top w:w="72" w:type="dxa"/>
+              <w:left w:w="72" w:type="dxa"/>
+              <w:bottom w:w="72" w:type="dxa"/>
+              <w:right w:w="72" w:type="dxa"/>
+            </w:tcMar>
+          </w:tcPr>
+          <w:p>
+            <w:pPr>
+              <w:spacing w:line="240" w:lineRule="auto" w:before="0" w:after="0"/>
+              <w:ind w:left="0" w:firstLine="0"/>
+              <w:jc w:val="center"/>
+            </w:pPr>
+            <w:r>
+              <w:rPr>
+                <w:rFonts w:ascii="Times New Roman" w:hAnsi="Times New Roman"/>
+                <w:b w:val="0"/>
+                <w:sz w:val="24"/>
+              </w:rPr>
+              <w:t>Parámetro complementario</w:t>
+            </w:r>
+          </w:p>
+        </w:tc>
+        <w:tc>
+          <w:tcPr>
+            <w:tcW w:type="dxa" w:w="1597"/>
+            <w:vAlign w:val="center"/>
+            <w:tcMar>
+              <w:top w:w="72" w:type="dxa"/>
+              <w:left w:w="72" w:type="dxa"/>
+              <w:bottom w:w="72" w:type="dxa"/>
+              <w:right w:w="72" w:type="dxa"/>
+            </w:tcMar>
+          </w:tcPr>
+          <w:p>
+            <w:pPr>
+              <w:spacing w:line="240" w:lineRule="auto" w:before="0" w:after="0"/>
+              <w:ind w:left="0" w:firstLine="0"/>
+              <w:jc w:val="center"/>
+            </w:pPr>
+            <w:r>
+              <w:rPr>
+                <w:rFonts w:ascii="Times New Roman" w:hAnsi="Times New Roman"/>
+                <w:b w:val="0"/>
+                <w:sz w:val="24"/>
+              </w:rPr>
+            </w:r>
+          </w:p>
+        </w:tc>
+        <w:tc>
+          <w:tcPr>
+            <w:tcW w:type="dxa" w:w="1597"/>
             <w:vAlign w:val="center"/>
             <w:tcMar>
               <w:top w:w="72" w:type="dxa"/>
@@ -28705,7 +30016,7 @@
         </w:tc>
         <w:tc>
           <w:tcPr>
-            <w:tcW w:type="dxa" w:w="1916"/>
+            <w:tcW w:type="dxa" w:w="1597"/>
             <w:vAlign w:val="center"/>
             <w:tcMar>
               <w:top w:w="72" w:type="dxa"/>
@@ -28732,7 +30043,7 @@
         </w:tc>
         <w:tc>
           <w:tcPr>
-            <w:tcW w:type="dxa" w:w="1916"/>
+            <w:tcW w:type="dxa" w:w="1597"/>
             <w:vAlign w:val="center"/>
             <w:tcMar>
               <w:top w:w="72" w:type="dxa"/>
@@ -28754,6 +30065,33 @@
                 <w:sz w:val="24"/>
               </w:rPr>
               <w:t>adimensional</w:t>
+            </w:r>
+          </w:p>
+        </w:tc>
+        <w:tc>
+          <w:tcPr>
+            <w:tcW w:type="dxa" w:w="1597"/>
+            <w:vAlign w:val="center"/>
+            <w:tcMar>
+              <w:top w:w="72" w:type="dxa"/>
+              <w:left w:w="72" w:type="dxa"/>
+              <w:bottom w:w="72" w:type="dxa"/>
+              <w:right w:w="72" w:type="dxa"/>
+            </w:tcMar>
+          </w:tcPr>
+          <w:p>
+            <w:pPr>
+              <w:spacing w:line="240" w:lineRule="auto" w:before="0" w:after="0"/>
+              <w:ind w:left="0" w:firstLine="0"/>
+              <w:jc w:val="center"/>
+            </w:pPr>
+            <w:r>
+              <w:rPr>
+                <w:rFonts w:ascii="Times New Roman" w:hAnsi="Times New Roman"/>
+                <w:b w:val="0"/>
+                <w:sz w:val="24"/>
+              </w:rPr>
+              <w:t>IPCC, ecuación 16</w:t>
             </w:r>
           </w:p>
         </w:tc>
@@ -28761,60 +30099,60 @@
       <w:tr>
         <w:tc>
           <w:tcPr>
-            <w:tcW w:type="dxa" w:w="1916"/>
-            <w:vAlign w:val="center"/>
-            <w:tcMar>
-              <w:top w:w="72" w:type="dxa"/>
-              <w:left w:w="72" w:type="dxa"/>
-              <w:bottom w:w="72" w:type="dxa"/>
-              <w:right w:w="72" w:type="dxa"/>
-            </w:tcMar>
-          </w:tcPr>
-          <w:p>
-            <w:pPr>
-              <w:spacing w:line="240" w:lineRule="auto" w:before="0" w:after="0"/>
-              <w:ind w:left="0" w:firstLine="0"/>
-              <w:jc w:val="center"/>
-            </w:pPr>
-            <w:r>
-              <w:rPr>
-                <w:rFonts w:ascii="Times New Roman" w:hAnsi="Times New Roman"/>
-                <w:b w:val="0"/>
-                <w:sz w:val="24"/>
-              </w:rPr>
-              <w:t>Factor metodológico pendiente de referencia</w:t>
-            </w:r>
-          </w:p>
-        </w:tc>
-        <w:tc>
-          <w:tcPr>
-            <w:tcW w:type="dxa" w:w="1916"/>
-            <w:vAlign w:val="center"/>
-            <w:tcMar>
-              <w:top w:w="72" w:type="dxa"/>
-              <w:left w:w="72" w:type="dxa"/>
-              <w:bottom w:w="72" w:type="dxa"/>
-              <w:right w:w="72" w:type="dxa"/>
-            </w:tcMar>
-          </w:tcPr>
-          <w:p>
-            <w:pPr>
-              <w:spacing w:line="240" w:lineRule="auto" w:before="0" w:after="0"/>
-              <w:ind w:left="0" w:firstLine="0"/>
-              <w:jc w:val="center"/>
-            </w:pPr>
-            <w:r>
-              <w:rPr>
-                <w:rFonts w:ascii="Times New Roman" w:hAnsi="Times New Roman"/>
-                <w:b w:val="0"/>
-                <w:sz w:val="24"/>
-              </w:rPr>
-            </w:r>
-          </w:p>
-        </w:tc>
-        <w:tc>
-          <w:tcPr>
-            <w:tcW w:type="dxa" w:w="1916"/>
+            <w:tcW w:type="dxa" w:w="1597"/>
+            <w:vAlign w:val="center"/>
+            <w:tcMar>
+              <w:top w:w="72" w:type="dxa"/>
+              <w:left w:w="72" w:type="dxa"/>
+              <w:bottom w:w="72" w:type="dxa"/>
+              <w:right w:w="72" w:type="dxa"/>
+            </w:tcMar>
+          </w:tcPr>
+          <w:p>
+            <w:pPr>
+              <w:spacing w:line="240" w:lineRule="auto" w:before="0" w:after="0"/>
+              <w:ind w:left="0" w:firstLine="0"/>
+              <w:jc w:val="center"/>
+            </w:pPr>
+            <w:r>
+              <w:rPr>
+                <w:rFonts w:ascii="Times New Roman" w:hAnsi="Times New Roman"/>
+                <w:b w:val="0"/>
+                <w:sz w:val="24"/>
+              </w:rPr>
+              <w:t>Parámetro complementario</w:t>
+            </w:r>
+          </w:p>
+        </w:tc>
+        <w:tc>
+          <w:tcPr>
+            <w:tcW w:type="dxa" w:w="1597"/>
+            <w:vAlign w:val="center"/>
+            <w:tcMar>
+              <w:top w:w="72" w:type="dxa"/>
+              <w:left w:w="72" w:type="dxa"/>
+              <w:bottom w:w="72" w:type="dxa"/>
+              <w:right w:w="72" w:type="dxa"/>
+            </w:tcMar>
+          </w:tcPr>
+          <w:p>
+            <w:pPr>
+              <w:spacing w:line="240" w:lineRule="auto" w:before="0" w:after="0"/>
+              <w:ind w:left="0" w:firstLine="0"/>
+              <w:jc w:val="center"/>
+            </w:pPr>
+            <w:r>
+              <w:rPr>
+                <w:rFonts w:ascii="Times New Roman" w:hAnsi="Times New Roman"/>
+                <w:b w:val="0"/>
+                <w:sz w:val="24"/>
+              </w:rPr>
+            </w:r>
+          </w:p>
+        </w:tc>
+        <w:tc>
+          <w:tcPr>
+            <w:tcW w:type="dxa" w:w="1597"/>
             <w:vAlign w:val="center"/>
             <w:tcMar>
               <w:top w:w="72" w:type="dxa"/>
@@ -28841,7 +30179,7 @@
         </w:tc>
         <w:tc>
           <w:tcPr>
-            <w:tcW w:type="dxa" w:w="1916"/>
+            <w:tcW w:type="dxa" w:w="1597"/>
             <w:vAlign w:val="center"/>
             <w:tcMar>
               <w:top w:w="72" w:type="dxa"/>
@@ -28868,7 +30206,7 @@
         </w:tc>
         <w:tc>
           <w:tcPr>
-            <w:tcW w:type="dxa" w:w="1916"/>
+            <w:tcW w:type="dxa" w:w="1597"/>
             <w:vAlign w:val="center"/>
             <w:tcMar>
               <w:top w:w="72" w:type="dxa"/>
@@ -28890,6 +30228,33 @@
                 <w:sz w:val="24"/>
               </w:rPr>
               <w:t>adimensional</w:t>
+            </w:r>
+          </w:p>
+        </w:tc>
+        <w:tc>
+          <w:tcPr>
+            <w:tcW w:type="dxa" w:w="1597"/>
+            <w:vAlign w:val="center"/>
+            <w:tcMar>
+              <w:top w:w="72" w:type="dxa"/>
+              <w:left w:w="72" w:type="dxa"/>
+              <w:bottom w:w="72" w:type="dxa"/>
+              <w:right w:w="72" w:type="dxa"/>
+            </w:tcMar>
+          </w:tcPr>
+          <w:p>
+            <w:pPr>
+              <w:spacing w:line="240" w:lineRule="auto" w:before="0" w:after="0"/>
+              <w:ind w:left="0" w:firstLine="0"/>
+              <w:jc w:val="center"/>
+            </w:pPr>
+            <w:r>
+              <w:rPr>
+                <w:rFonts w:ascii="Times New Roman" w:hAnsi="Times New Roman"/>
+                <w:b w:val="0"/>
+                <w:sz w:val="24"/>
+              </w:rPr>
+              <w:t>IPCC, ecuación 18</w:t>
             </w:r>
           </w:p>
         </w:tc>
@@ -28897,60 +30262,60 @@
       <w:tr>
         <w:tc>
           <w:tcPr>
-            <w:tcW w:type="dxa" w:w="1916"/>
-            <w:vAlign w:val="center"/>
-            <w:tcMar>
-              <w:top w:w="72" w:type="dxa"/>
-              <w:left w:w="72" w:type="dxa"/>
-              <w:bottom w:w="72" w:type="dxa"/>
-              <w:right w:w="72" w:type="dxa"/>
-            </w:tcMar>
-          </w:tcPr>
-          <w:p>
-            <w:pPr>
-              <w:spacing w:line="240" w:lineRule="auto" w:before="0" w:after="0"/>
-              <w:ind w:left="0" w:firstLine="0"/>
-              <w:jc w:val="center"/>
-            </w:pPr>
-            <w:r>
-              <w:rPr>
-                <w:rFonts w:ascii="Times New Roman" w:hAnsi="Times New Roman"/>
-                <w:b w:val="0"/>
-                <w:sz w:val="24"/>
-              </w:rPr>
-              <w:t>Factor metodológico pendiente de referencia</w:t>
-            </w:r>
-          </w:p>
-        </w:tc>
-        <w:tc>
-          <w:tcPr>
-            <w:tcW w:type="dxa" w:w="1916"/>
-            <w:vAlign w:val="center"/>
-            <w:tcMar>
-              <w:top w:w="72" w:type="dxa"/>
-              <w:left w:w="72" w:type="dxa"/>
-              <w:bottom w:w="72" w:type="dxa"/>
-              <w:right w:w="72" w:type="dxa"/>
-            </w:tcMar>
-          </w:tcPr>
-          <w:p>
-            <w:pPr>
-              <w:spacing w:line="240" w:lineRule="auto" w:before="0" w:after="0"/>
-              <w:ind w:left="0" w:firstLine="0"/>
-              <w:jc w:val="center"/>
-            </w:pPr>
-            <w:r>
-              <w:rPr>
-                <w:rFonts w:ascii="Times New Roman" w:hAnsi="Times New Roman"/>
-                <w:b w:val="0"/>
-                <w:sz w:val="24"/>
-              </w:rPr>
-            </w:r>
-          </w:p>
-        </w:tc>
-        <w:tc>
-          <w:tcPr>
-            <w:tcW w:type="dxa" w:w="1916"/>
+            <w:tcW w:type="dxa" w:w="1597"/>
+            <w:vAlign w:val="center"/>
+            <w:tcMar>
+              <w:top w:w="72" w:type="dxa"/>
+              <w:left w:w="72" w:type="dxa"/>
+              <w:bottom w:w="72" w:type="dxa"/>
+              <w:right w:w="72" w:type="dxa"/>
+            </w:tcMar>
+          </w:tcPr>
+          <w:p>
+            <w:pPr>
+              <w:spacing w:line="240" w:lineRule="auto" w:before="0" w:after="0"/>
+              <w:ind w:left="0" w:firstLine="0"/>
+              <w:jc w:val="center"/>
+            </w:pPr>
+            <w:r>
+              <w:rPr>
+                <w:rFonts w:ascii="Times New Roman" w:hAnsi="Times New Roman"/>
+                <w:b w:val="0"/>
+                <w:sz w:val="24"/>
+              </w:rPr>
+              <w:t>Parámetro complementario</w:t>
+            </w:r>
+          </w:p>
+        </w:tc>
+        <w:tc>
+          <w:tcPr>
+            <w:tcW w:type="dxa" w:w="1597"/>
+            <w:vAlign w:val="center"/>
+            <w:tcMar>
+              <w:top w:w="72" w:type="dxa"/>
+              <w:left w:w="72" w:type="dxa"/>
+              <w:bottom w:w="72" w:type="dxa"/>
+              <w:right w:w="72" w:type="dxa"/>
+            </w:tcMar>
+          </w:tcPr>
+          <w:p>
+            <w:pPr>
+              <w:spacing w:line="240" w:lineRule="auto" w:before="0" w:after="0"/>
+              <w:ind w:left="0" w:firstLine="0"/>
+              <w:jc w:val="center"/>
+            </w:pPr>
+            <w:r>
+              <w:rPr>
+                <w:rFonts w:ascii="Times New Roman" w:hAnsi="Times New Roman"/>
+                <w:b w:val="0"/>
+                <w:sz w:val="24"/>
+              </w:rPr>
+            </w:r>
+          </w:p>
+        </w:tc>
+        <w:tc>
+          <w:tcPr>
+            <w:tcW w:type="dxa" w:w="1597"/>
             <w:vAlign w:val="center"/>
             <w:tcMar>
               <w:top w:w="72" w:type="dxa"/>
@@ -28977,7 +30342,7 @@
         </w:tc>
         <w:tc>
           <w:tcPr>
-            <w:tcW w:type="dxa" w:w="1916"/>
+            <w:tcW w:type="dxa" w:w="1597"/>
             <w:vAlign w:val="center"/>
             <w:tcMar>
               <w:top w:w="72" w:type="dxa"/>
@@ -29004,7 +30369,7 @@
         </w:tc>
         <w:tc>
           <w:tcPr>
-            <w:tcW w:type="dxa" w:w="1916"/>
+            <w:tcW w:type="dxa" w:w="1597"/>
             <w:vAlign w:val="center"/>
             <w:tcMar>
               <w:top w:w="72" w:type="dxa"/>
@@ -29026,6 +30391,33 @@
                 <w:sz w:val="24"/>
               </w:rPr>
               <w:t>kg N2-N/kg N₂O-N</w:t>
+            </w:r>
+          </w:p>
+        </w:tc>
+        <w:tc>
+          <w:tcPr>
+            <w:tcW w:type="dxa" w:w="1597"/>
+            <w:vAlign w:val="center"/>
+            <w:tcMar>
+              <w:top w:w="72" w:type="dxa"/>
+              <w:left w:w="72" w:type="dxa"/>
+              <w:bottom w:w="72" w:type="dxa"/>
+              <w:right w:w="72" w:type="dxa"/>
+            </w:tcMar>
+          </w:tcPr>
+          <w:p>
+            <w:pPr>
+              <w:spacing w:line="240" w:lineRule="auto" w:before="0" w:after="0"/>
+              <w:ind w:left="0" w:firstLine="0"/>
+              <w:jc w:val="center"/>
+            </w:pPr>
+            <w:r>
+              <w:rPr>
+                <w:rFonts w:ascii="Times New Roman" w:hAnsi="Times New Roman"/>
+                <w:b w:val="0"/>
+                <w:sz w:val="24"/>
+              </w:rPr>
+              <w:t>IPCC, ecuación 24</w:t>
             </w:r>
           </w:p>
         </w:tc>
@@ -29033,60 +30425,60 @@
       <w:tr>
         <w:tc>
           <w:tcPr>
-            <w:tcW w:type="dxa" w:w="1916"/>
-            <w:vAlign w:val="center"/>
-            <w:tcMar>
-              <w:top w:w="72" w:type="dxa"/>
-              <w:left w:w="72" w:type="dxa"/>
-              <w:bottom w:w="72" w:type="dxa"/>
-              <w:right w:w="72" w:type="dxa"/>
-            </w:tcMar>
-          </w:tcPr>
-          <w:p>
-            <w:pPr>
-              <w:spacing w:line="240" w:lineRule="auto" w:before="0" w:after="0"/>
-              <w:ind w:left="0" w:firstLine="0"/>
-              <w:jc w:val="center"/>
-            </w:pPr>
-            <w:r>
-              <w:rPr>
-                <w:rFonts w:ascii="Times New Roman" w:hAnsi="Times New Roman"/>
-                <w:b w:val="0"/>
-                <w:sz w:val="24"/>
-              </w:rPr>
-              <w:t>Factor metodológico pendiente de referencia</w:t>
-            </w:r>
-          </w:p>
-        </w:tc>
-        <w:tc>
-          <w:tcPr>
-            <w:tcW w:type="dxa" w:w="1916"/>
-            <w:vAlign w:val="center"/>
-            <w:tcMar>
-              <w:top w:w="72" w:type="dxa"/>
-              <w:left w:w="72" w:type="dxa"/>
-              <w:bottom w:w="72" w:type="dxa"/>
-              <w:right w:w="72" w:type="dxa"/>
-            </w:tcMar>
-          </w:tcPr>
-          <w:p>
-            <w:pPr>
-              <w:spacing w:line="240" w:lineRule="auto" w:before="0" w:after="0"/>
-              <w:ind w:left="0" w:firstLine="0"/>
-              <w:jc w:val="center"/>
-            </w:pPr>
-            <w:r>
-              <w:rPr>
-                <w:rFonts w:ascii="Times New Roman" w:hAnsi="Times New Roman"/>
-                <w:b w:val="0"/>
-                <w:sz w:val="24"/>
-              </w:rPr>
-            </w:r>
-          </w:p>
-        </w:tc>
-        <w:tc>
-          <w:tcPr>
-            <w:tcW w:type="dxa" w:w="1916"/>
+            <w:tcW w:type="dxa" w:w="1597"/>
+            <w:vAlign w:val="center"/>
+            <w:tcMar>
+              <w:top w:w="72" w:type="dxa"/>
+              <w:left w:w="72" w:type="dxa"/>
+              <w:bottom w:w="72" w:type="dxa"/>
+              <w:right w:w="72" w:type="dxa"/>
+            </w:tcMar>
+          </w:tcPr>
+          <w:p>
+            <w:pPr>
+              <w:spacing w:line="240" w:lineRule="auto" w:before="0" w:after="0"/>
+              <w:ind w:left="0" w:firstLine="0"/>
+              <w:jc w:val="center"/>
+            </w:pPr>
+            <w:r>
+              <w:rPr>
+                <w:rFonts w:ascii="Times New Roman" w:hAnsi="Times New Roman"/>
+                <w:b w:val="0"/>
+                <w:sz w:val="24"/>
+              </w:rPr>
+              <w:t>Parámetro complementario</w:t>
+            </w:r>
+          </w:p>
+        </w:tc>
+        <w:tc>
+          <w:tcPr>
+            <w:tcW w:type="dxa" w:w="1597"/>
+            <w:vAlign w:val="center"/>
+            <w:tcMar>
+              <w:top w:w="72" w:type="dxa"/>
+              <w:left w:w="72" w:type="dxa"/>
+              <w:bottom w:w="72" w:type="dxa"/>
+              <w:right w:w="72" w:type="dxa"/>
+            </w:tcMar>
+          </w:tcPr>
+          <w:p>
+            <w:pPr>
+              <w:spacing w:line="240" w:lineRule="auto" w:before="0" w:after="0"/>
+              <w:ind w:left="0" w:firstLine="0"/>
+              <w:jc w:val="center"/>
+            </w:pPr>
+            <w:r>
+              <w:rPr>
+                <w:rFonts w:ascii="Times New Roman" w:hAnsi="Times New Roman"/>
+                <w:b w:val="0"/>
+                <w:sz w:val="24"/>
+              </w:rPr>
+            </w:r>
+          </w:p>
+        </w:tc>
+        <w:tc>
+          <w:tcPr>
+            <w:tcW w:type="dxa" w:w="1597"/>
             <w:vAlign w:val="center"/>
             <w:tcMar>
               <w:top w:w="72" w:type="dxa"/>
@@ -29113,7 +30505,7 @@
         </w:tc>
         <w:tc>
           <w:tcPr>
-            <w:tcW w:type="dxa" w:w="1916"/>
+            <w:tcW w:type="dxa" w:w="1597"/>
             <w:vAlign w:val="center"/>
             <w:tcMar>
               <w:top w:w="72" w:type="dxa"/>
@@ -29140,7 +30532,7 @@
         </w:tc>
         <w:tc>
           <w:tcPr>
-            <w:tcW w:type="dxa" w:w="1916"/>
+            <w:tcW w:type="dxa" w:w="1597"/>
             <w:vAlign w:val="center"/>
             <w:tcMar>
               <w:top w:w="72" w:type="dxa"/>
@@ -29162,6 +30554,33 @@
                 <w:sz w:val="24"/>
               </w:rPr>
               <w:t>kg N₂O/kg N₂O-N</w:t>
+            </w:r>
+          </w:p>
+        </w:tc>
+        <w:tc>
+          <w:tcPr>
+            <w:tcW w:type="dxa" w:w="1597"/>
+            <w:vAlign w:val="center"/>
+            <w:tcMar>
+              <w:top w:w="72" w:type="dxa"/>
+              <w:left w:w="72" w:type="dxa"/>
+              <w:bottom w:w="72" w:type="dxa"/>
+              <w:right w:w="72" w:type="dxa"/>
+            </w:tcMar>
+          </w:tcPr>
+          <w:p>
+            <w:pPr>
+              <w:spacing w:line="240" w:lineRule="auto" w:before="0" w:after="0"/>
+              <w:ind w:left="0" w:firstLine="0"/>
+              <w:jc w:val="center"/>
+            </w:pPr>
+            <w:r>
+              <w:rPr>
+                <w:rFonts w:ascii="Times New Roman" w:hAnsi="Times New Roman"/>
+                <w:b w:val="0"/>
+                <w:sz w:val="24"/>
+              </w:rPr>
+              <w:t>Conversión estequiométrica de N₂O-N a N₂O (44/28)</w:t>
             </w:r>
           </w:p>
         </w:tc>
@@ -29169,60 +30588,60 @@
       <w:tr>
         <w:tc>
           <w:tcPr>
-            <w:tcW w:type="dxa" w:w="1916"/>
-            <w:vAlign w:val="center"/>
-            <w:tcMar>
-              <w:top w:w="72" w:type="dxa"/>
-              <w:left w:w="72" w:type="dxa"/>
-              <w:bottom w:w="72" w:type="dxa"/>
-              <w:right w:w="72" w:type="dxa"/>
-            </w:tcMar>
-          </w:tcPr>
-          <w:p>
-            <w:pPr>
-              <w:spacing w:line="240" w:lineRule="auto" w:before="0" w:after="0"/>
-              <w:ind w:left="0" w:firstLine="0"/>
-              <w:jc w:val="center"/>
-            </w:pPr>
-            <w:r>
-              <w:rPr>
-                <w:rFonts w:ascii="Times New Roman" w:hAnsi="Times New Roman"/>
-                <w:b w:val="0"/>
-                <w:sz w:val="24"/>
-              </w:rPr>
-              <w:t>Factor metodológico pendiente de referencia</w:t>
-            </w:r>
-          </w:p>
-        </w:tc>
-        <w:tc>
-          <w:tcPr>
-            <w:tcW w:type="dxa" w:w="1916"/>
-            <w:vAlign w:val="center"/>
-            <w:tcMar>
-              <w:top w:w="72" w:type="dxa"/>
-              <w:left w:w="72" w:type="dxa"/>
-              <w:bottom w:w="72" w:type="dxa"/>
-              <w:right w:w="72" w:type="dxa"/>
-            </w:tcMar>
-          </w:tcPr>
-          <w:p>
-            <w:pPr>
-              <w:spacing w:line="240" w:lineRule="auto" w:before="0" w:after="0"/>
-              <w:ind w:left="0" w:firstLine="0"/>
-              <w:jc w:val="center"/>
-            </w:pPr>
-            <w:r>
-              <w:rPr>
-                <w:rFonts w:ascii="Times New Roman" w:hAnsi="Times New Roman"/>
-                <w:b w:val="0"/>
-                <w:sz w:val="24"/>
-              </w:rPr>
-            </w:r>
-          </w:p>
-        </w:tc>
-        <w:tc>
-          <w:tcPr>
-            <w:tcW w:type="dxa" w:w="1916"/>
+            <w:tcW w:type="dxa" w:w="1597"/>
+            <w:vAlign w:val="center"/>
+            <w:tcMar>
+              <w:top w:w="72" w:type="dxa"/>
+              <w:left w:w="72" w:type="dxa"/>
+              <w:bottom w:w="72" w:type="dxa"/>
+              <w:right w:w="72" w:type="dxa"/>
+            </w:tcMar>
+          </w:tcPr>
+          <w:p>
+            <w:pPr>
+              <w:spacing w:line="240" w:lineRule="auto" w:before="0" w:after="0"/>
+              <w:ind w:left="0" w:firstLine="0"/>
+              <w:jc w:val="center"/>
+            </w:pPr>
+            <w:r>
+              <w:rPr>
+                <w:rFonts w:ascii="Times New Roman" w:hAnsi="Times New Roman"/>
+                <w:b w:val="0"/>
+                <w:sz w:val="24"/>
+              </w:rPr>
+              <w:t>Parámetro complementario</w:t>
+            </w:r>
+          </w:p>
+        </w:tc>
+        <w:tc>
+          <w:tcPr>
+            <w:tcW w:type="dxa" w:w="1597"/>
+            <w:vAlign w:val="center"/>
+            <w:tcMar>
+              <w:top w:w="72" w:type="dxa"/>
+              <w:left w:w="72" w:type="dxa"/>
+              <w:bottom w:w="72" w:type="dxa"/>
+              <w:right w:w="72" w:type="dxa"/>
+            </w:tcMar>
+          </w:tcPr>
+          <w:p>
+            <w:pPr>
+              <w:spacing w:line="240" w:lineRule="auto" w:before="0" w:after="0"/>
+              <w:ind w:left="0" w:firstLine="0"/>
+              <w:jc w:val="center"/>
+            </w:pPr>
+            <w:r>
+              <w:rPr>
+                <w:rFonts w:ascii="Times New Roman" w:hAnsi="Times New Roman"/>
+                <w:b w:val="0"/>
+                <w:sz w:val="24"/>
+              </w:rPr>
+            </w:r>
+          </w:p>
+        </w:tc>
+        <w:tc>
+          <w:tcPr>
+            <w:tcW w:type="dxa" w:w="1597"/>
             <w:vAlign w:val="center"/>
             <w:tcMar>
               <w:top w:w="72" w:type="dxa"/>
@@ -29249,7 +30668,7 @@
         </w:tc>
         <w:tc>
           <w:tcPr>
-            <w:tcW w:type="dxa" w:w="1916"/>
+            <w:tcW w:type="dxa" w:w="1597"/>
             <w:vAlign w:val="center"/>
             <w:tcMar>
               <w:top w:w="72" w:type="dxa"/>
@@ -29276,7 +30695,7 @@
         </w:tc>
         <w:tc>
           <w:tcPr>
-            <w:tcW w:type="dxa" w:w="1916"/>
+            <w:tcW w:type="dxa" w:w="1597"/>
             <w:vAlign w:val="center"/>
             <w:tcMar>
               <w:top w:w="72" w:type="dxa"/>
@@ -29298,6 +30717,33 @@
                 <w:sz w:val="24"/>
               </w:rPr>
               <w:t>kg NH₃/kg N</w:t>
+            </w:r>
+          </w:p>
+        </w:tc>
+        <w:tc>
+          <w:tcPr>
+            <w:tcW w:type="dxa" w:w="1597"/>
+            <w:vAlign w:val="center"/>
+            <w:tcMar>
+              <w:top w:w="72" w:type="dxa"/>
+              <w:left w:w="72" w:type="dxa"/>
+              <w:bottom w:w="72" w:type="dxa"/>
+              <w:right w:w="72" w:type="dxa"/>
+            </w:tcMar>
+          </w:tcPr>
+          <w:p>
+            <w:pPr>
+              <w:spacing w:line="240" w:lineRule="auto" w:before="0" w:after="0"/>
+              <w:ind w:left="0" w:firstLine="0"/>
+              <w:jc w:val="center"/>
+            </w:pPr>
+            <w:r>
+              <w:rPr>
+                <w:rFonts w:ascii="Times New Roman" w:hAnsi="Times New Roman"/>
+                <w:b w:val="0"/>
+                <w:sz w:val="24"/>
+              </w:rPr>
+              <w:t>Conversión estequiométrica de N a NH₃ (17/14)</w:t>
             </w:r>
           </w:p>
         </w:tc>
@@ -29305,60 +30751,60 @@
       <w:tr>
         <w:tc>
           <w:tcPr>
-            <w:tcW w:type="dxa" w:w="1916"/>
-            <w:vAlign w:val="center"/>
-            <w:tcMar>
-              <w:top w:w="72" w:type="dxa"/>
-              <w:left w:w="72" w:type="dxa"/>
-              <w:bottom w:w="72" w:type="dxa"/>
-              <w:right w:w="72" w:type="dxa"/>
-            </w:tcMar>
-          </w:tcPr>
-          <w:p>
-            <w:pPr>
-              <w:spacing w:line="240" w:lineRule="auto" w:before="0" w:after="0"/>
-              <w:ind w:left="0" w:firstLine="0"/>
-              <w:jc w:val="center"/>
-            </w:pPr>
-            <w:r>
-              <w:rPr>
-                <w:rFonts w:ascii="Times New Roman" w:hAnsi="Times New Roman"/>
-                <w:b w:val="0"/>
-                <w:sz w:val="24"/>
-              </w:rPr>
-              <w:t>Factor metodológico pendiente de referencia</w:t>
-            </w:r>
-          </w:p>
-        </w:tc>
-        <w:tc>
-          <w:tcPr>
-            <w:tcW w:type="dxa" w:w="1916"/>
-            <w:vAlign w:val="center"/>
-            <w:tcMar>
-              <w:top w:w="72" w:type="dxa"/>
-              <w:left w:w="72" w:type="dxa"/>
-              <w:bottom w:w="72" w:type="dxa"/>
-              <w:right w:w="72" w:type="dxa"/>
-            </w:tcMar>
-          </w:tcPr>
-          <w:p>
-            <w:pPr>
-              <w:spacing w:line="240" w:lineRule="auto" w:before="0" w:after="0"/>
-              <w:ind w:left="0" w:firstLine="0"/>
-              <w:jc w:val="center"/>
-            </w:pPr>
-            <w:r>
-              <w:rPr>
-                <w:rFonts w:ascii="Times New Roman" w:hAnsi="Times New Roman"/>
-                <w:b w:val="0"/>
-                <w:sz w:val="24"/>
-              </w:rPr>
-            </w:r>
-          </w:p>
-        </w:tc>
-        <w:tc>
-          <w:tcPr>
-            <w:tcW w:type="dxa" w:w="1916"/>
+            <w:tcW w:type="dxa" w:w="1597"/>
+            <w:vAlign w:val="center"/>
+            <w:tcMar>
+              <w:top w:w="72" w:type="dxa"/>
+              <w:left w:w="72" w:type="dxa"/>
+              <w:bottom w:w="72" w:type="dxa"/>
+              <w:right w:w="72" w:type="dxa"/>
+            </w:tcMar>
+          </w:tcPr>
+          <w:p>
+            <w:pPr>
+              <w:spacing w:line="240" w:lineRule="auto" w:before="0" w:after="0"/>
+              <w:ind w:left="0" w:firstLine="0"/>
+              <w:jc w:val="center"/>
+            </w:pPr>
+            <w:r>
+              <w:rPr>
+                <w:rFonts w:ascii="Times New Roman" w:hAnsi="Times New Roman"/>
+                <w:b w:val="0"/>
+                <w:sz w:val="24"/>
+              </w:rPr>
+              <w:t>Parámetro complementario</w:t>
+            </w:r>
+          </w:p>
+        </w:tc>
+        <w:tc>
+          <w:tcPr>
+            <w:tcW w:type="dxa" w:w="1597"/>
+            <w:vAlign w:val="center"/>
+            <w:tcMar>
+              <w:top w:w="72" w:type="dxa"/>
+              <w:left w:w="72" w:type="dxa"/>
+              <w:bottom w:w="72" w:type="dxa"/>
+              <w:right w:w="72" w:type="dxa"/>
+            </w:tcMar>
+          </w:tcPr>
+          <w:p>
+            <w:pPr>
+              <w:spacing w:line="240" w:lineRule="auto" w:before="0" w:after="0"/>
+              <w:ind w:left="0" w:firstLine="0"/>
+              <w:jc w:val="center"/>
+            </w:pPr>
+            <w:r>
+              <w:rPr>
+                <w:rFonts w:ascii="Times New Roman" w:hAnsi="Times New Roman"/>
+                <w:b w:val="0"/>
+                <w:sz w:val="24"/>
+              </w:rPr>
+            </w:r>
+          </w:p>
+        </w:tc>
+        <w:tc>
+          <w:tcPr>
+            <w:tcW w:type="dxa" w:w="1597"/>
             <w:vAlign w:val="center"/>
             <w:tcMar>
               <w:top w:w="72" w:type="dxa"/>
@@ -29385,7 +30831,7 @@
         </w:tc>
         <w:tc>
           <w:tcPr>
-            <w:tcW w:type="dxa" w:w="1916"/>
+            <w:tcW w:type="dxa" w:w="1597"/>
             <w:vAlign w:val="center"/>
             <w:tcMar>
               <w:top w:w="72" w:type="dxa"/>
@@ -29412,7 +30858,7 @@
         </w:tc>
         <w:tc>
           <w:tcPr>
-            <w:tcW w:type="dxa" w:w="1916"/>
+            <w:tcW w:type="dxa" w:w="1597"/>
             <w:vAlign w:val="center"/>
             <w:tcMar>
               <w:top w:w="72" w:type="dxa"/>
@@ -29434,6 +30880,33 @@
                 <w:sz w:val="24"/>
               </w:rPr>
               <w:t>kg NO₃⁻/kg N</w:t>
+            </w:r>
+          </w:p>
+        </w:tc>
+        <w:tc>
+          <w:tcPr>
+            <w:tcW w:type="dxa" w:w="1597"/>
+            <w:vAlign w:val="center"/>
+            <w:tcMar>
+              <w:top w:w="72" w:type="dxa"/>
+              <w:left w:w="72" w:type="dxa"/>
+              <w:bottom w:w="72" w:type="dxa"/>
+              <w:right w:w="72" w:type="dxa"/>
+            </w:tcMar>
+          </w:tcPr>
+          <w:p>
+            <w:pPr>
+              <w:spacing w:line="240" w:lineRule="auto" w:before="0" w:after="0"/>
+              <w:ind w:left="0" w:firstLine="0"/>
+              <w:jc w:val="center"/>
+            </w:pPr>
+            <w:r>
+              <w:rPr>
+                <w:rFonts w:ascii="Times New Roman" w:hAnsi="Times New Roman"/>
+                <w:b w:val="0"/>
+                <w:sz w:val="24"/>
+              </w:rPr>
+              <w:t>Requiere revisión bibliográfica y estequiométrica</w:t>
             </w:r>
           </w:p>
         </w:tc>
@@ -29441,60 +30914,60 @@
       <w:tr>
         <w:tc>
           <w:tcPr>
-            <w:tcW w:type="dxa" w:w="1916"/>
-            <w:vAlign w:val="center"/>
-            <w:tcMar>
-              <w:top w:w="72" w:type="dxa"/>
-              <w:left w:w="72" w:type="dxa"/>
-              <w:bottom w:w="72" w:type="dxa"/>
-              <w:right w:w="72" w:type="dxa"/>
-            </w:tcMar>
-          </w:tcPr>
-          <w:p>
-            <w:pPr>
-              <w:spacing w:line="240" w:lineRule="auto" w:before="0" w:after="0"/>
-              <w:ind w:left="0" w:firstLine="0"/>
-              <w:jc w:val="center"/>
-            </w:pPr>
-            <w:r>
-              <w:rPr>
-                <w:rFonts w:ascii="Times New Roman" w:hAnsi="Times New Roman"/>
-                <w:b w:val="0"/>
-                <w:sz w:val="24"/>
-              </w:rPr>
-              <w:t>Factor metodológico pendiente de referencia</w:t>
-            </w:r>
-          </w:p>
-        </w:tc>
-        <w:tc>
-          <w:tcPr>
-            <w:tcW w:type="dxa" w:w="1916"/>
-            <w:vAlign w:val="center"/>
-            <w:tcMar>
-              <w:top w:w="72" w:type="dxa"/>
-              <w:left w:w="72" w:type="dxa"/>
-              <w:bottom w:w="72" w:type="dxa"/>
-              <w:right w:w="72" w:type="dxa"/>
-            </w:tcMar>
-          </w:tcPr>
-          <w:p>
-            <w:pPr>
-              <w:spacing w:line="240" w:lineRule="auto" w:before="0" w:after="0"/>
-              <w:ind w:left="0" w:firstLine="0"/>
-              <w:jc w:val="center"/>
-            </w:pPr>
-            <w:r>
-              <w:rPr>
-                <w:rFonts w:ascii="Times New Roman" w:hAnsi="Times New Roman"/>
-                <w:b w:val="0"/>
-                <w:sz w:val="24"/>
-              </w:rPr>
-            </w:r>
-          </w:p>
-        </w:tc>
-        <w:tc>
-          <w:tcPr>
-            <w:tcW w:type="dxa" w:w="1916"/>
+            <w:tcW w:type="dxa" w:w="1597"/>
+            <w:vAlign w:val="center"/>
+            <w:tcMar>
+              <w:top w:w="72" w:type="dxa"/>
+              <w:left w:w="72" w:type="dxa"/>
+              <w:bottom w:w="72" w:type="dxa"/>
+              <w:right w:w="72" w:type="dxa"/>
+            </w:tcMar>
+          </w:tcPr>
+          <w:p>
+            <w:pPr>
+              <w:spacing w:line="240" w:lineRule="auto" w:before="0" w:after="0"/>
+              <w:ind w:left="0" w:firstLine="0"/>
+              <w:jc w:val="center"/>
+            </w:pPr>
+            <w:r>
+              <w:rPr>
+                <w:rFonts w:ascii="Times New Roman" w:hAnsi="Times New Roman"/>
+                <w:b w:val="0"/>
+                <w:sz w:val="24"/>
+              </w:rPr>
+              <w:t>Parámetro complementario</w:t>
+            </w:r>
+          </w:p>
+        </w:tc>
+        <w:tc>
+          <w:tcPr>
+            <w:tcW w:type="dxa" w:w="1597"/>
+            <w:vAlign w:val="center"/>
+            <w:tcMar>
+              <w:top w:w="72" w:type="dxa"/>
+              <w:left w:w="72" w:type="dxa"/>
+              <w:bottom w:w="72" w:type="dxa"/>
+              <w:right w:w="72" w:type="dxa"/>
+            </w:tcMar>
+          </w:tcPr>
+          <w:p>
+            <w:pPr>
+              <w:spacing w:line="240" w:lineRule="auto" w:before="0" w:after="0"/>
+              <w:ind w:left="0" w:firstLine="0"/>
+              <w:jc w:val="center"/>
+            </w:pPr>
+            <w:r>
+              <w:rPr>
+                <w:rFonts w:ascii="Times New Roman" w:hAnsi="Times New Roman"/>
+                <w:b w:val="0"/>
+                <w:sz w:val="24"/>
+              </w:rPr>
+            </w:r>
+          </w:p>
+        </w:tc>
+        <w:tc>
+          <w:tcPr>
+            <w:tcW w:type="dxa" w:w="1597"/>
             <w:vAlign w:val="center"/>
             <w:tcMar>
               <w:top w:w="72" w:type="dxa"/>
@@ -29521,7 +30994,7 @@
         </w:tc>
         <w:tc>
           <w:tcPr>
-            <w:tcW w:type="dxa" w:w="1916"/>
+            <w:tcW w:type="dxa" w:w="1597"/>
             <w:vAlign w:val="center"/>
             <w:tcMar>
               <w:top w:w="72" w:type="dxa"/>
@@ -29548,7 +31021,7 @@
         </w:tc>
         <w:tc>
           <w:tcPr>
-            <w:tcW w:type="dxa" w:w="1916"/>
+            <w:tcW w:type="dxa" w:w="1597"/>
             <w:vAlign w:val="center"/>
             <w:tcMar>
               <w:top w:w="72" w:type="dxa"/>
@@ -29570,6 +31043,33 @@
                 <w:sz w:val="24"/>
               </w:rPr>
               <w:t>kg CO₂-eq/kg CH₄</w:t>
+            </w:r>
+          </w:p>
+        </w:tc>
+        <w:tc>
+          <w:tcPr>
+            <w:tcW w:type="dxa" w:w="1597"/>
+            <w:vAlign w:val="center"/>
+            <w:tcMar>
+              <w:top w:w="72" w:type="dxa"/>
+              <w:left w:w="72" w:type="dxa"/>
+              <w:bottom w:w="72" w:type="dxa"/>
+              <w:right w:w="72" w:type="dxa"/>
+            </w:tcMar>
+          </w:tcPr>
+          <w:p>
+            <w:pPr>
+              <w:spacing w:line="240" w:lineRule="auto" w:before="0" w:after="0"/>
+              <w:ind w:left="0" w:firstLine="0"/>
+              <w:jc w:val="center"/>
+            </w:pPr>
+            <w:r>
+              <w:rPr>
+                <w:rFonts w:ascii="Times New Roman" w:hAnsi="Times New Roman"/>
+                <w:b w:val="0"/>
+                <w:sz w:val="24"/>
+              </w:rPr>
+              <w:t>IPCC, potencial de calentamiento global</w:t>
             </w:r>
           </w:p>
         </w:tc>
@@ -29577,60 +31077,60 @@
       <w:tr>
         <w:tc>
           <w:tcPr>
-            <w:tcW w:type="dxa" w:w="1916"/>
-            <w:vAlign w:val="center"/>
-            <w:tcMar>
-              <w:top w:w="72" w:type="dxa"/>
-              <w:left w:w="72" w:type="dxa"/>
-              <w:bottom w:w="72" w:type="dxa"/>
-              <w:right w:w="72" w:type="dxa"/>
-            </w:tcMar>
-          </w:tcPr>
-          <w:p>
-            <w:pPr>
-              <w:spacing w:line="240" w:lineRule="auto" w:before="0" w:after="0"/>
-              <w:ind w:left="0" w:firstLine="0"/>
-              <w:jc w:val="center"/>
-            </w:pPr>
-            <w:r>
-              <w:rPr>
-                <w:rFonts w:ascii="Times New Roman" w:hAnsi="Times New Roman"/>
-                <w:b w:val="0"/>
-                <w:sz w:val="24"/>
-              </w:rPr>
-              <w:t>Factor metodológico pendiente de referencia</w:t>
-            </w:r>
-          </w:p>
-        </w:tc>
-        <w:tc>
-          <w:tcPr>
-            <w:tcW w:type="dxa" w:w="1916"/>
-            <w:vAlign w:val="center"/>
-            <w:tcMar>
-              <w:top w:w="72" w:type="dxa"/>
-              <w:left w:w="72" w:type="dxa"/>
-              <w:bottom w:w="72" w:type="dxa"/>
-              <w:right w:w="72" w:type="dxa"/>
-            </w:tcMar>
-          </w:tcPr>
-          <w:p>
-            <w:pPr>
-              <w:spacing w:line="240" w:lineRule="auto" w:before="0" w:after="0"/>
-              <w:ind w:left="0" w:firstLine="0"/>
-              <w:jc w:val="center"/>
-            </w:pPr>
-            <w:r>
-              <w:rPr>
-                <w:rFonts w:ascii="Times New Roman" w:hAnsi="Times New Roman"/>
-                <w:b w:val="0"/>
-                <w:sz w:val="24"/>
-              </w:rPr>
-            </w:r>
-          </w:p>
-        </w:tc>
-        <w:tc>
-          <w:tcPr>
-            <w:tcW w:type="dxa" w:w="1916"/>
+            <w:tcW w:type="dxa" w:w="1597"/>
+            <w:vAlign w:val="center"/>
+            <w:tcMar>
+              <w:top w:w="72" w:type="dxa"/>
+              <w:left w:w="72" w:type="dxa"/>
+              <w:bottom w:w="72" w:type="dxa"/>
+              <w:right w:w="72" w:type="dxa"/>
+            </w:tcMar>
+          </w:tcPr>
+          <w:p>
+            <w:pPr>
+              <w:spacing w:line="240" w:lineRule="auto" w:before="0" w:after="0"/>
+              <w:ind w:left="0" w:firstLine="0"/>
+              <w:jc w:val="center"/>
+            </w:pPr>
+            <w:r>
+              <w:rPr>
+                <w:rFonts w:ascii="Times New Roman" w:hAnsi="Times New Roman"/>
+                <w:b w:val="0"/>
+                <w:sz w:val="24"/>
+              </w:rPr>
+              <w:t>Parámetro complementario</w:t>
+            </w:r>
+          </w:p>
+        </w:tc>
+        <w:tc>
+          <w:tcPr>
+            <w:tcW w:type="dxa" w:w="1597"/>
+            <w:vAlign w:val="center"/>
+            <w:tcMar>
+              <w:top w:w="72" w:type="dxa"/>
+              <w:left w:w="72" w:type="dxa"/>
+              <w:bottom w:w="72" w:type="dxa"/>
+              <w:right w:w="72" w:type="dxa"/>
+            </w:tcMar>
+          </w:tcPr>
+          <w:p>
+            <w:pPr>
+              <w:spacing w:line="240" w:lineRule="auto" w:before="0" w:after="0"/>
+              <w:ind w:left="0" w:firstLine="0"/>
+              <w:jc w:val="center"/>
+            </w:pPr>
+            <w:r>
+              <w:rPr>
+                <w:rFonts w:ascii="Times New Roman" w:hAnsi="Times New Roman"/>
+                <w:b w:val="0"/>
+                <w:sz w:val="24"/>
+              </w:rPr>
+            </w:r>
+          </w:p>
+        </w:tc>
+        <w:tc>
+          <w:tcPr>
+            <w:tcW w:type="dxa" w:w="1597"/>
             <w:vAlign w:val="center"/>
             <w:tcMar>
               <w:top w:w="72" w:type="dxa"/>
@@ -29657,7 +31157,7 @@
         </w:tc>
         <w:tc>
           <w:tcPr>
-            <w:tcW w:type="dxa" w:w="1916"/>
+            <w:tcW w:type="dxa" w:w="1597"/>
             <w:vAlign w:val="center"/>
             <w:tcMar>
               <w:top w:w="72" w:type="dxa"/>
@@ -29684,7 +31184,7 @@
         </w:tc>
         <w:tc>
           <w:tcPr>
-            <w:tcW w:type="dxa" w:w="1916"/>
+            <w:tcW w:type="dxa" w:w="1597"/>
             <w:vAlign w:val="center"/>
             <w:tcMar>
               <w:top w:w="72" w:type="dxa"/>
@@ -29706,6 +31206,33 @@
                 <w:sz w:val="24"/>
               </w:rPr>
               <w:t>kg CO₂-eq/kg N₂O</w:t>
+            </w:r>
+          </w:p>
+        </w:tc>
+        <w:tc>
+          <w:tcPr>
+            <w:tcW w:type="dxa" w:w="1597"/>
+            <w:vAlign w:val="center"/>
+            <w:tcMar>
+              <w:top w:w="72" w:type="dxa"/>
+              <w:left w:w="72" w:type="dxa"/>
+              <w:bottom w:w="72" w:type="dxa"/>
+              <w:right w:w="72" w:type="dxa"/>
+            </w:tcMar>
+          </w:tcPr>
+          <w:p>
+            <w:pPr>
+              <w:spacing w:line="240" w:lineRule="auto" w:before="0" w:after="0"/>
+              <w:ind w:left="0" w:firstLine="0"/>
+              <w:jc w:val="center"/>
+            </w:pPr>
+            <w:r>
+              <w:rPr>
+                <w:rFonts w:ascii="Times New Roman" w:hAnsi="Times New Roman"/>
+                <w:b w:val="0"/>
+                <w:sz w:val="24"/>
+              </w:rPr>
+              <w:t>IPCC, potencial de calentamiento global</w:t>
             </w:r>
           </w:p>
         </w:tc>
@@ -29713,60 +31240,60 @@
       <w:tr>
         <w:tc>
           <w:tcPr>
-            <w:tcW w:type="dxa" w:w="1916"/>
-            <w:vAlign w:val="center"/>
-            <w:tcMar>
-              <w:top w:w="72" w:type="dxa"/>
-              <w:left w:w="72" w:type="dxa"/>
-              <w:bottom w:w="72" w:type="dxa"/>
-              <w:right w:w="72" w:type="dxa"/>
-            </w:tcMar>
-          </w:tcPr>
-          <w:p>
-            <w:pPr>
-              <w:spacing w:line="240" w:lineRule="auto" w:before="0" w:after="0"/>
-              <w:ind w:left="0" w:firstLine="0"/>
-              <w:jc w:val="center"/>
-            </w:pPr>
-            <w:r>
-              <w:rPr>
-                <w:rFonts w:ascii="Times New Roman" w:hAnsi="Times New Roman"/>
-                <w:b w:val="0"/>
-                <w:sz w:val="24"/>
-              </w:rPr>
-              <w:t>Factor metodológico pendiente de referencia</w:t>
-            </w:r>
-          </w:p>
-        </w:tc>
-        <w:tc>
-          <w:tcPr>
-            <w:tcW w:type="dxa" w:w="1916"/>
-            <w:vAlign w:val="center"/>
-            <w:tcMar>
-              <w:top w:w="72" w:type="dxa"/>
-              <w:left w:w="72" w:type="dxa"/>
-              <w:bottom w:w="72" w:type="dxa"/>
-              <w:right w:w="72" w:type="dxa"/>
-            </w:tcMar>
-          </w:tcPr>
-          <w:p>
-            <w:pPr>
-              <w:spacing w:line="240" w:lineRule="auto" w:before="0" w:after="0"/>
-              <w:ind w:left="0" w:firstLine="0"/>
-              <w:jc w:val="center"/>
-            </w:pPr>
-            <w:r>
-              <w:rPr>
-                <w:rFonts w:ascii="Times New Roman" w:hAnsi="Times New Roman"/>
-                <w:b w:val="0"/>
-                <w:sz w:val="24"/>
-              </w:rPr>
-            </w:r>
-          </w:p>
-        </w:tc>
-        <w:tc>
-          <w:tcPr>
-            <w:tcW w:type="dxa" w:w="1916"/>
+            <w:tcW w:type="dxa" w:w="1597"/>
+            <w:vAlign w:val="center"/>
+            <w:tcMar>
+              <w:top w:w="72" w:type="dxa"/>
+              <w:left w:w="72" w:type="dxa"/>
+              <w:bottom w:w="72" w:type="dxa"/>
+              <w:right w:w="72" w:type="dxa"/>
+            </w:tcMar>
+          </w:tcPr>
+          <w:p>
+            <w:pPr>
+              <w:spacing w:line="240" w:lineRule="auto" w:before="0" w:after="0"/>
+              <w:ind w:left="0" w:firstLine="0"/>
+              <w:jc w:val="center"/>
+            </w:pPr>
+            <w:r>
+              <w:rPr>
+                <w:rFonts w:ascii="Times New Roman" w:hAnsi="Times New Roman"/>
+                <w:b w:val="0"/>
+                <w:sz w:val="24"/>
+              </w:rPr>
+              <w:t>Parámetro complementario</w:t>
+            </w:r>
+          </w:p>
+        </w:tc>
+        <w:tc>
+          <w:tcPr>
+            <w:tcW w:type="dxa" w:w="1597"/>
+            <w:vAlign w:val="center"/>
+            <w:tcMar>
+              <w:top w:w="72" w:type="dxa"/>
+              <w:left w:w="72" w:type="dxa"/>
+              <w:bottom w:w="72" w:type="dxa"/>
+              <w:right w:w="72" w:type="dxa"/>
+            </w:tcMar>
+          </w:tcPr>
+          <w:p>
+            <w:pPr>
+              <w:spacing w:line="240" w:lineRule="auto" w:before="0" w:after="0"/>
+              <w:ind w:left="0" w:firstLine="0"/>
+              <w:jc w:val="center"/>
+            </w:pPr>
+            <w:r>
+              <w:rPr>
+                <w:rFonts w:ascii="Times New Roman" w:hAnsi="Times New Roman"/>
+                <w:b w:val="0"/>
+                <w:sz w:val="24"/>
+              </w:rPr>
+            </w:r>
+          </w:p>
+        </w:tc>
+        <w:tc>
+          <w:tcPr>
+            <w:tcW w:type="dxa" w:w="1597"/>
             <w:vAlign w:val="center"/>
             <w:tcMar>
               <w:top w:w="72" w:type="dxa"/>
@@ -29793,7 +31320,7 @@
         </w:tc>
         <w:tc>
           <w:tcPr>
-            <w:tcW w:type="dxa" w:w="1916"/>
+            <w:tcW w:type="dxa" w:w="1597"/>
             <w:vAlign w:val="center"/>
             <w:tcMar>
               <w:top w:w="72" w:type="dxa"/>
@@ -29820,7 +31347,7 @@
         </w:tc>
         <w:tc>
           <w:tcPr>
-            <w:tcW w:type="dxa" w:w="1916"/>
+            <w:tcW w:type="dxa" w:w="1597"/>
             <w:vAlign w:val="center"/>
             <w:tcMar>
               <w:top w:w="72" w:type="dxa"/>
@@ -29842,6 +31369,33 @@
                 <w:sz w:val="24"/>
               </w:rPr>
               <w:t>kg PO₄-eq/kg NH₃</w:t>
+            </w:r>
+          </w:p>
+        </w:tc>
+        <w:tc>
+          <w:tcPr>
+            <w:tcW w:type="dxa" w:w="1597"/>
+            <w:vAlign w:val="center"/>
+            <w:tcMar>
+              <w:top w:w="72" w:type="dxa"/>
+              <w:left w:w="72" w:type="dxa"/>
+              <w:bottom w:w="72" w:type="dxa"/>
+              <w:right w:w="72" w:type="dxa"/>
+            </w:tcMar>
+          </w:tcPr>
+          <w:p>
+            <w:pPr>
+              <w:spacing w:line="240" w:lineRule="auto" w:before="0" w:after="0"/>
+              <w:ind w:left="0" w:firstLine="0"/>
+              <w:jc w:val="center"/>
+            </w:pPr>
+            <w:r>
+              <w:rPr>
+                <w:rFonts w:ascii="Times New Roman" w:hAnsi="Times New Roman"/>
+                <w:b w:val="0"/>
+                <w:sz w:val="24"/>
+              </w:rPr>
+              <w:t>Requiere revisión bibliográfica del método EICV</w:t>
             </w:r>
           </w:p>
         </w:tc>
@@ -29849,60 +31403,60 @@
       <w:tr>
         <w:tc>
           <w:tcPr>
-            <w:tcW w:type="dxa" w:w="1916"/>
-            <w:vAlign w:val="center"/>
-            <w:tcMar>
-              <w:top w:w="72" w:type="dxa"/>
-              <w:left w:w="72" w:type="dxa"/>
-              <w:bottom w:w="72" w:type="dxa"/>
-              <w:right w:w="72" w:type="dxa"/>
-            </w:tcMar>
-          </w:tcPr>
-          <w:p>
-            <w:pPr>
-              <w:spacing w:line="240" w:lineRule="auto" w:before="0" w:after="0"/>
-              <w:ind w:left="0" w:firstLine="0"/>
-              <w:jc w:val="center"/>
-            </w:pPr>
-            <w:r>
-              <w:rPr>
-                <w:rFonts w:ascii="Times New Roman" w:hAnsi="Times New Roman"/>
-                <w:b w:val="0"/>
-                <w:sz w:val="24"/>
-              </w:rPr>
-              <w:t>Factor metodológico pendiente de referencia</w:t>
-            </w:r>
-          </w:p>
-        </w:tc>
-        <w:tc>
-          <w:tcPr>
-            <w:tcW w:type="dxa" w:w="1916"/>
-            <w:vAlign w:val="center"/>
-            <w:tcMar>
-              <w:top w:w="72" w:type="dxa"/>
-              <w:left w:w="72" w:type="dxa"/>
-              <w:bottom w:w="72" w:type="dxa"/>
-              <w:right w:w="72" w:type="dxa"/>
-            </w:tcMar>
-          </w:tcPr>
-          <w:p>
-            <w:pPr>
-              <w:spacing w:line="240" w:lineRule="auto" w:before="0" w:after="0"/>
-              <w:ind w:left="0" w:firstLine="0"/>
-              <w:jc w:val="center"/>
-            </w:pPr>
-            <w:r>
-              <w:rPr>
-                <w:rFonts w:ascii="Times New Roman" w:hAnsi="Times New Roman"/>
-                <w:b w:val="0"/>
-                <w:sz w:val="24"/>
-              </w:rPr>
-            </w:r>
-          </w:p>
-        </w:tc>
-        <w:tc>
-          <w:tcPr>
-            <w:tcW w:type="dxa" w:w="1916"/>
+            <w:tcW w:type="dxa" w:w="1597"/>
+            <w:vAlign w:val="center"/>
+            <w:tcMar>
+              <w:top w:w="72" w:type="dxa"/>
+              <w:left w:w="72" w:type="dxa"/>
+              <w:bottom w:w="72" w:type="dxa"/>
+              <w:right w:w="72" w:type="dxa"/>
+            </w:tcMar>
+          </w:tcPr>
+          <w:p>
+            <w:pPr>
+              <w:spacing w:line="240" w:lineRule="auto" w:before="0" w:after="0"/>
+              <w:ind w:left="0" w:firstLine="0"/>
+              <w:jc w:val="center"/>
+            </w:pPr>
+            <w:r>
+              <w:rPr>
+                <w:rFonts w:ascii="Times New Roman" w:hAnsi="Times New Roman"/>
+                <w:b w:val="0"/>
+                <w:sz w:val="24"/>
+              </w:rPr>
+              <w:t>Parámetro complementario</w:t>
+            </w:r>
+          </w:p>
+        </w:tc>
+        <w:tc>
+          <w:tcPr>
+            <w:tcW w:type="dxa" w:w="1597"/>
+            <w:vAlign w:val="center"/>
+            <w:tcMar>
+              <w:top w:w="72" w:type="dxa"/>
+              <w:left w:w="72" w:type="dxa"/>
+              <w:bottom w:w="72" w:type="dxa"/>
+              <w:right w:w="72" w:type="dxa"/>
+            </w:tcMar>
+          </w:tcPr>
+          <w:p>
+            <w:pPr>
+              <w:spacing w:line="240" w:lineRule="auto" w:before="0" w:after="0"/>
+              <w:ind w:left="0" w:firstLine="0"/>
+              <w:jc w:val="center"/>
+            </w:pPr>
+            <w:r>
+              <w:rPr>
+                <w:rFonts w:ascii="Times New Roman" w:hAnsi="Times New Roman"/>
+                <w:b w:val="0"/>
+                <w:sz w:val="24"/>
+              </w:rPr>
+            </w:r>
+          </w:p>
+        </w:tc>
+        <w:tc>
+          <w:tcPr>
+            <w:tcW w:type="dxa" w:w="1597"/>
             <w:vAlign w:val="center"/>
             <w:tcMar>
               <w:top w:w="72" w:type="dxa"/>
@@ -29929,7 +31483,7 @@
         </w:tc>
         <w:tc>
           <w:tcPr>
-            <w:tcW w:type="dxa" w:w="1916"/>
+            <w:tcW w:type="dxa" w:w="1597"/>
             <w:vAlign w:val="center"/>
             <w:tcMar>
               <w:top w:w="72" w:type="dxa"/>
@@ -29956,7 +31510,7 @@
         </w:tc>
         <w:tc>
           <w:tcPr>
-            <w:tcW w:type="dxa" w:w="1916"/>
+            <w:tcW w:type="dxa" w:w="1597"/>
             <w:vAlign w:val="center"/>
             <w:tcMar>
               <w:top w:w="72" w:type="dxa"/>
@@ -29978,6 +31532,33 @@
                 <w:sz w:val="24"/>
               </w:rPr>
               <w:t>kg PO₄-eq/kg NO₃⁻</w:t>
+            </w:r>
+          </w:p>
+        </w:tc>
+        <w:tc>
+          <w:tcPr>
+            <w:tcW w:type="dxa" w:w="1597"/>
+            <w:vAlign w:val="center"/>
+            <w:tcMar>
+              <w:top w:w="72" w:type="dxa"/>
+              <w:left w:w="72" w:type="dxa"/>
+              <w:bottom w:w="72" w:type="dxa"/>
+              <w:right w:w="72" w:type="dxa"/>
+            </w:tcMar>
+          </w:tcPr>
+          <w:p>
+            <w:pPr>
+              <w:spacing w:line="240" w:lineRule="auto" w:before="0" w:after="0"/>
+              <w:ind w:left="0" w:firstLine="0"/>
+              <w:jc w:val="center"/>
+            </w:pPr>
+            <w:r>
+              <w:rPr>
+                <w:rFonts w:ascii="Times New Roman" w:hAnsi="Times New Roman"/>
+                <w:b w:val="0"/>
+                <w:sz w:val="24"/>
+              </w:rPr>
+              <w:t>Requiere revisión bibliográfica del método EICV</w:t>
             </w:r>
           </w:p>
         </w:tc>
@@ -29985,60 +31566,60 @@
       <w:tr>
         <w:tc>
           <w:tcPr>
-            <w:tcW w:type="dxa" w:w="1916"/>
-            <w:vAlign w:val="center"/>
-            <w:tcMar>
-              <w:top w:w="72" w:type="dxa"/>
-              <w:left w:w="72" w:type="dxa"/>
-              <w:bottom w:w="72" w:type="dxa"/>
-              <w:right w:w="72" w:type="dxa"/>
-            </w:tcMar>
-          </w:tcPr>
-          <w:p>
-            <w:pPr>
-              <w:spacing w:line="240" w:lineRule="auto" w:before="0" w:after="0"/>
-              <w:ind w:left="0" w:firstLine="0"/>
-              <w:jc w:val="center"/>
-            </w:pPr>
-            <w:r>
-              <w:rPr>
-                <w:rFonts w:ascii="Times New Roman" w:hAnsi="Times New Roman"/>
-                <w:b w:val="0"/>
-                <w:sz w:val="24"/>
-              </w:rPr>
-              <w:t>Factor metodológico pendiente de referencia</w:t>
-            </w:r>
-          </w:p>
-        </w:tc>
-        <w:tc>
-          <w:tcPr>
-            <w:tcW w:type="dxa" w:w="1916"/>
-            <w:vAlign w:val="center"/>
-            <w:tcMar>
-              <w:top w:w="72" w:type="dxa"/>
-              <w:left w:w="72" w:type="dxa"/>
-              <w:bottom w:w="72" w:type="dxa"/>
-              <w:right w:w="72" w:type="dxa"/>
-            </w:tcMar>
-          </w:tcPr>
-          <w:p>
-            <w:pPr>
-              <w:spacing w:line="240" w:lineRule="auto" w:before="0" w:after="0"/>
-              <w:ind w:left="0" w:firstLine="0"/>
-              <w:jc w:val="center"/>
-            </w:pPr>
-            <w:r>
-              <w:rPr>
-                <w:rFonts w:ascii="Times New Roman" w:hAnsi="Times New Roman"/>
-                <w:b w:val="0"/>
-                <w:sz w:val="24"/>
-              </w:rPr>
-            </w:r>
-          </w:p>
-        </w:tc>
-        <w:tc>
-          <w:tcPr>
-            <w:tcW w:type="dxa" w:w="1916"/>
+            <w:tcW w:type="dxa" w:w="1597"/>
+            <w:vAlign w:val="center"/>
+            <w:tcMar>
+              <w:top w:w="72" w:type="dxa"/>
+              <w:left w:w="72" w:type="dxa"/>
+              <w:bottom w:w="72" w:type="dxa"/>
+              <w:right w:w="72" w:type="dxa"/>
+            </w:tcMar>
+          </w:tcPr>
+          <w:p>
+            <w:pPr>
+              <w:spacing w:line="240" w:lineRule="auto" w:before="0" w:after="0"/>
+              <w:ind w:left="0" w:firstLine="0"/>
+              <w:jc w:val="center"/>
+            </w:pPr>
+            <w:r>
+              <w:rPr>
+                <w:rFonts w:ascii="Times New Roman" w:hAnsi="Times New Roman"/>
+                <w:b w:val="0"/>
+                <w:sz w:val="24"/>
+              </w:rPr>
+              <w:t>Parámetro complementario</w:t>
+            </w:r>
+          </w:p>
+        </w:tc>
+        <w:tc>
+          <w:tcPr>
+            <w:tcW w:type="dxa" w:w="1597"/>
+            <w:vAlign w:val="center"/>
+            <w:tcMar>
+              <w:top w:w="72" w:type="dxa"/>
+              <w:left w:w="72" w:type="dxa"/>
+              <w:bottom w:w="72" w:type="dxa"/>
+              <w:right w:w="72" w:type="dxa"/>
+            </w:tcMar>
+          </w:tcPr>
+          <w:p>
+            <w:pPr>
+              <w:spacing w:line="240" w:lineRule="auto" w:before="0" w:after="0"/>
+              <w:ind w:left="0" w:firstLine="0"/>
+              <w:jc w:val="center"/>
+            </w:pPr>
+            <w:r>
+              <w:rPr>
+                <w:rFonts w:ascii="Times New Roman" w:hAnsi="Times New Roman"/>
+                <w:b w:val="0"/>
+                <w:sz w:val="24"/>
+              </w:rPr>
+            </w:r>
+          </w:p>
+        </w:tc>
+        <w:tc>
+          <w:tcPr>
+            <w:tcW w:type="dxa" w:w="1597"/>
             <w:vAlign w:val="center"/>
             <w:tcMar>
               <w:top w:w="72" w:type="dxa"/>
@@ -30065,7 +31646,7 @@
         </w:tc>
         <w:tc>
           <w:tcPr>
-            <w:tcW w:type="dxa" w:w="1916"/>
+            <w:tcW w:type="dxa" w:w="1597"/>
             <w:vAlign w:val="center"/>
             <w:tcMar>
               <w:top w:w="72" w:type="dxa"/>
@@ -30092,7 +31673,7 @@
         </w:tc>
         <w:tc>
           <w:tcPr>
-            <w:tcW w:type="dxa" w:w="1916"/>
+            <w:tcW w:type="dxa" w:w="1597"/>
             <w:vAlign w:val="center"/>
             <w:tcMar>
               <w:top w:w="72" w:type="dxa"/>
@@ -30114,6 +31695,33 @@
                 <w:sz w:val="24"/>
               </w:rPr>
               <w:t>kg CO₂/kg residuo seco</w:t>
+            </w:r>
+          </w:p>
+        </w:tc>
+        <w:tc>
+          <w:tcPr>
+            <w:tcW w:type="dxa" w:w="1597"/>
+            <w:vAlign w:val="center"/>
+            <w:tcMar>
+              <w:top w:w="72" w:type="dxa"/>
+              <w:left w:w="72" w:type="dxa"/>
+              <w:bottom w:w="72" w:type="dxa"/>
+              <w:right w:w="72" w:type="dxa"/>
+            </w:tcMar>
+          </w:tcPr>
+          <w:p>
+            <w:pPr>
+              <w:spacing w:line="240" w:lineRule="auto" w:before="0" w:after="0"/>
+              <w:ind w:left="0" w:firstLine="0"/>
+              <w:jc w:val="center"/>
+            </w:pPr>
+            <w:r>
+              <w:rPr>
+                <w:rFonts w:ascii="Times New Roman" w:hAnsi="Times New Roman"/>
+                <w:b w:val="0"/>
+                <w:sz w:val="24"/>
+              </w:rPr>
+              <w:t>Jjagwe et al. (2019)</w:t>
             </w:r>
           </w:p>
         </w:tc>
@@ -30121,60 +31729,60 @@
       <w:tr>
         <w:tc>
           <w:tcPr>
-            <w:tcW w:type="dxa" w:w="1916"/>
-            <w:vAlign w:val="center"/>
-            <w:tcMar>
-              <w:top w:w="72" w:type="dxa"/>
-              <w:left w:w="72" w:type="dxa"/>
-              <w:bottom w:w="72" w:type="dxa"/>
-              <w:right w:w="72" w:type="dxa"/>
-            </w:tcMar>
-          </w:tcPr>
-          <w:p>
-            <w:pPr>
-              <w:spacing w:line="240" w:lineRule="auto" w:before="0" w:after="0"/>
-              <w:ind w:left="0" w:firstLine="0"/>
-              <w:jc w:val="center"/>
-            </w:pPr>
-            <w:r>
-              <w:rPr>
-                <w:rFonts w:ascii="Times New Roman" w:hAnsi="Times New Roman"/>
-                <w:b w:val="0"/>
-                <w:sz w:val="24"/>
-              </w:rPr>
-              <w:t>Factor metodológico pendiente de referencia</w:t>
-            </w:r>
-          </w:p>
-        </w:tc>
-        <w:tc>
-          <w:tcPr>
-            <w:tcW w:type="dxa" w:w="1916"/>
-            <w:vAlign w:val="center"/>
-            <w:tcMar>
-              <w:top w:w="72" w:type="dxa"/>
-              <w:left w:w="72" w:type="dxa"/>
-              <w:bottom w:w="72" w:type="dxa"/>
-              <w:right w:w="72" w:type="dxa"/>
-            </w:tcMar>
-          </w:tcPr>
-          <w:p>
-            <w:pPr>
-              <w:spacing w:line="240" w:lineRule="auto" w:before="0" w:after="0"/>
-              <w:ind w:left="0" w:firstLine="0"/>
-              <w:jc w:val="center"/>
-            </w:pPr>
-            <w:r>
-              <w:rPr>
-                <w:rFonts w:ascii="Times New Roman" w:hAnsi="Times New Roman"/>
-                <w:b w:val="0"/>
-                <w:sz w:val="24"/>
-              </w:rPr>
-            </w:r>
-          </w:p>
-        </w:tc>
-        <w:tc>
-          <w:tcPr>
-            <w:tcW w:type="dxa" w:w="1916"/>
+            <w:tcW w:type="dxa" w:w="1597"/>
+            <w:vAlign w:val="center"/>
+            <w:tcMar>
+              <w:top w:w="72" w:type="dxa"/>
+              <w:left w:w="72" w:type="dxa"/>
+              <w:bottom w:w="72" w:type="dxa"/>
+              <w:right w:w="72" w:type="dxa"/>
+            </w:tcMar>
+          </w:tcPr>
+          <w:p>
+            <w:pPr>
+              <w:spacing w:line="240" w:lineRule="auto" w:before="0" w:after="0"/>
+              <w:ind w:left="0" w:firstLine="0"/>
+              <w:jc w:val="center"/>
+            </w:pPr>
+            <w:r>
+              <w:rPr>
+                <w:rFonts w:ascii="Times New Roman" w:hAnsi="Times New Roman"/>
+                <w:b w:val="0"/>
+                <w:sz w:val="24"/>
+              </w:rPr>
+              <w:t>Parámetro complementario</w:t>
+            </w:r>
+          </w:p>
+        </w:tc>
+        <w:tc>
+          <w:tcPr>
+            <w:tcW w:type="dxa" w:w="1597"/>
+            <w:vAlign w:val="center"/>
+            <w:tcMar>
+              <w:top w:w="72" w:type="dxa"/>
+              <w:left w:w="72" w:type="dxa"/>
+              <w:bottom w:w="72" w:type="dxa"/>
+              <w:right w:w="72" w:type="dxa"/>
+            </w:tcMar>
+          </w:tcPr>
+          <w:p>
+            <w:pPr>
+              <w:spacing w:line="240" w:lineRule="auto" w:before="0" w:after="0"/>
+              <w:ind w:left="0" w:firstLine="0"/>
+              <w:jc w:val="center"/>
+            </w:pPr>
+            <w:r>
+              <w:rPr>
+                <w:rFonts w:ascii="Times New Roman" w:hAnsi="Times New Roman"/>
+                <w:b w:val="0"/>
+                <w:sz w:val="24"/>
+              </w:rPr>
+            </w:r>
+          </w:p>
+        </w:tc>
+        <w:tc>
+          <w:tcPr>
+            <w:tcW w:type="dxa" w:w="1597"/>
             <w:vAlign w:val="center"/>
             <w:tcMar>
               <w:top w:w="72" w:type="dxa"/>
@@ -30201,7 +31809,7 @@
         </w:tc>
         <w:tc>
           <w:tcPr>
-            <w:tcW w:type="dxa" w:w="1916"/>
+            <w:tcW w:type="dxa" w:w="1597"/>
             <w:vAlign w:val="center"/>
             <w:tcMar>
               <w:top w:w="72" w:type="dxa"/>
@@ -30228,7 +31836,7 @@
         </w:tc>
         <w:tc>
           <w:tcPr>
-            <w:tcW w:type="dxa" w:w="1916"/>
+            <w:tcW w:type="dxa" w:w="1597"/>
             <w:vAlign w:val="center"/>
             <w:tcMar>
               <w:top w:w="72" w:type="dxa"/>
@@ -30250,6 +31858,33 @@
                 <w:sz w:val="24"/>
               </w:rPr>
               <w:t>kg CH₄/kg residuo seco</w:t>
+            </w:r>
+          </w:p>
+        </w:tc>
+        <w:tc>
+          <w:tcPr>
+            <w:tcW w:type="dxa" w:w="1597"/>
+            <w:vAlign w:val="center"/>
+            <w:tcMar>
+              <w:top w:w="72" w:type="dxa"/>
+              <w:left w:w="72" w:type="dxa"/>
+              <w:bottom w:w="72" w:type="dxa"/>
+              <w:right w:w="72" w:type="dxa"/>
+            </w:tcMar>
+          </w:tcPr>
+          <w:p>
+            <w:pPr>
+              <w:spacing w:line="240" w:lineRule="auto" w:before="0" w:after="0"/>
+              <w:ind w:left="0" w:firstLine="0"/>
+              <w:jc w:val="center"/>
+            </w:pPr>
+            <w:r>
+              <w:rPr>
+                <w:rFonts w:ascii="Times New Roman" w:hAnsi="Times New Roman"/>
+                <w:b w:val="0"/>
+                <w:sz w:val="24"/>
+              </w:rPr>
+              <w:t>Jjagwe et al. (2019)</w:t>
             </w:r>
           </w:p>
         </w:tc>
@@ -30257,60 +31892,60 @@
       <w:tr>
         <w:tc>
           <w:tcPr>
-            <w:tcW w:type="dxa" w:w="1916"/>
-            <w:vAlign w:val="center"/>
-            <w:tcMar>
-              <w:top w:w="72" w:type="dxa"/>
-              <w:left w:w="72" w:type="dxa"/>
-              <w:bottom w:w="72" w:type="dxa"/>
-              <w:right w:w="72" w:type="dxa"/>
-            </w:tcMar>
-          </w:tcPr>
-          <w:p>
-            <w:pPr>
-              <w:spacing w:line="240" w:lineRule="auto" w:before="0" w:after="0"/>
-              <w:ind w:left="0" w:firstLine="0"/>
-              <w:jc w:val="center"/>
-            </w:pPr>
-            <w:r>
-              <w:rPr>
-                <w:rFonts w:ascii="Times New Roman" w:hAnsi="Times New Roman"/>
-                <w:b w:val="0"/>
-                <w:sz w:val="24"/>
-              </w:rPr>
-              <w:t>Factor metodológico pendiente de referencia</w:t>
-            </w:r>
-          </w:p>
-        </w:tc>
-        <w:tc>
-          <w:tcPr>
-            <w:tcW w:type="dxa" w:w="1916"/>
-            <w:vAlign w:val="center"/>
-            <w:tcMar>
-              <w:top w:w="72" w:type="dxa"/>
-              <w:left w:w="72" w:type="dxa"/>
-              <w:bottom w:w="72" w:type="dxa"/>
-              <w:right w:w="72" w:type="dxa"/>
-            </w:tcMar>
-          </w:tcPr>
-          <w:p>
-            <w:pPr>
-              <w:spacing w:line="240" w:lineRule="auto" w:before="0" w:after="0"/>
-              <w:ind w:left="0" w:firstLine="0"/>
-              <w:jc w:val="center"/>
-            </w:pPr>
-            <w:r>
-              <w:rPr>
-                <w:rFonts w:ascii="Times New Roman" w:hAnsi="Times New Roman"/>
-                <w:b w:val="0"/>
-                <w:sz w:val="24"/>
-              </w:rPr>
-            </w:r>
-          </w:p>
-        </w:tc>
-        <w:tc>
-          <w:tcPr>
-            <w:tcW w:type="dxa" w:w="1916"/>
+            <w:tcW w:type="dxa" w:w="1597"/>
+            <w:vAlign w:val="center"/>
+            <w:tcMar>
+              <w:top w:w="72" w:type="dxa"/>
+              <w:left w:w="72" w:type="dxa"/>
+              <w:bottom w:w="72" w:type="dxa"/>
+              <w:right w:w="72" w:type="dxa"/>
+            </w:tcMar>
+          </w:tcPr>
+          <w:p>
+            <w:pPr>
+              <w:spacing w:line="240" w:lineRule="auto" w:before="0" w:after="0"/>
+              <w:ind w:left="0" w:firstLine="0"/>
+              <w:jc w:val="center"/>
+            </w:pPr>
+            <w:r>
+              <w:rPr>
+                <w:rFonts w:ascii="Times New Roman" w:hAnsi="Times New Roman"/>
+                <w:b w:val="0"/>
+                <w:sz w:val="24"/>
+              </w:rPr>
+              <w:t>Parámetro complementario</w:t>
+            </w:r>
+          </w:p>
+        </w:tc>
+        <w:tc>
+          <w:tcPr>
+            <w:tcW w:type="dxa" w:w="1597"/>
+            <w:vAlign w:val="center"/>
+            <w:tcMar>
+              <w:top w:w="72" w:type="dxa"/>
+              <w:left w:w="72" w:type="dxa"/>
+              <w:bottom w:w="72" w:type="dxa"/>
+              <w:right w:w="72" w:type="dxa"/>
+            </w:tcMar>
+          </w:tcPr>
+          <w:p>
+            <w:pPr>
+              <w:spacing w:line="240" w:lineRule="auto" w:before="0" w:after="0"/>
+              <w:ind w:left="0" w:firstLine="0"/>
+              <w:jc w:val="center"/>
+            </w:pPr>
+            <w:r>
+              <w:rPr>
+                <w:rFonts w:ascii="Times New Roman" w:hAnsi="Times New Roman"/>
+                <w:b w:val="0"/>
+                <w:sz w:val="24"/>
+              </w:rPr>
+            </w:r>
+          </w:p>
+        </w:tc>
+        <w:tc>
+          <w:tcPr>
+            <w:tcW w:type="dxa" w:w="1597"/>
             <w:vAlign w:val="center"/>
             <w:tcMar>
               <w:top w:w="72" w:type="dxa"/>
@@ -30337,7 +31972,7 @@
         </w:tc>
         <w:tc>
           <w:tcPr>
-            <w:tcW w:type="dxa" w:w="1916"/>
+            <w:tcW w:type="dxa" w:w="1597"/>
             <w:vAlign w:val="center"/>
             <w:tcMar>
               <w:top w:w="72" w:type="dxa"/>
@@ -30364,7 +31999,7 @@
         </w:tc>
         <w:tc>
           <w:tcPr>
-            <w:tcW w:type="dxa" w:w="1916"/>
+            <w:tcW w:type="dxa" w:w="1597"/>
             <w:vAlign w:val="center"/>
             <w:tcMar>
               <w:top w:w="72" w:type="dxa"/>
@@ -30386,6 +32021,33 @@
                 <w:sz w:val="24"/>
               </w:rPr>
               <w:t>kg N₂O/kg residuo seco</w:t>
+            </w:r>
+          </w:p>
+        </w:tc>
+        <w:tc>
+          <w:tcPr>
+            <w:tcW w:type="dxa" w:w="1597"/>
+            <w:vAlign w:val="center"/>
+            <w:tcMar>
+              <w:top w:w="72" w:type="dxa"/>
+              <w:left w:w="72" w:type="dxa"/>
+              <w:bottom w:w="72" w:type="dxa"/>
+              <w:right w:w="72" w:type="dxa"/>
+            </w:tcMar>
+          </w:tcPr>
+          <w:p>
+            <w:pPr>
+              <w:spacing w:line="240" w:lineRule="auto" w:before="0" w:after="0"/>
+              <w:ind w:left="0" w:firstLine="0"/>
+              <w:jc w:val="center"/>
+            </w:pPr>
+            <w:r>
+              <w:rPr>
+                <w:rFonts w:ascii="Times New Roman" w:hAnsi="Times New Roman"/>
+                <w:b w:val="0"/>
+                <w:sz w:val="24"/>
+              </w:rPr>
+              <w:t>Jjagwe et al. (2019)</w:t>
             </w:r>
           </w:p>
         </w:tc>
